--- a/Analisi dei requisiti/Analisi dei requisiti.docx
+++ b/Analisi dei requisiti/Analisi dei requisiti.docx
@@ -698,9 +698,363 @@
         </w:rPr>
       </w:pPr>
     </w:p>
-    <w:p>
-      <w:pPr>
-        <w:spacing w:line="276" w:lineRule="auto"/>
+    <w:tbl>
+      <w:tblPr>
+        <w:tblStyle w:val="Tabellasemplice4"/>
+        <w:tblpPr w:leftFromText="141" w:rightFromText="141" w:horzAnchor="margin" w:tblpY="672"/>
+        <w:tblW w:w="9126" w:type="dxa"/>
+        <w:tblLook w:val="0420" w:firstRow="1" w:lastRow="0" w:firstColumn="0" w:lastColumn="0" w:noHBand="0" w:noVBand="1"/>
+      </w:tblPr>
+      <w:tblGrid>
+        <w:gridCol w:w="4563"/>
+        <w:gridCol w:w="4563"/>
+      </w:tblGrid>
+      <w:tr>
+        <w:trPr>
+          <w:cnfStyle w:val="100000000000" w:firstRow="1" w:lastRow="0" w:firstColumn="0" w:lastColumn="0" w:oddVBand="0" w:evenVBand="0" w:oddHBand="0" w:evenHBand="0" w:firstRowFirstColumn="0" w:firstRowLastColumn="0" w:lastRowFirstColumn="0" w:lastRowLastColumn="0"/>
+          <w:trHeight w:val="470"/>
+        </w:trPr>
+        <w:tc>
+          <w:tcPr>
+            <w:tcW w:w="4563" w:type="dxa"/>
+            <w:tcBorders>
+              <w:left w:val="single" w:sz="4" w:space="0" w:color="AD9D95"/>
+            </w:tcBorders>
+            <w:shd w:val="clear" w:color="auto" w:fill="AD9D95"/>
+            <w:vAlign w:val="center"/>
+          </w:tcPr>
+          <w:p>
+            <w:pPr>
+              <w:jc w:val="center"/>
+              <w:rPr>
+                <w:color w:val="FFFFFF" w:themeColor="background1"/>
+                <w:lang w:val="it-IT"/>
+              </w:rPr>
+            </w:pPr>
+            <w:r>
+              <w:rPr>
+                <w:i/>
+                <w:iCs/>
+              </w:rPr>
+              <w:lastRenderedPageBreak/>
+              <w:t>Versione</w:t>
+            </w:r>
+          </w:p>
+        </w:tc>
+        <w:tc>
+          <w:tcPr>
+            <w:tcW w:w="4563" w:type="dxa"/>
+            <w:shd w:val="clear" w:color="auto" w:fill="AD9D95"/>
+            <w:vAlign w:val="center"/>
+          </w:tcPr>
+          <w:p>
+            <w:pPr>
+              <w:jc w:val="center"/>
+              <w:rPr>
+                <w:color w:val="FFFFFF" w:themeColor="background1"/>
+                <w:lang w:val="it-IT"/>
+              </w:rPr>
+            </w:pPr>
+            <w:r>
+              <w:rPr>
+                <w:i/>
+                <w:iCs/>
+              </w:rPr>
+              <w:t>Dettaglio</w:t>
+            </w:r>
+          </w:p>
+        </w:tc>
+      </w:tr>
+      <w:tr>
+        <w:trPr>
+          <w:cnfStyle w:val="000000100000" w:firstRow="0" w:lastRow="0" w:firstColumn="0" w:lastColumn="0" w:oddVBand="0" w:evenVBand="0" w:oddHBand="1" w:evenHBand="0" w:firstRowFirstColumn="0" w:firstRowLastColumn="0" w:lastRowFirstColumn="0" w:lastRowLastColumn="0"/>
+          <w:trHeight w:val="470"/>
+        </w:trPr>
+        <w:tc>
+          <w:tcPr>
+            <w:tcW w:w="4563" w:type="dxa"/>
+            <w:tcBorders>
+              <w:left w:val="single" w:sz="4" w:space="0" w:color="AD9D95"/>
+              <w:right w:val="single" w:sz="4" w:space="0" w:color="AD9D95"/>
+            </w:tcBorders>
+            <w:vAlign w:val="center"/>
+          </w:tcPr>
+          <w:p>
+            <w:pPr>
+              <w:jc w:val="center"/>
+              <w:rPr>
+                <w:lang w:val="it-IT"/>
+              </w:rPr>
+            </w:pPr>
+            <w:r>
+              <w:rPr>
+                <w:lang w:val="it-IT"/>
+              </w:rPr>
+              <w:t>1.0.1</w:t>
+            </w:r>
+          </w:p>
+        </w:tc>
+        <w:tc>
+          <w:tcPr>
+            <w:tcW w:w="4563" w:type="dxa"/>
+            <w:tcBorders>
+              <w:left w:val="single" w:sz="4" w:space="0" w:color="AD9D95"/>
+              <w:right w:val="single" w:sz="4" w:space="0" w:color="AD9D95"/>
+            </w:tcBorders>
+            <w:vAlign w:val="center"/>
+          </w:tcPr>
+          <w:p>
+            <w:pPr>
+              <w:jc w:val="center"/>
+              <w:rPr>
+                <w:lang w:val="it-IT"/>
+              </w:rPr>
+            </w:pPr>
+            <w:r>
+              <w:rPr>
+                <w:lang w:val="it-IT"/>
+              </w:rPr>
+              <w:t>Prima analisi; scrittura da UC1 ad UC4 e relativi sottocasi e descrizione dei tipi di attori</w:t>
+            </w:r>
+          </w:p>
+        </w:tc>
+      </w:tr>
+      <w:tr>
+        <w:trPr>
+          <w:trHeight w:val="470"/>
+        </w:trPr>
+        <w:tc>
+          <w:tcPr>
+            <w:tcW w:w="4563" w:type="dxa"/>
+            <w:tcBorders>
+              <w:left w:val="single" w:sz="4" w:space="0" w:color="AD9D95"/>
+              <w:right w:val="single" w:sz="4" w:space="0" w:color="AD9D95"/>
+            </w:tcBorders>
+            <w:vAlign w:val="center"/>
+          </w:tcPr>
+          <w:p>
+            <w:pPr>
+              <w:jc w:val="center"/>
+              <w:rPr>
+                <w:lang w:val="it-IT"/>
+              </w:rPr>
+            </w:pPr>
+            <w:r>
+              <w:rPr>
+                <w:lang w:val="it-IT"/>
+              </w:rPr>
+              <w:t>1.0.1</w:t>
+            </w:r>
+          </w:p>
+        </w:tc>
+        <w:tc>
+          <w:tcPr>
+            <w:tcW w:w="4563" w:type="dxa"/>
+            <w:tcBorders>
+              <w:left w:val="single" w:sz="4" w:space="0" w:color="AD9D95"/>
+              <w:right w:val="single" w:sz="4" w:space="0" w:color="AD9D95"/>
+            </w:tcBorders>
+            <w:vAlign w:val="center"/>
+          </w:tcPr>
+          <w:p>
+            <w:pPr>
+              <w:jc w:val="center"/>
+              <w:rPr>
+                <w:lang w:val="it-IT"/>
+              </w:rPr>
+            </w:pPr>
+            <w:r>
+              <w:rPr>
+                <w:lang w:val="it-IT"/>
+              </w:rPr>
+              <w:t>Verifica ed approvazione</w:t>
+            </w:r>
+          </w:p>
+        </w:tc>
+      </w:tr>
+      <w:tr>
+        <w:trPr>
+          <w:cnfStyle w:val="000000100000" w:firstRow="0" w:lastRow="0" w:firstColumn="0" w:lastColumn="0" w:oddVBand="0" w:evenVBand="0" w:oddHBand="1" w:evenHBand="0" w:firstRowFirstColumn="0" w:firstRowLastColumn="0" w:lastRowFirstColumn="0" w:lastRowLastColumn="0"/>
+          <w:trHeight w:val="470"/>
+        </w:trPr>
+        <w:tc>
+          <w:tcPr>
+            <w:tcW w:w="4563" w:type="dxa"/>
+            <w:tcBorders>
+              <w:left w:val="single" w:sz="4" w:space="0" w:color="AD9D95"/>
+              <w:right w:val="single" w:sz="4" w:space="0" w:color="AD9D95"/>
+            </w:tcBorders>
+            <w:vAlign w:val="center"/>
+          </w:tcPr>
+          <w:p>
+            <w:pPr>
+              <w:jc w:val="center"/>
+              <w:rPr>
+                <w:lang w:val="it-IT"/>
+              </w:rPr>
+            </w:pPr>
+            <w:r>
+              <w:rPr>
+                <w:lang w:val="it-IT"/>
+              </w:rPr>
+              <w:t>1.0.5</w:t>
+            </w:r>
+          </w:p>
+        </w:tc>
+        <w:tc>
+          <w:tcPr>
+            <w:tcW w:w="4563" w:type="dxa"/>
+            <w:tcBorders>
+              <w:left w:val="single" w:sz="4" w:space="0" w:color="AD9D95"/>
+              <w:right w:val="single" w:sz="4" w:space="0" w:color="AD9D95"/>
+            </w:tcBorders>
+            <w:vAlign w:val="center"/>
+          </w:tcPr>
+          <w:p>
+            <w:pPr>
+              <w:jc w:val="center"/>
+              <w:rPr>
+                <w:lang w:val="it-IT"/>
+              </w:rPr>
+            </w:pPr>
+            <w:r>
+              <w:rPr>
+                <w:lang w:val="it-IT"/>
+              </w:rPr>
+              <w:t>Descrizione e analisi UC5-UC6</w:t>
+            </w:r>
+          </w:p>
+        </w:tc>
+      </w:tr>
+      <w:tr>
+        <w:trPr>
+          <w:trHeight w:val="470"/>
+        </w:trPr>
+        <w:tc>
+          <w:tcPr>
+            <w:tcW w:w="4563" w:type="dxa"/>
+            <w:tcBorders>
+              <w:left w:val="single" w:sz="4" w:space="0" w:color="AD9D95"/>
+              <w:right w:val="single" w:sz="4" w:space="0" w:color="AD9D95"/>
+            </w:tcBorders>
+            <w:vAlign w:val="center"/>
+          </w:tcPr>
+          <w:p>
+            <w:pPr>
+              <w:jc w:val="center"/>
+              <w:rPr>
+                <w:lang w:val="it-IT"/>
+              </w:rPr>
+            </w:pPr>
+          </w:p>
+        </w:tc>
+        <w:tc>
+          <w:tcPr>
+            <w:tcW w:w="4563" w:type="dxa"/>
+            <w:tcBorders>
+              <w:left w:val="single" w:sz="4" w:space="0" w:color="AD9D95"/>
+              <w:right w:val="single" w:sz="4" w:space="0" w:color="AD9D95"/>
+            </w:tcBorders>
+            <w:vAlign w:val="center"/>
+          </w:tcPr>
+          <w:p>
+            <w:pPr>
+              <w:jc w:val="center"/>
+              <w:rPr>
+                <w:lang w:val="it-IT"/>
+              </w:rPr>
+            </w:pPr>
+          </w:p>
+        </w:tc>
+      </w:tr>
+      <w:tr>
+        <w:trPr>
+          <w:cnfStyle w:val="000000100000" w:firstRow="0" w:lastRow="0" w:firstColumn="0" w:lastColumn="0" w:oddVBand="0" w:evenVBand="0" w:oddHBand="1" w:evenHBand="0" w:firstRowFirstColumn="0" w:firstRowLastColumn="0" w:lastRowFirstColumn="0" w:lastRowLastColumn="0"/>
+          <w:trHeight w:val="470"/>
+        </w:trPr>
+        <w:tc>
+          <w:tcPr>
+            <w:tcW w:w="4563" w:type="dxa"/>
+            <w:tcBorders>
+              <w:left w:val="single" w:sz="4" w:space="0" w:color="AD9D95"/>
+              <w:right w:val="single" w:sz="4" w:space="0" w:color="AD9D95"/>
+            </w:tcBorders>
+            <w:vAlign w:val="center"/>
+          </w:tcPr>
+          <w:p>
+            <w:pPr>
+              <w:jc w:val="center"/>
+              <w:rPr>
+                <w:lang w:val="it-IT"/>
+              </w:rPr>
+            </w:pPr>
+          </w:p>
+        </w:tc>
+        <w:tc>
+          <w:tcPr>
+            <w:tcW w:w="4563" w:type="dxa"/>
+            <w:tcBorders>
+              <w:left w:val="single" w:sz="4" w:space="0" w:color="AD9D95"/>
+              <w:right w:val="single" w:sz="4" w:space="0" w:color="AD9D95"/>
+            </w:tcBorders>
+            <w:vAlign w:val="center"/>
+          </w:tcPr>
+          <w:p>
+            <w:pPr>
+              <w:jc w:val="center"/>
+              <w:rPr>
+                <w:lang w:val="it-IT"/>
+              </w:rPr>
+            </w:pPr>
+          </w:p>
+        </w:tc>
+      </w:tr>
+      <w:tr>
+        <w:trPr>
+          <w:trHeight w:val="470"/>
+        </w:trPr>
+        <w:tc>
+          <w:tcPr>
+            <w:tcW w:w="4563" w:type="dxa"/>
+            <w:tcBorders>
+              <w:left w:val="single" w:sz="4" w:space="0" w:color="AD9D95"/>
+              <w:bottom w:val="single" w:sz="4" w:space="0" w:color="AD9D95"/>
+              <w:right w:val="single" w:sz="4" w:space="0" w:color="AD9D95"/>
+            </w:tcBorders>
+            <w:vAlign w:val="center"/>
+          </w:tcPr>
+          <w:p>
+            <w:pPr>
+              <w:jc w:val="center"/>
+              <w:rPr>
+                <w:lang w:val="it-IT"/>
+              </w:rPr>
+            </w:pPr>
+          </w:p>
+        </w:tc>
+        <w:tc>
+          <w:tcPr>
+            <w:tcW w:w="4563" w:type="dxa"/>
+            <w:tcBorders>
+              <w:left w:val="single" w:sz="4" w:space="0" w:color="AD9D95"/>
+              <w:bottom w:val="single" w:sz="4" w:space="0" w:color="AD9D95"/>
+              <w:right w:val="single" w:sz="4" w:space="0" w:color="AD9D95"/>
+            </w:tcBorders>
+            <w:vAlign w:val="center"/>
+          </w:tcPr>
+          <w:p>
+            <w:pPr>
+              <w:jc w:val="center"/>
+              <w:rPr>
+                <w:lang w:val="it-IT"/>
+              </w:rPr>
+            </w:pPr>
+          </w:p>
+        </w:tc>
+      </w:tr>
+    </w:tbl>
+    <w:p>
+      <w:pPr>
         <w:rPr>
           <w:sz w:val="32"/>
           <w:szCs w:val="32"/>
@@ -713,6 +1067,40 @@
           <w:szCs w:val="32"/>
           <w:lang w:val="it-IT"/>
         </w:rPr>
+        <w:t>Registro dei Cambiamenti</w:t>
+      </w:r>
+      <w:r>
+        <w:rPr>
+          <w:sz w:val="32"/>
+          <w:szCs w:val="32"/>
+          <w:lang w:val="it-IT"/>
+        </w:rPr>
+        <w:t xml:space="preserve"> - Changelog</w:t>
+      </w:r>
+      <w:r>
+        <w:rPr>
+          <w:sz w:val="32"/>
+          <w:szCs w:val="32"/>
+          <w:lang w:val="it-IT"/>
+        </w:rPr>
+        <w:br w:type="page"/>
+      </w:r>
+    </w:p>
+    <w:p>
+      <w:pPr>
+        <w:spacing w:line="276" w:lineRule="auto"/>
+        <w:rPr>
+          <w:sz w:val="32"/>
+          <w:szCs w:val="32"/>
+          <w:lang w:val="it-IT"/>
+        </w:rPr>
+      </w:pPr>
+      <w:r>
+        <w:rPr>
+          <w:sz w:val="32"/>
+          <w:szCs w:val="32"/>
+          <w:lang w:val="it-IT"/>
+        </w:rPr>
         <w:lastRenderedPageBreak/>
         <w:t xml:space="preserve">1 </w:t>
       </w:r>
@@ -778,7 +1166,15 @@
       </w:r>
     </w:p>
     <w:p>
-      <w:r>
+      <w:pPr>
+        <w:rPr>
+          <w:lang w:val="it-IT"/>
+        </w:rPr>
+      </w:pPr>
+      <w:r>
+        <w:rPr>
+          <w:lang w:val="it-IT"/>
+        </w:rPr>
         <w:t>Tecnologie:</w:t>
       </w:r>
     </w:p>
@@ -1109,7 +1505,6 @@
         <w:t>Admin User</w:t>
       </w:r>
     </w:p>
-    <w:p/>
     <w:p>
       <w:pPr>
         <w:rPr>
@@ -1335,7 +1730,6 @@
         <w:rPr>
           <w:lang w:val="it-IT"/>
         </w:rPr>
-        <w:lastRenderedPageBreak/>
         <w:t>Se è stata selezionata una lingua diversa da quella di default, viene visualizzata quella selezionata</w:t>
       </w:r>
     </w:p>
@@ -1356,31 +1750,587 @@
         <w:rPr>
           <w:lang w:val="it-IT"/>
         </w:rPr>
-        <w:t>Se la lingua è presente, viene correttamente visualizzata</w:t>
-      </w:r>
-      <w:r>
+        <w:t>Se la lingua è presente, viene</w:t>
+      </w:r>
+      <w:r>
+        <w:rPr>
+          <w:lang w:val="it-IT"/>
+        </w:rPr>
+        <w:t xml:space="preserve"> c</w:t>
+      </w:r>
+      <w:r>
+        <w:rPr>
+          <w:lang w:val="it-IT"/>
+        </w:rPr>
+        <w:t>orrettamente visualizzata</w:t>
+      </w:r>
+    </w:p>
+    <w:p>
+      <w:pPr>
         <w:rPr>
           <w:sz w:val="24"/>
           <w:szCs w:val="24"/>
           <w:lang w:val="it-IT"/>
         </w:rPr>
-        <w:br w:type="page"/>
-      </w:r>
-    </w:p>
-    <w:p>
-      <w:pPr>
+      </w:pPr>
+      <w:r>
         <w:rPr>
           <w:sz w:val="24"/>
           <w:szCs w:val="24"/>
           <w:lang w:val="it-IT"/>
         </w:rPr>
-      </w:pPr>
+        <w:lastRenderedPageBreak/>
+        <w:t>UC</w:t>
+      </w:r>
       <w:r>
         <w:rPr>
           <w:sz w:val="24"/>
           <w:szCs w:val="24"/>
           <w:lang w:val="it-IT"/>
         </w:rPr>
+        <w:t>2</w:t>
+      </w:r>
+      <w:r>
+        <w:rPr>
+          <w:sz w:val="24"/>
+          <w:szCs w:val="24"/>
+          <w:lang w:val="it-IT"/>
+        </w:rPr>
+        <w:t xml:space="preserve"> – </w:t>
+      </w:r>
+      <w:r>
+        <w:rPr>
+          <w:sz w:val="24"/>
+          <w:szCs w:val="24"/>
+          <w:lang w:val="it-IT"/>
+        </w:rPr>
+        <w:t>Sviluppo iniziale del sito/app</w:t>
+      </w:r>
+      <w:r>
+        <w:rPr>
+          <w:sz w:val="24"/>
+          <w:szCs w:val="24"/>
+          <w:lang w:val="it-IT"/>
+        </w:rPr>
+        <w:t xml:space="preserve"> nella lingua originale</w:t>
+      </w:r>
+    </w:p>
+    <w:p>
+      <w:pPr>
+        <w:rPr>
+          <w:i/>
+          <w:iCs/>
+          <w:lang w:val="it-IT"/>
+        </w:rPr>
+      </w:pPr>
+      <w:r>
+        <w:rPr>
+          <w:i/>
+          <w:iCs/>
+          <w:lang w:val="it-IT"/>
+        </w:rPr>
+        <w:t>Attore primario</w:t>
+      </w:r>
+    </w:p>
+    <w:p>
+      <w:pPr>
+        <w:pStyle w:val="Paragrafoelenco"/>
+        <w:numPr>
+          <w:ilvl w:val="0"/>
+          <w:numId w:val="2"/>
+        </w:numPr>
+        <w:rPr>
+          <w:lang w:val="it-IT"/>
+        </w:rPr>
+      </w:pPr>
+      <w:r>
+        <w:rPr>
+          <w:lang w:val="it-IT"/>
+        </w:rPr>
+        <w:t>Tenant</w:t>
+      </w:r>
+    </w:p>
+    <w:p>
+      <w:pPr>
+        <w:rPr>
+          <w:i/>
+          <w:iCs/>
+          <w:lang w:val="it-IT"/>
+        </w:rPr>
+      </w:pPr>
+      <w:r>
+        <w:rPr>
+          <w:i/>
+          <w:iCs/>
+          <w:lang w:val="it-IT"/>
+        </w:rPr>
+        <w:t>Precondizioni</w:t>
+      </w:r>
+    </w:p>
+    <w:p>
+      <w:pPr>
+        <w:pStyle w:val="Paragrafoelenco"/>
+        <w:numPr>
+          <w:ilvl w:val="0"/>
+          <w:numId w:val="2"/>
+        </w:numPr>
+        <w:rPr>
+          <w:i/>
+          <w:iCs/>
+          <w:lang w:val="it-IT"/>
+        </w:rPr>
+      </w:pPr>
+      <w:r>
+        <w:rPr>
+          <w:lang w:val="it-IT"/>
+        </w:rPr>
+        <w:t>Nessuna</w:t>
+      </w:r>
+    </w:p>
+    <w:p>
+      <w:pPr>
+        <w:rPr>
+          <w:i/>
+          <w:iCs/>
+          <w:lang w:val="it-IT"/>
+        </w:rPr>
+      </w:pPr>
+      <w:r>
+        <w:rPr>
+          <w:i/>
+          <w:iCs/>
+          <w:lang w:val="it-IT"/>
+        </w:rPr>
+        <w:t>Postcondizioni</w:t>
+      </w:r>
+    </w:p>
+    <w:p>
+      <w:pPr>
+        <w:pStyle w:val="Paragrafoelenco"/>
+        <w:numPr>
+          <w:ilvl w:val="0"/>
+          <w:numId w:val="2"/>
+        </w:numPr>
+        <w:rPr>
+          <w:lang w:val="it-IT"/>
+        </w:rPr>
+      </w:pPr>
+      <w:r>
+        <w:rPr>
+          <w:lang w:val="it-IT"/>
+        </w:rPr>
+        <w:t>Il tenant ha sviluppato la web app</w:t>
+      </w:r>
+      <w:r>
+        <w:rPr>
+          <w:lang w:val="it-IT"/>
+        </w:rPr>
+        <w:t xml:space="preserve"> </w:t>
+      </w:r>
+      <w:r>
+        <w:rPr>
+          <w:lang w:val="it-IT"/>
+        </w:rPr>
+        <w:t>e invia i testi nella lingua originale</w:t>
+      </w:r>
+      <w:r>
+        <w:rPr>
+          <w:lang w:val="it-IT"/>
+        </w:rPr>
+        <w:t xml:space="preserve"> da tradurre</w:t>
+      </w:r>
+      <w:r>
+        <w:rPr>
+          <w:lang w:val="it-IT"/>
+        </w:rPr>
+        <w:t xml:space="preserve">, usando </w:t>
+      </w:r>
+    </w:p>
+    <w:p>
+      <w:pPr>
+        <w:pStyle w:val="Paragrafoelenco"/>
+        <w:rPr>
+          <w:lang w:val="it-IT"/>
+        </w:rPr>
+      </w:pPr>
+      <w:r>
+        <w:rPr>
+          <w:lang w:val="it-IT"/>
+        </w:rPr>
+        <w:t>la API</w:t>
+      </w:r>
+    </w:p>
+    <w:p>
+      <w:pPr>
+        <w:rPr>
+          <w:i/>
+          <w:iCs/>
+          <w:lang w:val="it-IT"/>
+        </w:rPr>
+      </w:pPr>
+      <w:r>
+        <w:rPr>
+          <w:i/>
+          <w:iCs/>
+          <w:lang w:val="it-IT"/>
+        </w:rPr>
+        <w:t>Scenario principale</w:t>
+      </w:r>
+      <w:r>
+        <w:rPr>
+          <w:i/>
+          <w:iCs/>
+          <w:lang w:val="it-IT"/>
+        </w:rPr>
+        <w:tab/>
+      </w:r>
+    </w:p>
+    <w:p>
+      <w:pPr>
+        <w:rPr>
+          <w:lang w:val="it-IT"/>
+        </w:rPr>
+      </w:pPr>
+      <w:r>
+        <w:rPr>
+          <w:lang w:val="it-IT"/>
+        </w:rPr>
+        <w:t>Il tenant:</w:t>
+      </w:r>
+    </w:p>
+    <w:p>
+      <w:pPr>
+        <w:pStyle w:val="Paragrafoelenco"/>
+        <w:numPr>
+          <w:ilvl w:val="0"/>
+          <w:numId w:val="2"/>
+        </w:numPr>
+        <w:rPr>
+          <w:lang w:val="it-IT"/>
+        </w:rPr>
+      </w:pPr>
+      <w:r>
+        <w:rPr>
+          <w:lang w:val="it-IT"/>
+        </w:rPr>
+        <w:t xml:space="preserve">invia </w:t>
+      </w:r>
+      <w:r>
+        <w:rPr>
+          <w:lang w:val="it-IT"/>
+        </w:rPr>
+        <w:t>i testi nella lingua originale al nostro servizio</w:t>
+      </w:r>
+    </w:p>
+    <w:p>
+      <w:pPr>
+        <w:pStyle w:val="Paragrafoelenco"/>
+        <w:numPr>
+          <w:ilvl w:val="0"/>
+          <w:numId w:val="2"/>
+        </w:numPr>
+        <w:rPr>
+          <w:lang w:val="it-IT"/>
+        </w:rPr>
+      </w:pPr>
+      <w:r>
+        <w:rPr>
+          <w:lang w:val="it-IT"/>
+        </w:rPr>
+        <w:t xml:space="preserve">suddivide i testi associando una chiave a ciascuno per facilitare la gestione </w:t>
+      </w:r>
+    </w:p>
+    <w:p>
+      <w:pPr>
+        <w:rPr>
+          <w:sz w:val="24"/>
+          <w:szCs w:val="24"/>
+          <w:lang w:val="it-IT"/>
+        </w:rPr>
+      </w:pPr>
+      <w:r>
+        <w:rPr>
+          <w:sz w:val="24"/>
+          <w:szCs w:val="24"/>
+          <w:lang w:val="it-IT"/>
+        </w:rPr>
+        <w:t>UC</w:t>
+      </w:r>
+      <w:r>
+        <w:rPr>
+          <w:sz w:val="24"/>
+          <w:szCs w:val="24"/>
+          <w:lang w:val="it-IT"/>
+        </w:rPr>
+        <w:t xml:space="preserve">3 </w:t>
+      </w:r>
+      <w:r>
+        <w:rPr>
+          <w:sz w:val="24"/>
+          <w:szCs w:val="24"/>
+          <w:lang w:val="it-IT"/>
+        </w:rPr>
+        <w:t xml:space="preserve">– </w:t>
+      </w:r>
+      <w:r>
+        <w:rPr>
+          <w:sz w:val="24"/>
+          <w:szCs w:val="24"/>
+          <w:lang w:val="it-IT"/>
+        </w:rPr>
+        <w:t>Ricezione dati di traduzione</w:t>
+      </w:r>
+    </w:p>
+    <w:p>
+      <w:pPr>
+        <w:rPr>
+          <w:i/>
+          <w:iCs/>
+          <w:lang w:val="it-IT"/>
+        </w:rPr>
+      </w:pPr>
+      <w:r>
+        <w:rPr>
+          <w:i/>
+          <w:iCs/>
+          <w:lang w:val="it-IT"/>
+        </w:rPr>
+        <w:t>Attore primario</w:t>
+      </w:r>
+    </w:p>
+    <w:p>
+      <w:pPr>
+        <w:pStyle w:val="Paragrafoelenco"/>
+        <w:numPr>
+          <w:ilvl w:val="0"/>
+          <w:numId w:val="2"/>
+        </w:numPr>
+        <w:rPr>
+          <w:lang w:val="it-IT"/>
+        </w:rPr>
+      </w:pPr>
+      <w:r>
+        <w:rPr>
+          <w:lang w:val="it-IT"/>
+        </w:rPr>
+        <w:t>Tenant</w:t>
+      </w:r>
+    </w:p>
+    <w:p>
+      <w:pPr>
+        <w:rPr>
+          <w:i/>
+          <w:iCs/>
+          <w:lang w:val="it-IT"/>
+        </w:rPr>
+      </w:pPr>
+      <w:r>
+        <w:rPr>
+          <w:i/>
+          <w:iCs/>
+          <w:lang w:val="it-IT"/>
+        </w:rPr>
+        <w:t>Precondizioni</w:t>
+      </w:r>
+    </w:p>
+    <w:p>
+      <w:pPr>
+        <w:pStyle w:val="Paragrafoelenco"/>
+        <w:numPr>
+          <w:ilvl w:val="0"/>
+          <w:numId w:val="2"/>
+        </w:numPr>
+        <w:rPr>
+          <w:lang w:val="it-IT"/>
+        </w:rPr>
+      </w:pPr>
+      <w:r>
+        <w:rPr>
+          <w:lang w:val="it-IT"/>
+        </w:rPr>
+        <w:t>Viene ricevuta la lingua da tradurre</w:t>
+      </w:r>
+    </w:p>
+    <w:p>
+      <w:pPr>
+        <w:rPr>
+          <w:i/>
+          <w:iCs/>
+          <w:lang w:val="it-IT"/>
+        </w:rPr>
+      </w:pPr>
+      <w:r>
+        <w:rPr>
+          <w:i/>
+          <w:iCs/>
+          <w:lang w:val="it-IT"/>
+        </w:rPr>
+        <w:t>Postcondizioni</w:t>
+      </w:r>
+    </w:p>
+    <w:p>
+      <w:pPr>
+        <w:pStyle w:val="Paragrafoelenco"/>
+        <w:numPr>
+          <w:ilvl w:val="0"/>
+          <w:numId w:val="2"/>
+        </w:numPr>
+        <w:rPr>
+          <w:lang w:val="it-IT"/>
+        </w:rPr>
+      </w:pPr>
+      <w:r>
+        <w:rPr>
+          <w:lang w:val="it-IT"/>
+        </w:rPr>
+        <w:t>Viene trovata la corrispondenza della lingua nel sistema e riceve i dati tradotti</w:t>
+      </w:r>
+    </w:p>
+    <w:p>
+      <w:pPr>
+        <w:rPr>
+          <w:i/>
+          <w:iCs/>
+          <w:lang w:val="it-IT"/>
+        </w:rPr>
+      </w:pPr>
+      <w:r>
+        <w:rPr>
+          <w:i/>
+          <w:iCs/>
+          <w:lang w:val="it-IT"/>
+        </w:rPr>
+        <w:t>Scenario principale</w:t>
+      </w:r>
+      <w:r>
+        <w:rPr>
+          <w:i/>
+          <w:iCs/>
+          <w:lang w:val="it-IT"/>
+        </w:rPr>
+        <w:tab/>
+      </w:r>
+    </w:p>
+    <w:p>
+      <w:pPr>
+        <w:rPr>
+          <w:lang w:val="it-IT"/>
+        </w:rPr>
+      </w:pPr>
+      <w:r>
+        <w:rPr>
+          <w:lang w:val="it-IT"/>
+        </w:rPr>
+        <w:t>Il tenant:</w:t>
+      </w:r>
+    </w:p>
+    <w:p>
+      <w:pPr>
+        <w:pStyle w:val="Paragrafoelenco"/>
+        <w:numPr>
+          <w:ilvl w:val="0"/>
+          <w:numId w:val="2"/>
+        </w:numPr>
+        <w:rPr>
+          <w:lang w:val="it-IT"/>
+        </w:rPr>
+      </w:pPr>
+      <w:r>
+        <w:rPr>
+          <w:lang w:val="it-IT"/>
+        </w:rPr>
+        <w:t>sostituirà i testi secondo il modo previsto dalla base di dati interna</w:t>
+      </w:r>
+    </w:p>
+    <w:p>
+      <w:pPr>
+        <w:rPr>
+          <w:i/>
+          <w:iCs/>
+          <w:lang w:val="it-IT"/>
+        </w:rPr>
+      </w:pPr>
+      <w:r>
+        <w:rPr>
+          <w:i/>
+          <w:iCs/>
+          <w:lang w:val="it-IT"/>
+        </w:rPr>
+        <w:t>Estensioni</w:t>
+      </w:r>
+    </w:p>
+    <w:p>
+      <w:pPr>
+        <w:pStyle w:val="Paragrafoelenco"/>
+        <w:numPr>
+          <w:ilvl w:val="0"/>
+          <w:numId w:val="2"/>
+        </w:numPr>
+        <w:rPr>
+          <w:lang w:val="it-IT"/>
+        </w:rPr>
+      </w:pPr>
+      <w:r>
+        <w:rPr>
+          <w:lang w:val="it-IT"/>
+        </w:rPr>
+        <w:t>Se il sistema risulta irraggiungibile</w:t>
+      </w:r>
+    </w:p>
+    <w:p>
+      <w:pPr>
+        <w:pStyle w:val="Paragrafoelenco"/>
+        <w:numPr>
+          <w:ilvl w:val="1"/>
+          <w:numId w:val="2"/>
+        </w:numPr>
+        <w:rPr>
+          <w:lang w:val="it-IT"/>
+        </w:rPr>
+      </w:pPr>
+      <w:r>
+        <w:rPr>
+          <w:lang w:val="it-IT"/>
+        </w:rPr>
+        <w:t>Il tenant decide una possibile soluzione alternativa (e.g. mantiene un proprio database usando i propri testi in lingua originale)</w:t>
+      </w:r>
+    </w:p>
+    <w:p>
+      <w:pPr>
+        <w:pStyle w:val="Paragrafoelenco"/>
+        <w:numPr>
+          <w:ilvl w:val="0"/>
+          <w:numId w:val="2"/>
+        </w:numPr>
+        <w:rPr>
+          <w:i/>
+          <w:iCs/>
+          <w:lang w:val="it-IT"/>
+        </w:rPr>
+      </w:pPr>
+      <w:r>
+        <w:rPr>
+          <w:i/>
+          <w:iCs/>
+          <w:lang w:val="it-IT"/>
+        </w:rPr>
+        <w:br w:type="page"/>
+      </w:r>
+    </w:p>
+    <w:p>
+      <w:pPr>
+        <w:rPr>
+          <w:sz w:val="24"/>
+          <w:szCs w:val="24"/>
+          <w:lang w:val="it-IT"/>
+        </w:rPr>
+      </w:pPr>
+      <w:r>
+        <w:rPr>
+          <w:sz w:val="24"/>
+          <w:szCs w:val="24"/>
+          <w:lang w:val="it-IT"/>
+        </w:rPr>
         <w:lastRenderedPageBreak/>
         <w:t>UC</w:t>
       </w:r>
@@ -1390,7 +2340,7 @@
           <w:szCs w:val="24"/>
           <w:lang w:val="it-IT"/>
         </w:rPr>
-        <w:t>2</w:t>
+        <w:t>4</w:t>
       </w:r>
       <w:r>
         <w:rPr>
@@ -1398,7 +2348,7 @@
           <w:szCs w:val="24"/>
           <w:lang w:val="it-IT"/>
         </w:rPr>
-        <w:t xml:space="preserve"> – </w:t>
+        <w:t xml:space="preserve"> </w:t>
       </w:r>
       <w:r>
         <w:rPr>
@@ -1406,7 +2356,7 @@
           <w:szCs w:val="24"/>
           <w:lang w:val="it-IT"/>
         </w:rPr>
-        <w:t>Sviluppo iniziale del sito/app</w:t>
+        <w:t xml:space="preserve">– </w:t>
       </w:r>
       <w:r>
         <w:rPr>
@@ -1414,7 +2364,7 @@
           <w:szCs w:val="24"/>
           <w:lang w:val="it-IT"/>
         </w:rPr>
-        <w:t xml:space="preserve"> nella lingua originale</w:t>
+        <w:t>Rilevazione lingua dispositivo utente</w:t>
       </w:r>
     </w:p>
     <w:p>
@@ -1477,16 +2427,26 @@
           <w:numId w:val="2"/>
         </w:numPr>
         <w:rPr>
-          <w:i/>
-          <w:iCs/>
-          <w:lang w:val="it-IT"/>
-        </w:rPr>
-      </w:pPr>
-      <w:r>
-        <w:rPr>
-          <w:lang w:val="it-IT"/>
-        </w:rPr>
-        <w:t>Nessuna</w:t>
+          <w:lang w:val="it-IT"/>
+        </w:rPr>
+      </w:pPr>
+      <w:r>
+        <w:rPr>
+          <w:lang w:val="it-IT"/>
+        </w:rPr>
+        <w:t>L’utente</w:t>
+      </w:r>
+      <w:r>
+        <w:rPr>
+          <w:lang w:val="it-IT"/>
+        </w:rPr>
+        <w:t xml:space="preserve"> è entrato nell</w:t>
+      </w:r>
+      <w:r>
+        <w:rPr>
+          <w:lang w:val="it-IT"/>
+        </w:rPr>
+        <w:t>a web app</w:t>
       </w:r>
     </w:p>
     <w:p>
@@ -1521,45 +2481,7 @@
         <w:rPr>
           <w:lang w:val="it-IT"/>
         </w:rPr>
-        <w:t>Il tenant ha sviluppato la web app</w:t>
-      </w:r>
-      <w:r>
-        <w:rPr>
-          <w:lang w:val="it-IT"/>
-        </w:rPr>
-        <w:t xml:space="preserve"> </w:t>
-      </w:r>
-      <w:r>
-        <w:rPr>
-          <w:lang w:val="it-IT"/>
-        </w:rPr>
-        <w:t>e invia i testi nella lingua originale</w:t>
-      </w:r>
-      <w:r>
-        <w:rPr>
-          <w:lang w:val="it-IT"/>
-        </w:rPr>
-        <w:t xml:space="preserve"> da tradurre</w:t>
-      </w:r>
-      <w:r>
-        <w:rPr>
-          <w:lang w:val="it-IT"/>
-        </w:rPr>
-        <w:t xml:space="preserve">, usando </w:t>
-      </w:r>
-    </w:p>
-    <w:p>
-      <w:pPr>
-        <w:pStyle w:val="Paragrafoelenco"/>
-        <w:rPr>
-          <w:lang w:val="it-IT"/>
-        </w:rPr>
-      </w:pPr>
-      <w:r>
-        <w:rPr>
-          <w:lang w:val="it-IT"/>
-        </w:rPr>
-        <w:t>la API</w:t>
+        <w:t>Si rileva la lingua dell’utente finale</w:t>
       </w:r>
     </w:p>
     <w:p>
@@ -1597,6 +2519,67 @@
         <w:rPr>
           <w:lang w:val="it-IT"/>
         </w:rPr>
+        <w:t>L’utente</w:t>
+      </w:r>
+      <w:r>
+        <w:rPr>
+          <w:lang w:val="it-IT"/>
+        </w:rPr>
+        <w:t>:</w:t>
+      </w:r>
+    </w:p>
+    <w:p>
+      <w:pPr>
+        <w:pStyle w:val="Paragrafoelenco"/>
+        <w:numPr>
+          <w:ilvl w:val="0"/>
+          <w:numId w:val="2"/>
+        </w:numPr>
+        <w:rPr>
+          <w:lang w:val="it-IT"/>
+        </w:rPr>
+      </w:pPr>
+      <w:r>
+        <w:rPr>
+          <w:lang w:val="it-IT"/>
+        </w:rPr>
+        <w:t xml:space="preserve">accede </w:t>
+      </w:r>
+      <w:r>
+        <w:rPr>
+          <w:lang w:val="it-IT"/>
+        </w:rPr>
+        <w:t>alla web app</w:t>
+      </w:r>
+    </w:p>
+    <w:p>
+      <w:pPr>
+        <w:pStyle w:val="Paragrafoelenco"/>
+        <w:numPr>
+          <w:ilvl w:val="0"/>
+          <w:numId w:val="2"/>
+        </w:numPr>
+        <w:rPr>
+          <w:lang w:val="it-IT"/>
+        </w:rPr>
+      </w:pPr>
+      <w:r>
+        <w:rPr>
+          <w:lang w:val="it-IT"/>
+        </w:rPr>
+        <w:t>può selezionare un elenco di lingue disponibili</w:t>
+      </w:r>
+    </w:p>
+    <w:p>
+      <w:pPr>
+        <w:rPr>
+          <w:lang w:val="it-IT"/>
+        </w:rPr>
+      </w:pPr>
+      <w:r>
+        <w:rPr>
+          <w:lang w:val="it-IT"/>
+        </w:rPr>
         <w:t>Il tenant:</w:t>
       </w:r>
     </w:p>
@@ -1615,31 +2598,70 @@
         <w:rPr>
           <w:lang w:val="it-IT"/>
         </w:rPr>
-        <w:t xml:space="preserve">invia </w:t>
-      </w:r>
-      <w:r>
-        <w:rPr>
-          <w:lang w:val="it-IT"/>
-        </w:rPr>
-        <w:t>i testi nella lingua originale al nostro servizio</w:t>
-      </w:r>
-    </w:p>
-    <w:p>
-      <w:pPr>
-        <w:pStyle w:val="Paragrafoelenco"/>
-        <w:numPr>
-          <w:ilvl w:val="0"/>
-          <w:numId w:val="2"/>
-        </w:numPr>
-        <w:rPr>
-          <w:lang w:val="it-IT"/>
-        </w:rPr>
-      </w:pPr>
-      <w:r>
-        <w:rPr>
-          <w:lang w:val="it-IT"/>
-        </w:rPr>
-        <w:t xml:space="preserve">suddivide i testi associando una chiave a ciascuno per facilitare la gestione </w:t>
+        <w:t>tramite la sua app, rileva la lingua del dispositivo dell’utente finale</w:t>
+      </w:r>
+      <w:r>
+        <w:rPr>
+          <w:lang w:val="it-IT"/>
+        </w:rPr>
+        <w:t xml:space="preserve"> oppure la lingua selezionata dall’utente</w:t>
+      </w:r>
+    </w:p>
+    <w:p>
+      <w:pPr>
+        <w:rPr>
+          <w:lang w:val="it-IT"/>
+        </w:rPr>
+      </w:pPr>
+      <w:r>
+        <w:rPr>
+          <w:i/>
+          <w:iCs/>
+          <w:lang w:val="it-IT"/>
+        </w:rPr>
+        <w:t>Estensioni</w:t>
+      </w:r>
+    </w:p>
+    <w:p>
+      <w:pPr>
+        <w:pStyle w:val="Paragrafoelenco"/>
+        <w:numPr>
+          <w:ilvl w:val="0"/>
+          <w:numId w:val="2"/>
+        </w:numPr>
+        <w:rPr>
+          <w:lang w:val="it-IT"/>
+        </w:rPr>
+      </w:pPr>
+      <w:r>
+        <w:rPr>
+          <w:lang w:val="it-IT"/>
+        </w:rPr>
+        <w:t>Se la lingua</w:t>
+      </w:r>
+      <w:r>
+        <w:rPr>
+          <w:lang w:val="it-IT"/>
+        </w:rPr>
+        <w:t xml:space="preserve"> non è diversa rispetto a quella della web app</w:t>
+      </w:r>
+    </w:p>
+    <w:p>
+      <w:pPr>
+        <w:pStyle w:val="Paragrafoelenco"/>
+        <w:numPr>
+          <w:ilvl w:val="1"/>
+          <w:numId w:val="2"/>
+        </w:numPr>
+        <w:rPr>
+          <w:lang w:val="it-IT"/>
+        </w:rPr>
+      </w:pPr>
+      <w:r>
+        <w:rPr>
+          <w:lang w:val="it-IT"/>
+        </w:rPr>
+        <w:t>La lingua non viene aggiornata</w:t>
       </w:r>
     </w:p>
     <w:p>
@@ -1664,7 +2686,7 @@
           <w:szCs w:val="24"/>
           <w:lang w:val="it-IT"/>
         </w:rPr>
-        <w:t xml:space="preserve">3 </w:t>
+        <w:t xml:space="preserve"> </w:t>
       </w:r>
       <w:r>
         <w:rPr>
@@ -1672,7 +2694,7 @@
           <w:szCs w:val="24"/>
           <w:lang w:val="it-IT"/>
         </w:rPr>
-        <w:t xml:space="preserve">– </w:t>
+        <w:t>4</w:t>
       </w:r>
       <w:r>
         <w:rPr>
@@ -1680,590 +2702,317 @@
           <w:szCs w:val="24"/>
           <w:lang w:val="it-IT"/>
         </w:rPr>
-        <w:t>Ricezione dati di traduzione</w:t>
-      </w:r>
-    </w:p>
-    <w:p>
-      <w:pPr>
-        <w:rPr>
-          <w:i/>
-          <w:iCs/>
-          <w:lang w:val="it-IT"/>
-        </w:rPr>
-      </w:pPr>
-      <w:r>
-        <w:rPr>
-          <w:i/>
-          <w:iCs/>
-          <w:lang w:val="it-IT"/>
-        </w:rPr>
-        <w:t>Attore primario</w:t>
-      </w:r>
-    </w:p>
-    <w:p>
-      <w:pPr>
-        <w:pStyle w:val="Paragrafoelenco"/>
-        <w:numPr>
-          <w:ilvl w:val="0"/>
-          <w:numId w:val="2"/>
-        </w:numPr>
-        <w:rPr>
-          <w:lang w:val="it-IT"/>
-        </w:rPr>
-      </w:pPr>
-      <w:r>
-        <w:rPr>
-          <w:lang w:val="it-IT"/>
-        </w:rPr>
-        <w:t>Tenant</w:t>
-      </w:r>
-    </w:p>
-    <w:p>
-      <w:pPr>
-        <w:rPr>
-          <w:i/>
-          <w:iCs/>
-          <w:lang w:val="it-IT"/>
-        </w:rPr>
-      </w:pPr>
-      <w:r>
-        <w:rPr>
-          <w:i/>
-          <w:iCs/>
-          <w:lang w:val="it-IT"/>
-        </w:rPr>
-        <w:t>Precondizioni</w:t>
-      </w:r>
-    </w:p>
-    <w:p>
-      <w:pPr>
-        <w:pStyle w:val="Paragrafoelenco"/>
-        <w:numPr>
-          <w:ilvl w:val="0"/>
-          <w:numId w:val="2"/>
-        </w:numPr>
-        <w:rPr>
-          <w:lang w:val="it-IT"/>
-        </w:rPr>
-      </w:pPr>
-      <w:r>
-        <w:rPr>
-          <w:lang w:val="it-IT"/>
-        </w:rPr>
-        <w:t>Viene ricevuta la lingua da tradurre</w:t>
-      </w:r>
-    </w:p>
-    <w:p>
-      <w:pPr>
-        <w:rPr>
-          <w:i/>
-          <w:iCs/>
-          <w:lang w:val="it-IT"/>
-        </w:rPr>
-      </w:pPr>
-      <w:r>
-        <w:rPr>
-          <w:i/>
-          <w:iCs/>
-          <w:lang w:val="it-IT"/>
-        </w:rPr>
-        <w:t>Postcondizioni</w:t>
-      </w:r>
-    </w:p>
-    <w:p>
-      <w:pPr>
-        <w:pStyle w:val="Paragrafoelenco"/>
-        <w:numPr>
-          <w:ilvl w:val="0"/>
-          <w:numId w:val="2"/>
-        </w:numPr>
-        <w:rPr>
-          <w:lang w:val="it-IT"/>
-        </w:rPr>
-      </w:pPr>
-      <w:r>
-        <w:rPr>
-          <w:lang w:val="it-IT"/>
-        </w:rPr>
-        <w:t>Viene trovata la corrispondenza della lingua nel sistema e riceve i dati tradotti</w:t>
-      </w:r>
-    </w:p>
-    <w:p>
-      <w:pPr>
-        <w:rPr>
-          <w:i/>
-          <w:iCs/>
-          <w:lang w:val="it-IT"/>
-        </w:rPr>
-      </w:pPr>
-      <w:r>
-        <w:rPr>
-          <w:i/>
-          <w:iCs/>
-          <w:lang w:val="it-IT"/>
-        </w:rPr>
-        <w:t>Scenario principale</w:t>
-      </w:r>
-      <w:r>
-        <w:rPr>
-          <w:i/>
-          <w:iCs/>
-          <w:lang w:val="it-IT"/>
-        </w:rPr>
-        <w:tab/>
-      </w:r>
-    </w:p>
-    <w:p>
-      <w:pPr>
-        <w:rPr>
-          <w:lang w:val="it-IT"/>
-        </w:rPr>
-      </w:pPr>
-      <w:r>
-        <w:rPr>
-          <w:lang w:val="it-IT"/>
-        </w:rPr>
-        <w:t>Il tenant:</w:t>
-      </w:r>
-    </w:p>
-    <w:p>
-      <w:pPr>
-        <w:pStyle w:val="Paragrafoelenco"/>
-        <w:numPr>
-          <w:ilvl w:val="0"/>
-          <w:numId w:val="2"/>
-        </w:numPr>
-        <w:rPr>
-          <w:lang w:val="it-IT"/>
-        </w:rPr>
-      </w:pPr>
-      <w:r>
-        <w:rPr>
-          <w:lang w:val="it-IT"/>
-        </w:rPr>
-        <w:t>sostituirà i testi secondo il modo previsto dalla base di dati interna</w:t>
-      </w:r>
-    </w:p>
-    <w:p>
-      <w:pPr>
-        <w:rPr>
-          <w:i/>
-          <w:iCs/>
-          <w:lang w:val="it-IT"/>
-        </w:rPr>
-      </w:pPr>
-      <w:r>
-        <w:rPr>
-          <w:i/>
-          <w:iCs/>
-          <w:lang w:val="it-IT"/>
-        </w:rPr>
-        <w:t>Estensioni</w:t>
-      </w:r>
-    </w:p>
-    <w:p>
-      <w:pPr>
-        <w:pStyle w:val="Paragrafoelenco"/>
-        <w:numPr>
-          <w:ilvl w:val="0"/>
-          <w:numId w:val="2"/>
-        </w:numPr>
-        <w:rPr>
-          <w:lang w:val="it-IT"/>
-        </w:rPr>
-      </w:pPr>
-      <w:r>
-        <w:rPr>
-          <w:lang w:val="it-IT"/>
-        </w:rPr>
-        <w:t>Se il sistema risulta irraggiungibile</w:t>
-      </w:r>
-    </w:p>
-    <w:p>
-      <w:pPr>
-        <w:pStyle w:val="Paragrafoelenco"/>
-        <w:numPr>
-          <w:ilvl w:val="1"/>
-          <w:numId w:val="2"/>
-        </w:numPr>
-        <w:rPr>
-          <w:lang w:val="it-IT"/>
-        </w:rPr>
-      </w:pPr>
-      <w:r>
-        <w:rPr>
-          <w:lang w:val="it-IT"/>
-        </w:rPr>
-        <w:t>Il tenant decide una possibile soluzione alternativa (e.g. mantiene un proprio database usando i propri testi in lingua originale)</w:t>
-      </w:r>
-    </w:p>
-    <w:p>
-      <w:pPr>
-        <w:pStyle w:val="Paragrafoelenco"/>
-        <w:numPr>
-          <w:ilvl w:val="0"/>
-          <w:numId w:val="2"/>
-        </w:numPr>
-        <w:rPr>
-          <w:i/>
-          <w:iCs/>
-          <w:lang w:val="it-IT"/>
-        </w:rPr>
-      </w:pPr>
-      <w:r>
-        <w:rPr>
-          <w:i/>
-          <w:iCs/>
-          <w:lang w:val="it-IT"/>
-        </w:rPr>
-        <w:br w:type="page"/>
-      </w:r>
-    </w:p>
-    <w:p>
-      <w:pPr>
+        <w:t xml:space="preserve">.1 </w:t>
+      </w:r>
+      <w:r>
         <w:rPr>
           <w:sz w:val="24"/>
           <w:szCs w:val="24"/>
           <w:lang w:val="it-IT"/>
         </w:rPr>
-      </w:pPr>
+        <w:t xml:space="preserve">– </w:t>
+      </w:r>
       <w:r>
         <w:rPr>
           <w:sz w:val="24"/>
           <w:szCs w:val="24"/>
           <w:lang w:val="it-IT"/>
         </w:rPr>
-        <w:lastRenderedPageBreak/>
-        <w:t>UC</w:t>
-      </w:r>
-      <w:r>
+        <w:t>Impostazione lingua preferita</w:t>
+      </w:r>
+    </w:p>
+    <w:p>
+      <w:pPr>
+        <w:rPr>
+          <w:i/>
+          <w:iCs/>
+          <w:lang w:val="it-IT"/>
+        </w:rPr>
+      </w:pPr>
+      <w:r>
+        <w:rPr>
+          <w:i/>
+          <w:iCs/>
+          <w:lang w:val="it-IT"/>
+        </w:rPr>
+        <w:t>Attore primario</w:t>
+      </w:r>
+    </w:p>
+    <w:p>
+      <w:pPr>
+        <w:pStyle w:val="Paragrafoelenco"/>
+        <w:numPr>
+          <w:ilvl w:val="0"/>
+          <w:numId w:val="2"/>
+        </w:numPr>
+        <w:rPr>
+          <w:lang w:val="it-IT"/>
+        </w:rPr>
+      </w:pPr>
+      <w:r>
+        <w:rPr>
+          <w:lang w:val="it-IT"/>
+        </w:rPr>
+        <w:t>Tenant</w:t>
+      </w:r>
+    </w:p>
+    <w:p>
+      <w:pPr>
+        <w:rPr>
+          <w:i/>
+          <w:iCs/>
+          <w:lang w:val="it-IT"/>
+        </w:rPr>
+      </w:pPr>
+      <w:r>
+        <w:rPr>
+          <w:i/>
+          <w:iCs/>
+          <w:lang w:val="it-IT"/>
+        </w:rPr>
+        <w:t>Precondizioni</w:t>
+      </w:r>
+    </w:p>
+    <w:p>
+      <w:pPr>
+        <w:pStyle w:val="Paragrafoelenco"/>
+        <w:numPr>
+          <w:ilvl w:val="0"/>
+          <w:numId w:val="2"/>
+        </w:numPr>
+        <w:rPr>
+          <w:lang w:val="it-IT"/>
+        </w:rPr>
+      </w:pPr>
+      <w:r>
+        <w:rPr>
+          <w:lang w:val="it-IT"/>
+        </w:rPr>
+        <w:t>L’utente è entrato nella web app</w:t>
+      </w:r>
+    </w:p>
+    <w:p>
+      <w:pPr>
+        <w:rPr>
+          <w:i/>
+          <w:iCs/>
+          <w:lang w:val="it-IT"/>
+        </w:rPr>
+      </w:pPr>
+      <w:r>
+        <w:rPr>
+          <w:i/>
+          <w:iCs/>
+          <w:lang w:val="it-IT"/>
+        </w:rPr>
+        <w:t>Postcondizioni</w:t>
+      </w:r>
+    </w:p>
+    <w:p>
+      <w:pPr>
+        <w:pStyle w:val="Paragrafoelenco"/>
+        <w:numPr>
+          <w:ilvl w:val="0"/>
+          <w:numId w:val="2"/>
+        </w:numPr>
+        <w:rPr>
+          <w:lang w:val="it-IT"/>
+        </w:rPr>
+      </w:pPr>
+      <w:r>
+        <w:rPr>
+          <w:lang w:val="it-IT"/>
+        </w:rPr>
+        <w:t>L’utente ha selezionato la lingua di sua preferenza</w:t>
+      </w:r>
+    </w:p>
+    <w:p>
+      <w:pPr>
+        <w:rPr>
+          <w:i/>
+          <w:iCs/>
+          <w:lang w:val="it-IT"/>
+        </w:rPr>
+      </w:pPr>
+      <w:r>
+        <w:rPr>
+          <w:i/>
+          <w:iCs/>
+          <w:lang w:val="it-IT"/>
+        </w:rPr>
+        <w:t>Scenario principale</w:t>
+      </w:r>
+      <w:r>
+        <w:rPr>
+          <w:i/>
+          <w:iCs/>
+          <w:lang w:val="it-IT"/>
+        </w:rPr>
+        <w:tab/>
+      </w:r>
+    </w:p>
+    <w:p>
+      <w:pPr>
+        <w:rPr>
+          <w:lang w:val="it-IT"/>
+        </w:rPr>
+      </w:pPr>
+      <w:r>
+        <w:rPr>
+          <w:lang w:val="it-IT"/>
+        </w:rPr>
+        <w:t>Il tenant:</w:t>
+      </w:r>
+    </w:p>
+    <w:p>
+      <w:pPr>
+        <w:pStyle w:val="Paragrafoelenco"/>
+        <w:numPr>
+          <w:ilvl w:val="0"/>
+          <w:numId w:val="2"/>
+        </w:numPr>
+        <w:rPr>
+          <w:lang w:val="it-IT"/>
+        </w:rPr>
+      </w:pPr>
+      <w:r>
+        <w:rPr>
+          <w:lang w:val="it-IT"/>
+        </w:rPr>
+        <w:t>mette a disposizione un modo a sua discrezione per far selezionare la lingua all’utente tra quelle presenti</w:t>
+      </w:r>
+    </w:p>
+    <w:p>
+      <w:pPr>
+        <w:rPr>
+          <w:lang w:val="it-IT"/>
+        </w:rPr>
+      </w:pPr>
+      <w:r>
+        <w:rPr>
+          <w:lang w:val="it-IT"/>
+        </w:rPr>
+        <w:t>L’utente:</w:t>
+      </w:r>
+    </w:p>
+    <w:p>
+      <w:pPr>
+        <w:pStyle w:val="Paragrafoelenco"/>
+        <w:numPr>
+          <w:ilvl w:val="0"/>
+          <w:numId w:val="2"/>
+        </w:numPr>
+        <w:rPr>
+          <w:lang w:val="it-IT"/>
+        </w:rPr>
+      </w:pPr>
+      <w:r>
+        <w:rPr>
+          <w:lang w:val="it-IT"/>
+        </w:rPr>
+        <w:t>seleziona la propria preferenza</w:t>
+      </w:r>
+    </w:p>
+    <w:p>
+      <w:pPr>
+        <w:rPr>
+          <w:lang w:val="it-IT"/>
+        </w:rPr>
+      </w:pPr>
+      <w:r>
+        <w:rPr>
+          <w:i/>
+          <w:iCs/>
+          <w:lang w:val="it-IT"/>
+        </w:rPr>
+        <w:t>Estensioni</w:t>
+      </w:r>
+    </w:p>
+    <w:p>
+      <w:pPr>
+        <w:pStyle w:val="Paragrafoelenco"/>
+        <w:numPr>
+          <w:ilvl w:val="0"/>
+          <w:numId w:val="2"/>
+        </w:numPr>
         <w:rPr>
           <w:sz w:val="24"/>
           <w:szCs w:val="24"/>
           <w:lang w:val="it-IT"/>
         </w:rPr>
-        <w:t>4</w:t>
-      </w:r>
-      <w:r>
+      </w:pPr>
+      <w:r>
+        <w:rPr>
+          <w:lang w:val="it-IT"/>
+        </w:rPr>
+        <w:t xml:space="preserve">Se </w:t>
+      </w:r>
+      <w:r>
+        <w:rPr>
+          <w:lang w:val="it-IT"/>
+        </w:rPr>
+        <w:t>non viene selezionata nessuna lingua</w:t>
+      </w:r>
+    </w:p>
+    <w:p>
+      <w:pPr>
+        <w:pStyle w:val="Paragrafoelenco"/>
+        <w:numPr>
+          <w:ilvl w:val="1"/>
+          <w:numId w:val="2"/>
+        </w:numPr>
         <w:rPr>
           <w:sz w:val="24"/>
           <w:szCs w:val="24"/>
           <w:lang w:val="it-IT"/>
         </w:rPr>
-        <w:t xml:space="preserve"> </w:t>
-      </w:r>
-      <w:r>
+      </w:pPr>
+      <w:r>
+        <w:rPr>
+          <w:lang w:val="it-IT"/>
+        </w:rPr>
+        <w:t>Si usa quella di default del dispositivo</w:t>
+      </w:r>
+    </w:p>
+    <w:p>
+      <w:pPr>
+        <w:pStyle w:val="Paragrafoelenco"/>
+        <w:numPr>
+          <w:ilvl w:val="0"/>
+          <w:numId w:val="2"/>
+        </w:numPr>
         <w:rPr>
           <w:sz w:val="24"/>
           <w:szCs w:val="24"/>
           <w:lang w:val="it-IT"/>
         </w:rPr>
-        <w:t xml:space="preserve">– </w:t>
-      </w:r>
-      <w:r>
+      </w:pPr>
+      <w:r>
+        <w:rPr>
+          <w:lang w:val="it-IT"/>
+        </w:rPr>
+        <w:lastRenderedPageBreak/>
+        <w:t>Se la lingua del dispositivo non è supportata</w:t>
+      </w:r>
+    </w:p>
+    <w:p>
+      <w:pPr>
+        <w:pStyle w:val="Paragrafoelenco"/>
+        <w:numPr>
+          <w:ilvl w:val="1"/>
+          <w:numId w:val="2"/>
+        </w:numPr>
         <w:rPr>
           <w:sz w:val="24"/>
           <w:szCs w:val="24"/>
           <w:lang w:val="it-IT"/>
         </w:rPr>
-        <w:t>Rilevazione lingua dispositivo utente</w:t>
-      </w:r>
-    </w:p>
-    <w:p>
-      <w:pPr>
-        <w:rPr>
-          <w:i/>
-          <w:iCs/>
-          <w:lang w:val="it-IT"/>
-        </w:rPr>
-      </w:pPr>
-      <w:r>
-        <w:rPr>
-          <w:i/>
-          <w:iCs/>
-          <w:lang w:val="it-IT"/>
-        </w:rPr>
-        <w:t>Attore primario</w:t>
-      </w:r>
-    </w:p>
-    <w:p>
-      <w:pPr>
-        <w:pStyle w:val="Paragrafoelenco"/>
-        <w:numPr>
-          <w:ilvl w:val="0"/>
-          <w:numId w:val="2"/>
-        </w:numPr>
-        <w:rPr>
-          <w:lang w:val="it-IT"/>
-        </w:rPr>
-      </w:pPr>
-      <w:r>
-        <w:rPr>
-          <w:lang w:val="it-IT"/>
-        </w:rPr>
-        <w:t>Tenant</w:t>
-      </w:r>
-    </w:p>
-    <w:p>
-      <w:pPr>
-        <w:rPr>
-          <w:i/>
-          <w:iCs/>
-          <w:lang w:val="it-IT"/>
-        </w:rPr>
-      </w:pPr>
-      <w:r>
-        <w:rPr>
-          <w:i/>
-          <w:iCs/>
-          <w:lang w:val="it-IT"/>
-        </w:rPr>
-        <w:t>Precondizioni</w:t>
-      </w:r>
-    </w:p>
-    <w:p>
-      <w:pPr>
-        <w:pStyle w:val="Paragrafoelenco"/>
-        <w:numPr>
-          <w:ilvl w:val="0"/>
-          <w:numId w:val="2"/>
-        </w:numPr>
-        <w:rPr>
-          <w:lang w:val="it-IT"/>
-        </w:rPr>
-      </w:pPr>
-      <w:r>
-        <w:rPr>
-          <w:lang w:val="it-IT"/>
-        </w:rPr>
-        <w:t>L’utente</w:t>
-      </w:r>
-      <w:r>
-        <w:rPr>
-          <w:lang w:val="it-IT"/>
-        </w:rPr>
-        <w:t xml:space="preserve"> è entrato nell</w:t>
-      </w:r>
-      <w:r>
-        <w:rPr>
-          <w:lang w:val="it-IT"/>
-        </w:rPr>
-        <w:t>a web app</w:t>
-      </w:r>
-    </w:p>
-    <w:p>
-      <w:pPr>
-        <w:rPr>
-          <w:i/>
-          <w:iCs/>
-          <w:lang w:val="it-IT"/>
-        </w:rPr>
-      </w:pPr>
-      <w:r>
-        <w:rPr>
-          <w:i/>
-          <w:iCs/>
-          <w:lang w:val="it-IT"/>
-        </w:rPr>
-        <w:t>Postcondizioni</w:t>
-      </w:r>
-    </w:p>
-    <w:p>
-      <w:pPr>
-        <w:pStyle w:val="Paragrafoelenco"/>
-        <w:numPr>
-          <w:ilvl w:val="0"/>
-          <w:numId w:val="2"/>
-        </w:numPr>
-        <w:rPr>
-          <w:lang w:val="it-IT"/>
-        </w:rPr>
-      </w:pPr>
-      <w:r>
-        <w:rPr>
-          <w:lang w:val="it-IT"/>
-        </w:rPr>
-        <w:t>Si rileva la lingua dell’utente finale</w:t>
-      </w:r>
-    </w:p>
-    <w:p>
-      <w:pPr>
-        <w:rPr>
-          <w:i/>
-          <w:iCs/>
-          <w:lang w:val="it-IT"/>
-        </w:rPr>
-      </w:pPr>
-      <w:r>
-        <w:rPr>
-          <w:i/>
-          <w:iCs/>
-          <w:lang w:val="it-IT"/>
-        </w:rPr>
-        <w:t>Scenario principale</w:t>
-      </w:r>
-      <w:r>
-        <w:rPr>
-          <w:i/>
-          <w:iCs/>
-          <w:lang w:val="it-IT"/>
-        </w:rPr>
-        <w:tab/>
-      </w:r>
-    </w:p>
-    <w:p>
-      <w:pPr>
-        <w:rPr>
-          <w:lang w:val="it-IT"/>
-        </w:rPr>
-      </w:pPr>
-      <w:r>
-        <w:rPr>
-          <w:lang w:val="it-IT"/>
-        </w:rPr>
-        <w:t>L’utente</w:t>
-      </w:r>
-      <w:r>
-        <w:rPr>
-          <w:lang w:val="it-IT"/>
-        </w:rPr>
-        <w:t>:</w:t>
-      </w:r>
-    </w:p>
-    <w:p>
-      <w:pPr>
-        <w:pStyle w:val="Paragrafoelenco"/>
-        <w:numPr>
-          <w:ilvl w:val="0"/>
-          <w:numId w:val="2"/>
-        </w:numPr>
-        <w:rPr>
-          <w:lang w:val="it-IT"/>
-        </w:rPr>
-      </w:pPr>
-      <w:r>
-        <w:rPr>
-          <w:lang w:val="it-IT"/>
-        </w:rPr>
-        <w:t xml:space="preserve">accede </w:t>
-      </w:r>
-      <w:r>
-        <w:rPr>
-          <w:lang w:val="it-IT"/>
-        </w:rPr>
-        <w:t>alla web app</w:t>
-      </w:r>
-    </w:p>
-    <w:p>
-      <w:pPr>
-        <w:pStyle w:val="Paragrafoelenco"/>
-        <w:numPr>
-          <w:ilvl w:val="0"/>
-          <w:numId w:val="2"/>
-        </w:numPr>
-        <w:rPr>
-          <w:lang w:val="it-IT"/>
-        </w:rPr>
-      </w:pPr>
-      <w:r>
-        <w:rPr>
-          <w:lang w:val="it-IT"/>
-        </w:rPr>
-        <w:t>può selezionare un elenco di lingue disponibili</w:t>
-      </w:r>
-    </w:p>
-    <w:p>
-      <w:pPr>
-        <w:rPr>
-          <w:lang w:val="it-IT"/>
-        </w:rPr>
-      </w:pPr>
-      <w:r>
-        <w:rPr>
-          <w:lang w:val="it-IT"/>
-        </w:rPr>
-        <w:t>Il tenant:</w:t>
-      </w:r>
-    </w:p>
-    <w:p>
-      <w:pPr>
-        <w:pStyle w:val="Paragrafoelenco"/>
-        <w:numPr>
-          <w:ilvl w:val="0"/>
-          <w:numId w:val="2"/>
-        </w:numPr>
-        <w:rPr>
-          <w:lang w:val="it-IT"/>
-        </w:rPr>
-      </w:pPr>
-      <w:r>
-        <w:rPr>
-          <w:lang w:val="it-IT"/>
-        </w:rPr>
-        <w:t>tramite la sua app, rileva la lingua del dispositivo dell’utente finale</w:t>
-      </w:r>
-      <w:r>
-        <w:rPr>
-          <w:lang w:val="it-IT"/>
-        </w:rPr>
-        <w:t xml:space="preserve"> oppure la lingua selezionata dall’utente</w:t>
-      </w:r>
-    </w:p>
-    <w:p>
-      <w:pPr>
-        <w:rPr>
-          <w:lang w:val="it-IT"/>
-        </w:rPr>
-      </w:pPr>
-      <w:r>
-        <w:rPr>
-          <w:i/>
-          <w:iCs/>
-          <w:lang w:val="it-IT"/>
-        </w:rPr>
-        <w:t>Estensioni</w:t>
-      </w:r>
-    </w:p>
-    <w:p>
-      <w:pPr>
-        <w:pStyle w:val="Paragrafoelenco"/>
-        <w:numPr>
-          <w:ilvl w:val="0"/>
-          <w:numId w:val="2"/>
-        </w:numPr>
-        <w:rPr>
-          <w:lang w:val="it-IT"/>
-        </w:rPr>
-      </w:pPr>
-      <w:r>
-        <w:rPr>
-          <w:lang w:val="it-IT"/>
-        </w:rPr>
-        <w:t>Se la lingua</w:t>
-      </w:r>
-      <w:r>
-        <w:rPr>
-          <w:lang w:val="it-IT"/>
-        </w:rPr>
-        <w:t xml:space="preserve"> non è diversa rispetto a quella della web app</w:t>
-      </w:r>
-    </w:p>
-    <w:p>
-      <w:pPr>
-        <w:pStyle w:val="Paragrafoelenco"/>
-        <w:numPr>
-          <w:ilvl w:val="1"/>
-          <w:numId w:val="2"/>
-        </w:numPr>
-        <w:rPr>
-          <w:lang w:val="it-IT"/>
-        </w:rPr>
-      </w:pPr>
-      <w:r>
-        <w:rPr>
-          <w:lang w:val="it-IT"/>
-        </w:rPr>
-        <w:t>La lingua non viene aggiornata</w:t>
+      </w:pPr>
+      <w:r>
+        <w:rPr>
+          <w:lang w:val="it-IT"/>
+        </w:rPr>
+        <w:t>Viene selezionata la lingua di default</w:t>
       </w:r>
     </w:p>
     <w:p>
@@ -2288,7 +3037,7 @@
           <w:szCs w:val="24"/>
           <w:lang w:val="it-IT"/>
         </w:rPr>
-        <w:t xml:space="preserve"> </w:t>
+        <w:t>4</w:t>
       </w:r>
       <w:r>
         <w:rPr>
@@ -2296,7 +3045,7 @@
           <w:szCs w:val="24"/>
           <w:lang w:val="it-IT"/>
         </w:rPr>
-        <w:t>4</w:t>
+        <w:t>.2</w:t>
       </w:r>
       <w:r>
         <w:rPr>
@@ -2304,7 +3053,7 @@
           <w:szCs w:val="24"/>
           <w:lang w:val="it-IT"/>
         </w:rPr>
-        <w:t xml:space="preserve">.1 </w:t>
+        <w:t xml:space="preserve"> </w:t>
       </w:r>
       <w:r>
         <w:rPr>
@@ -2320,240 +3069,209 @@
           <w:szCs w:val="24"/>
           <w:lang w:val="it-IT"/>
         </w:rPr>
-        <w:t>Impostazione lingua preferita</w:t>
-      </w:r>
-    </w:p>
-    <w:p>
-      <w:pPr>
-        <w:rPr>
-          <w:i/>
-          <w:iCs/>
-          <w:lang w:val="it-IT"/>
-        </w:rPr>
-      </w:pPr>
-      <w:r>
-        <w:rPr>
-          <w:i/>
-          <w:iCs/>
-          <w:lang w:val="it-IT"/>
-        </w:rPr>
-        <w:t>Attore primario</w:t>
-      </w:r>
-    </w:p>
-    <w:p>
-      <w:pPr>
-        <w:pStyle w:val="Paragrafoelenco"/>
-        <w:numPr>
-          <w:ilvl w:val="0"/>
-          <w:numId w:val="2"/>
-        </w:numPr>
-        <w:rPr>
-          <w:lang w:val="it-IT"/>
-        </w:rPr>
-      </w:pPr>
-      <w:r>
-        <w:rPr>
-          <w:lang w:val="it-IT"/>
-        </w:rPr>
-        <w:t>Tenant</w:t>
-      </w:r>
-    </w:p>
-    <w:p>
-      <w:pPr>
-        <w:rPr>
-          <w:i/>
-          <w:iCs/>
-          <w:lang w:val="it-IT"/>
-        </w:rPr>
-      </w:pPr>
-      <w:r>
-        <w:rPr>
-          <w:i/>
-          <w:iCs/>
-          <w:lang w:val="it-IT"/>
-        </w:rPr>
-        <w:t>Precondizioni</w:t>
-      </w:r>
-    </w:p>
-    <w:p>
-      <w:pPr>
-        <w:pStyle w:val="Paragrafoelenco"/>
-        <w:numPr>
-          <w:ilvl w:val="0"/>
-          <w:numId w:val="2"/>
-        </w:numPr>
-        <w:rPr>
-          <w:lang w:val="it-IT"/>
-        </w:rPr>
-      </w:pPr>
-      <w:r>
-        <w:rPr>
-          <w:lang w:val="it-IT"/>
-        </w:rPr>
-        <w:t>L’utente è entrato nella web app</w:t>
-      </w:r>
-    </w:p>
-    <w:p>
-      <w:pPr>
-        <w:rPr>
-          <w:i/>
-          <w:iCs/>
-          <w:lang w:val="it-IT"/>
-        </w:rPr>
-      </w:pPr>
-      <w:r>
-        <w:rPr>
-          <w:i/>
-          <w:iCs/>
-          <w:lang w:val="it-IT"/>
-        </w:rPr>
-        <w:t>Postcondizioni</w:t>
-      </w:r>
-    </w:p>
-    <w:p>
-      <w:pPr>
-        <w:pStyle w:val="Paragrafoelenco"/>
-        <w:numPr>
-          <w:ilvl w:val="0"/>
-          <w:numId w:val="2"/>
-        </w:numPr>
-        <w:rPr>
-          <w:lang w:val="it-IT"/>
-        </w:rPr>
-      </w:pPr>
-      <w:r>
-        <w:rPr>
-          <w:lang w:val="it-IT"/>
-        </w:rPr>
-        <w:t>L’utente ha selezionato la lingua di sua preferenza</w:t>
-      </w:r>
-    </w:p>
-    <w:p>
-      <w:pPr>
-        <w:rPr>
-          <w:i/>
-          <w:iCs/>
-          <w:lang w:val="it-IT"/>
-        </w:rPr>
-      </w:pPr>
-      <w:r>
-        <w:rPr>
-          <w:i/>
-          <w:iCs/>
-          <w:lang w:val="it-IT"/>
-        </w:rPr>
-        <w:t>Scenario principale</w:t>
-      </w:r>
-      <w:r>
-        <w:rPr>
-          <w:i/>
-          <w:iCs/>
-          <w:lang w:val="it-IT"/>
-        </w:rPr>
-        <w:tab/>
-      </w:r>
-    </w:p>
-    <w:p>
-      <w:pPr>
-        <w:rPr>
-          <w:lang w:val="it-IT"/>
-        </w:rPr>
-      </w:pPr>
-      <w:r>
-        <w:rPr>
-          <w:lang w:val="it-IT"/>
-        </w:rPr>
-        <w:t>Il tenant:</w:t>
-      </w:r>
-    </w:p>
-    <w:p>
-      <w:pPr>
-        <w:pStyle w:val="Paragrafoelenco"/>
-        <w:numPr>
-          <w:ilvl w:val="0"/>
-          <w:numId w:val="2"/>
-        </w:numPr>
-        <w:rPr>
-          <w:lang w:val="it-IT"/>
-        </w:rPr>
-      </w:pPr>
-      <w:r>
-        <w:rPr>
-          <w:lang w:val="it-IT"/>
-        </w:rPr>
-        <w:t>mette a disposizione un modo a sua discrezione per far selezionare la lingua all’utente tra quelle presenti</w:t>
-      </w:r>
-    </w:p>
-    <w:p>
-      <w:pPr>
-        <w:rPr>
-          <w:lang w:val="it-IT"/>
-        </w:rPr>
-      </w:pPr>
-      <w:r>
-        <w:rPr>
-          <w:lang w:val="it-IT"/>
-        </w:rPr>
-        <w:t>L’utente:</w:t>
-      </w:r>
-    </w:p>
-    <w:p>
-      <w:pPr>
-        <w:pStyle w:val="Paragrafoelenco"/>
-        <w:numPr>
-          <w:ilvl w:val="0"/>
-          <w:numId w:val="2"/>
-        </w:numPr>
-        <w:rPr>
-          <w:lang w:val="it-IT"/>
-        </w:rPr>
-      </w:pPr>
-      <w:r>
-        <w:rPr>
-          <w:lang w:val="it-IT"/>
-        </w:rPr>
-        <w:t>seleziona la propria preferenza</w:t>
-      </w:r>
-    </w:p>
-    <w:p>
-      <w:pPr>
-        <w:rPr>
-          <w:lang w:val="it-IT"/>
-        </w:rPr>
-      </w:pPr>
-      <w:r>
-        <w:rPr>
-          <w:i/>
-          <w:iCs/>
-          <w:lang w:val="it-IT"/>
-        </w:rPr>
-        <w:t>Estensioni</w:t>
-      </w:r>
-    </w:p>
-    <w:p>
-      <w:pPr>
-        <w:pStyle w:val="Paragrafoelenco"/>
-        <w:numPr>
-          <w:ilvl w:val="0"/>
-          <w:numId w:val="2"/>
-        </w:numPr>
+        <w:t xml:space="preserve">Invio dati lingua </w:t>
+      </w:r>
+      <w:r>
         <w:rPr>
           <w:sz w:val="24"/>
           <w:szCs w:val="24"/>
           <w:lang w:val="it-IT"/>
         </w:rPr>
-      </w:pPr>
-      <w:r>
-        <w:rPr>
-          <w:lang w:val="it-IT"/>
-        </w:rPr>
-        <w:t xml:space="preserve">Se </w:t>
-      </w:r>
-      <w:r>
-        <w:rPr>
-          <w:lang w:val="it-IT"/>
-        </w:rPr>
-        <w:t>non viene selezionata nessuna lingua</w:t>
+        <w:t>selezionata</w:t>
+      </w:r>
+    </w:p>
+    <w:p>
+      <w:pPr>
+        <w:rPr>
+          <w:i/>
+          <w:iCs/>
+          <w:lang w:val="it-IT"/>
+        </w:rPr>
+      </w:pPr>
+      <w:r>
+        <w:rPr>
+          <w:i/>
+          <w:iCs/>
+          <w:lang w:val="it-IT"/>
+        </w:rPr>
+        <w:t>Attore primario</w:t>
+      </w:r>
+    </w:p>
+    <w:p>
+      <w:pPr>
+        <w:pStyle w:val="Paragrafoelenco"/>
+        <w:numPr>
+          <w:ilvl w:val="0"/>
+          <w:numId w:val="2"/>
+        </w:numPr>
+        <w:rPr>
+          <w:lang w:val="it-IT"/>
+        </w:rPr>
+      </w:pPr>
+      <w:r>
+        <w:rPr>
+          <w:lang w:val="it-IT"/>
+        </w:rPr>
+        <w:t>Tenant</w:t>
+      </w:r>
+    </w:p>
+    <w:p>
+      <w:pPr>
+        <w:rPr>
+          <w:i/>
+          <w:iCs/>
+          <w:lang w:val="it-IT"/>
+        </w:rPr>
+      </w:pPr>
+      <w:r>
+        <w:rPr>
+          <w:i/>
+          <w:iCs/>
+          <w:lang w:val="it-IT"/>
+        </w:rPr>
+        <w:t>Precondizioni</w:t>
+      </w:r>
+    </w:p>
+    <w:p>
+      <w:pPr>
+        <w:pStyle w:val="Paragrafoelenco"/>
+        <w:numPr>
+          <w:ilvl w:val="0"/>
+          <w:numId w:val="2"/>
+        </w:numPr>
+        <w:rPr>
+          <w:lang w:val="it-IT"/>
+        </w:rPr>
+      </w:pPr>
+      <w:r>
+        <w:rPr>
+          <w:lang w:val="it-IT"/>
+        </w:rPr>
+        <w:t>La lingua da utilizzare è stata impostata</w:t>
+      </w:r>
+    </w:p>
+    <w:p>
+      <w:pPr>
+        <w:rPr>
+          <w:i/>
+          <w:iCs/>
+          <w:lang w:val="it-IT"/>
+        </w:rPr>
+      </w:pPr>
+      <w:r>
+        <w:rPr>
+          <w:i/>
+          <w:iCs/>
+          <w:lang w:val="it-IT"/>
+        </w:rPr>
+        <w:t>Postcondizioni</w:t>
+      </w:r>
+    </w:p>
+    <w:p>
+      <w:pPr>
+        <w:pStyle w:val="Paragrafoelenco"/>
+        <w:numPr>
+          <w:ilvl w:val="0"/>
+          <w:numId w:val="2"/>
+        </w:numPr>
+        <w:rPr>
+          <w:lang w:val="it-IT"/>
+        </w:rPr>
+      </w:pPr>
+      <w:r>
+        <w:rPr>
+          <w:lang w:val="it-IT"/>
+        </w:rPr>
+        <w:t>La lingua selezionata è stata inviata al nostro sistema</w:t>
+      </w:r>
+    </w:p>
+    <w:p>
+      <w:pPr>
+        <w:rPr>
+          <w:i/>
+          <w:iCs/>
+          <w:lang w:val="it-IT"/>
+        </w:rPr>
+      </w:pPr>
+      <w:r>
+        <w:rPr>
+          <w:i/>
+          <w:iCs/>
+          <w:lang w:val="it-IT"/>
+        </w:rPr>
+        <w:t>Scenario principale</w:t>
+      </w:r>
+      <w:r>
+        <w:rPr>
+          <w:i/>
+          <w:iCs/>
+          <w:lang w:val="it-IT"/>
+        </w:rPr>
+        <w:tab/>
+      </w:r>
+    </w:p>
+    <w:p>
+      <w:pPr>
+        <w:rPr>
+          <w:lang w:val="it-IT"/>
+        </w:rPr>
+      </w:pPr>
+      <w:r>
+        <w:rPr>
+          <w:lang w:val="it-IT"/>
+        </w:rPr>
+        <w:t>Il tenant:</w:t>
+      </w:r>
+    </w:p>
+    <w:p>
+      <w:pPr>
+        <w:pStyle w:val="Paragrafoelenco"/>
+        <w:numPr>
+          <w:ilvl w:val="0"/>
+          <w:numId w:val="2"/>
+        </w:numPr>
+        <w:rPr>
+          <w:lang w:val="it-IT"/>
+        </w:rPr>
+      </w:pPr>
+      <w:r>
+        <w:rPr>
+          <w:lang w:val="it-IT"/>
+        </w:rPr>
+        <w:t>invia la lingua selezionata tramite l’utilizzo della API del nostro sistema</w:t>
+      </w:r>
+    </w:p>
+    <w:p>
+      <w:pPr>
+        <w:rPr>
+          <w:lang w:val="it-IT"/>
+        </w:rPr>
+      </w:pPr>
+      <w:r>
+        <w:rPr>
+          <w:i/>
+          <w:iCs/>
+          <w:lang w:val="it-IT"/>
+        </w:rPr>
+        <w:t>Estensioni</w:t>
+      </w:r>
+    </w:p>
+    <w:p>
+      <w:pPr>
+        <w:pStyle w:val="Paragrafoelenco"/>
+        <w:numPr>
+          <w:ilvl w:val="0"/>
+          <w:numId w:val="2"/>
+        </w:numPr>
+        <w:rPr>
+          <w:lang w:val="it-IT"/>
+        </w:rPr>
+      </w:pPr>
+      <w:r>
+        <w:rPr>
+          <w:lang w:val="it-IT"/>
+        </w:rPr>
+        <w:t>Se il sistema risulta irraggiungibile</w:t>
       </w:r>
     </w:p>
     <w:p>
@@ -2563,6 +3281,25 @@
           <w:ilvl w:val="1"/>
           <w:numId w:val="2"/>
         </w:numPr>
+        <w:rPr>
+          <w:lang w:val="it-IT"/>
+        </w:rPr>
+      </w:pPr>
+      <w:r>
+        <w:rPr>
+          <w:lang w:val="it-IT"/>
+        </w:rPr>
+        <w:t xml:space="preserve">Il tenant decide </w:t>
+      </w:r>
+      <w:r>
+        <w:rPr>
+          <w:lang w:val="it-IT"/>
+        </w:rPr>
+        <w:t>una possibile soluzione alternativa (e.g. mantiene la visualizzazione nella lingua di default)</w:t>
+      </w:r>
+    </w:p>
+    <w:p>
+      <w:pPr>
         <w:rPr>
           <w:sz w:val="24"/>
           <w:szCs w:val="24"/>
@@ -2571,67 +3308,35 @@
       </w:pPr>
       <w:r>
         <w:rPr>
-          <w:lang w:val="it-IT"/>
-        </w:rPr>
-        <w:t>Si usa quella di default del dispositivo</w:t>
-      </w:r>
-    </w:p>
-    <w:p>
-      <w:pPr>
-        <w:pStyle w:val="Paragrafoelenco"/>
-        <w:numPr>
-          <w:ilvl w:val="0"/>
-          <w:numId w:val="2"/>
-        </w:numPr>
-        <w:rPr>
           <w:sz w:val="24"/>
           <w:szCs w:val="24"/>
           <w:lang w:val="it-IT"/>
         </w:rPr>
-      </w:pPr>
-      <w:r>
-        <w:rPr>
-          <w:lang w:val="it-IT"/>
-        </w:rPr>
-        <w:lastRenderedPageBreak/>
-        <w:t>Se la lingua del dispositivo non è supportata</w:t>
-      </w:r>
-    </w:p>
-    <w:p>
-      <w:pPr>
-        <w:pStyle w:val="Paragrafoelenco"/>
-        <w:numPr>
-          <w:ilvl w:val="1"/>
-          <w:numId w:val="2"/>
-        </w:numPr>
+        <w:t>UC</w:t>
+      </w:r>
+      <w:r>
         <w:rPr>
           <w:sz w:val="24"/>
           <w:szCs w:val="24"/>
           <w:lang w:val="it-IT"/>
         </w:rPr>
-      </w:pPr>
-      <w:r>
-        <w:rPr>
-          <w:lang w:val="it-IT"/>
-        </w:rPr>
-        <w:t>Viene selezionata la lingua di default</w:t>
-      </w:r>
-    </w:p>
-    <w:p>
-      <w:pPr>
+        <w:t xml:space="preserve">5 </w:t>
+      </w:r>
+      <w:r>
         <w:rPr>
           <w:sz w:val="24"/>
           <w:szCs w:val="24"/>
           <w:lang w:val="it-IT"/>
         </w:rPr>
-      </w:pPr>
+        <w:t xml:space="preserve">– </w:t>
+      </w:r>
       <w:r>
         <w:rPr>
           <w:sz w:val="24"/>
           <w:szCs w:val="24"/>
           <w:lang w:val="it-IT"/>
         </w:rPr>
-        <w:t>UC</w:t>
+        <w:t>Accesso generico utenti</w:t>
       </w:r>
       <w:r>
         <w:rPr>
@@ -2639,23 +3344,437 @@
           <w:szCs w:val="24"/>
           <w:lang w:val="it-IT"/>
         </w:rPr>
-        <w:t>4</w:t>
-      </w:r>
-      <w:r>
+        <w:t xml:space="preserve"> interni (admin-content)</w:t>
+      </w:r>
+    </w:p>
+    <w:p>
+      <w:pPr>
+        <w:rPr>
+          <w:i/>
+          <w:iCs/>
+          <w:lang w:val="it-IT"/>
+        </w:rPr>
+      </w:pPr>
+      <w:r>
+        <w:rPr>
+          <w:i/>
+          <w:iCs/>
+          <w:lang w:val="it-IT"/>
+        </w:rPr>
+        <w:t>Attore primario</w:t>
+      </w:r>
+    </w:p>
+    <w:p>
+      <w:pPr>
+        <w:pStyle w:val="Paragrafoelenco"/>
+        <w:numPr>
+          <w:ilvl w:val="0"/>
+          <w:numId w:val="2"/>
+        </w:numPr>
+        <w:rPr>
+          <w:lang w:val="it-IT"/>
+        </w:rPr>
+      </w:pPr>
+      <w:r>
+        <w:rPr>
+          <w:lang w:val="it-IT"/>
+        </w:rPr>
+        <w:t>Admin user</w:t>
+      </w:r>
+    </w:p>
+    <w:p>
+      <w:pPr>
+        <w:pStyle w:val="Paragrafoelenco"/>
+        <w:numPr>
+          <w:ilvl w:val="0"/>
+          <w:numId w:val="2"/>
+        </w:numPr>
+        <w:rPr>
+          <w:lang w:val="it-IT"/>
+        </w:rPr>
+      </w:pPr>
+      <w:r>
+        <w:rPr>
+          <w:lang w:val="it-IT"/>
+        </w:rPr>
+        <w:t>Content user</w:t>
+      </w:r>
+    </w:p>
+    <w:p>
+      <w:pPr>
+        <w:rPr>
+          <w:i/>
+          <w:iCs/>
+          <w:lang w:val="it-IT"/>
+        </w:rPr>
+      </w:pPr>
+      <w:r>
+        <w:rPr>
+          <w:i/>
+          <w:iCs/>
+          <w:lang w:val="it-IT"/>
+        </w:rPr>
+        <w:t>Precondizioni</w:t>
+      </w:r>
+    </w:p>
+    <w:p>
+      <w:pPr>
+        <w:pStyle w:val="Paragrafoelenco"/>
+        <w:numPr>
+          <w:ilvl w:val="0"/>
+          <w:numId w:val="2"/>
+        </w:numPr>
+        <w:rPr>
+          <w:lang w:val="it-IT"/>
+        </w:rPr>
+      </w:pPr>
+      <w:r>
+        <w:rPr>
+          <w:lang w:val="it-IT"/>
+        </w:rPr>
+        <w:t xml:space="preserve">Il sistema deve essere raggiungibile </w:t>
+      </w:r>
+      <w:r>
+        <w:rPr>
+          <w:lang w:val="it-IT"/>
+        </w:rPr>
+        <w:t>e funzionante</w:t>
+      </w:r>
+    </w:p>
+    <w:p>
+      <w:pPr>
+        <w:rPr>
+          <w:i/>
+          <w:iCs/>
+          <w:lang w:val="it-IT"/>
+        </w:rPr>
+      </w:pPr>
+      <w:r>
+        <w:rPr>
+          <w:i/>
+          <w:iCs/>
+          <w:lang w:val="it-IT"/>
+        </w:rPr>
+        <w:t>Postcondizioni</w:t>
+      </w:r>
+    </w:p>
+    <w:p>
+      <w:pPr>
+        <w:pStyle w:val="Paragrafoelenco"/>
+        <w:numPr>
+          <w:ilvl w:val="0"/>
+          <w:numId w:val="2"/>
+        </w:numPr>
+        <w:rPr>
+          <w:lang w:val="it-IT"/>
+        </w:rPr>
+      </w:pPr>
+      <w:r>
+        <w:rPr>
+          <w:lang w:val="it-IT"/>
+        </w:rPr>
+        <w:t>L’utente accede correttamente all’applicazione col suo profilo</w:t>
+      </w:r>
+    </w:p>
+    <w:p>
+      <w:pPr>
+        <w:rPr>
+          <w:i/>
+          <w:iCs/>
+          <w:lang w:val="it-IT"/>
+        </w:rPr>
+      </w:pPr>
+      <w:r>
+        <w:rPr>
+          <w:i/>
+          <w:iCs/>
+          <w:lang w:val="it-IT"/>
+        </w:rPr>
+        <w:t>Scenario principale</w:t>
+      </w:r>
+      <w:r>
+        <w:rPr>
+          <w:i/>
+          <w:iCs/>
+          <w:lang w:val="it-IT"/>
+        </w:rPr>
+        <w:tab/>
+      </w:r>
+    </w:p>
+    <w:p>
+      <w:pPr>
+        <w:rPr>
+          <w:lang w:val="it-IT"/>
+        </w:rPr>
+      </w:pPr>
+      <w:r>
+        <w:rPr>
+          <w:lang w:val="it-IT"/>
+        </w:rPr>
+        <w:t>L’utente (generico)</w:t>
+      </w:r>
+      <w:r>
+        <w:rPr>
+          <w:lang w:val="it-IT"/>
+        </w:rPr>
+        <w:t>:</w:t>
+      </w:r>
+    </w:p>
+    <w:p>
+      <w:pPr>
+        <w:pStyle w:val="Paragrafoelenco"/>
+        <w:numPr>
+          <w:ilvl w:val="0"/>
+          <w:numId w:val="2"/>
+        </w:numPr>
+        <w:rPr>
+          <w:lang w:val="it-IT"/>
+        </w:rPr>
+      </w:pPr>
+      <w:r>
+        <w:rPr>
+          <w:lang w:val="it-IT"/>
+        </w:rPr>
+        <w:t>accede al sistema direttamente</w:t>
+      </w:r>
+    </w:p>
+    <w:p>
+      <w:pPr>
+        <w:pStyle w:val="Paragrafoelenco"/>
+        <w:numPr>
+          <w:ilvl w:val="0"/>
+          <w:numId w:val="2"/>
+        </w:numPr>
+        <w:rPr>
+          <w:lang w:val="it-IT"/>
+        </w:rPr>
+      </w:pPr>
+      <w:r>
+        <w:rPr>
+          <w:lang w:val="it-IT"/>
+        </w:rPr>
+        <w:t>inserisce le credenziali per accedere al suo profilo</w:t>
+      </w:r>
+    </w:p>
+    <w:p>
+      <w:pPr>
+        <w:pStyle w:val="Paragrafoelenco"/>
+        <w:numPr>
+          <w:ilvl w:val="0"/>
+          <w:numId w:val="2"/>
+        </w:numPr>
+        <w:rPr>
+          <w:lang w:val="it-IT"/>
+        </w:rPr>
+      </w:pPr>
+      <w:r>
+        <w:rPr>
+          <w:lang w:val="it-IT"/>
+        </w:rPr>
+        <w:t>accede al sito autenticato, ripartendo dalla pagina in cui era</w:t>
+      </w:r>
+    </w:p>
+    <w:p>
+      <w:pPr>
+        <w:rPr>
+          <w:lang w:val="it-IT"/>
+        </w:rPr>
+      </w:pPr>
+      <w:r>
+        <w:rPr>
+          <w:i/>
+          <w:iCs/>
+          <w:lang w:val="it-IT"/>
+        </w:rPr>
+        <w:t>Estensioni</w:t>
+      </w:r>
+    </w:p>
+    <w:p>
+      <w:pPr>
+        <w:pStyle w:val="Paragrafoelenco"/>
+        <w:numPr>
+          <w:ilvl w:val="0"/>
+          <w:numId w:val="2"/>
+        </w:numPr>
+        <w:rPr>
+          <w:lang w:val="it-IT"/>
+        </w:rPr>
+      </w:pPr>
+      <w:r>
+        <w:rPr>
+          <w:lang w:val="it-IT"/>
+        </w:rPr>
+        <w:t>Se il sistema risulta irraggiungibile</w:t>
+      </w:r>
+    </w:p>
+    <w:p>
+      <w:pPr>
+        <w:pStyle w:val="Paragrafoelenco"/>
+        <w:numPr>
+          <w:ilvl w:val="1"/>
+          <w:numId w:val="2"/>
+        </w:numPr>
+        <w:rPr>
+          <w:lang w:val="it-IT"/>
+        </w:rPr>
+      </w:pPr>
+      <w:r>
+        <w:rPr>
+          <w:lang w:val="it-IT"/>
+        </w:rPr>
+        <w:t xml:space="preserve">Viene visualizzato un messaggio di errore </w:t>
+      </w:r>
+      <w:r>
+        <w:rPr>
+          <w:lang w:val="it-IT"/>
+        </w:rPr>
+        <w:t>con un codice legato al significato del problema</w:t>
+      </w:r>
+    </w:p>
+    <w:p>
+      <w:pPr>
+        <w:rPr>
+          <w:lang w:val="it-IT"/>
+        </w:rPr>
+      </w:pPr>
+      <w:r>
+        <w:rPr>
+          <w:lang w:val="it-IT"/>
+        </w:rPr>
+        <w:br w:type="page"/>
+      </w:r>
+    </w:p>
+    <w:p>
+      <w:pPr>
+        <w:rPr>
+          <w:lang w:val="it-IT"/>
+        </w:rPr>
+      </w:pPr>
+      <w:r>
+        <w:rPr>
+          <w:lang w:val="it-IT"/>
+        </w:rPr>
+        <w:lastRenderedPageBreak/>
+        <w:t>Admin User:</w:t>
+      </w:r>
+    </w:p>
+    <w:p>
+      <w:pPr>
+        <w:pStyle w:val="Paragrafoelenco"/>
+        <w:numPr>
+          <w:ilvl w:val="0"/>
+          <w:numId w:val="2"/>
+        </w:numPr>
+        <w:rPr>
+          <w:lang w:val="it-IT"/>
+        </w:rPr>
+      </w:pPr>
+      <w:r>
+        <w:rPr>
+          <w:lang w:val="it-IT"/>
+        </w:rPr>
+        <w:t>Gestire le o</w:t>
+      </w:r>
+      <w:r>
+        <w:rPr>
+          <w:lang w:val="it-IT"/>
+        </w:rPr>
+        <w:t xml:space="preserve">rganizzazioni che </w:t>
+      </w:r>
+      <w:r>
+        <w:rPr>
+          <w:lang w:val="it-IT"/>
+        </w:rPr>
+        <w:t>si registrano</w:t>
+      </w:r>
+      <w:r>
+        <w:rPr>
+          <w:lang w:val="it-IT"/>
+        </w:rPr>
+        <w:t xml:space="preserve"> alla piattaforma</w:t>
+      </w:r>
+      <w:r>
+        <w:rPr>
+          <w:lang w:val="it-IT"/>
+        </w:rPr>
+        <w:t xml:space="preserve"> (rilascio di token)</w:t>
+      </w:r>
+    </w:p>
+    <w:p>
+      <w:pPr>
+        <w:pStyle w:val="Paragrafoelenco"/>
+        <w:numPr>
+          <w:ilvl w:val="0"/>
+          <w:numId w:val="2"/>
+        </w:numPr>
+        <w:rPr>
+          <w:lang w:val="it-IT"/>
+        </w:rPr>
+      </w:pPr>
+      <w:r>
+        <w:rPr>
+          <w:lang w:val="it-IT"/>
+        </w:rPr>
+        <w:t xml:space="preserve">Aggiungere/togliere </w:t>
+      </w:r>
+      <w:r>
+        <w:rPr>
+          <w:lang w:val="it-IT"/>
+        </w:rPr>
+        <w:t>content user</w:t>
+      </w:r>
+    </w:p>
+    <w:p>
+      <w:pPr>
+        <w:pStyle w:val="Paragrafoelenco"/>
+        <w:numPr>
+          <w:ilvl w:val="0"/>
+          <w:numId w:val="2"/>
+        </w:numPr>
+        <w:rPr>
+          <w:lang w:val="it-IT"/>
+        </w:rPr>
+      </w:pPr>
+      <w:r>
+        <w:rPr>
+          <w:lang w:val="it-IT"/>
+        </w:rPr>
+        <w:t>Aggiungere/togliere traduzioni</w:t>
+      </w:r>
+    </w:p>
+    <w:p>
+      <w:pPr>
+        <w:pStyle w:val="Paragrafoelenco"/>
+        <w:numPr>
+          <w:ilvl w:val="0"/>
+          <w:numId w:val="2"/>
+        </w:numPr>
+        <w:rPr>
+          <w:lang w:val="it-IT"/>
+        </w:rPr>
+      </w:pPr>
+      <w:r>
+        <w:rPr>
+          <w:lang w:val="it-IT"/>
+        </w:rPr>
+        <w:t>Funzioni di amministrazione DB (?)</w:t>
+      </w:r>
+    </w:p>
+    <w:p>
+      <w:pPr>
         <w:rPr>
           <w:sz w:val="24"/>
           <w:szCs w:val="24"/>
           <w:lang w:val="it-IT"/>
         </w:rPr>
-        <w:t>.2</w:t>
-      </w:r>
+      </w:pPr>
       <w:r>
         <w:rPr>
           <w:sz w:val="24"/>
           <w:szCs w:val="24"/>
           <w:lang w:val="it-IT"/>
         </w:rPr>
-        <w:t xml:space="preserve"> </w:t>
+        <w:t>UC</w:t>
       </w:r>
       <w:r>
         <w:rPr>
@@ -2663,7 +3782,7 @@
           <w:szCs w:val="24"/>
           <w:lang w:val="it-IT"/>
         </w:rPr>
-        <w:t xml:space="preserve">– </w:t>
+        <w:t>6</w:t>
       </w:r>
       <w:r>
         <w:rPr>
@@ -2671,7 +3790,7 @@
           <w:szCs w:val="24"/>
           <w:lang w:val="it-IT"/>
         </w:rPr>
-        <w:t xml:space="preserve">Invio dati lingua </w:t>
+        <w:t xml:space="preserve"> </w:t>
       </w:r>
       <w:r>
         <w:rPr>
@@ -2679,274 +3798,646 @@
           <w:szCs w:val="24"/>
           <w:lang w:val="it-IT"/>
         </w:rPr>
-        <w:t>selezionata</w:t>
-      </w:r>
-    </w:p>
-    <w:p>
-      <w:pPr>
-        <w:rPr>
-          <w:i/>
-          <w:iCs/>
-          <w:lang w:val="it-IT"/>
-        </w:rPr>
-      </w:pPr>
-      <w:r>
-        <w:rPr>
-          <w:i/>
-          <w:iCs/>
-          <w:lang w:val="it-IT"/>
-        </w:rPr>
-        <w:t>Attore primario</w:t>
-      </w:r>
-    </w:p>
-    <w:p>
-      <w:pPr>
-        <w:pStyle w:val="Paragrafoelenco"/>
-        <w:numPr>
-          <w:ilvl w:val="0"/>
-          <w:numId w:val="2"/>
-        </w:numPr>
-        <w:rPr>
-          <w:lang w:val="it-IT"/>
-        </w:rPr>
-      </w:pPr>
-      <w:r>
-        <w:rPr>
-          <w:lang w:val="it-IT"/>
-        </w:rPr>
-        <w:t>Tenant</w:t>
-      </w:r>
-    </w:p>
-    <w:p>
-      <w:pPr>
-        <w:rPr>
-          <w:i/>
-          <w:iCs/>
-          <w:lang w:val="it-IT"/>
-        </w:rPr>
-      </w:pPr>
-      <w:r>
-        <w:rPr>
-          <w:i/>
-          <w:iCs/>
-          <w:lang w:val="it-IT"/>
-        </w:rPr>
-        <w:t>Precondizioni</w:t>
-      </w:r>
-    </w:p>
-    <w:p>
-      <w:pPr>
-        <w:pStyle w:val="Paragrafoelenco"/>
-        <w:numPr>
-          <w:ilvl w:val="0"/>
-          <w:numId w:val="2"/>
-        </w:numPr>
-        <w:rPr>
-          <w:lang w:val="it-IT"/>
-        </w:rPr>
-      </w:pPr>
-      <w:r>
-        <w:rPr>
-          <w:lang w:val="it-IT"/>
-        </w:rPr>
-        <w:t>La lingua da utilizzare è stata impostata</w:t>
-      </w:r>
-    </w:p>
-    <w:p>
-      <w:pPr>
-        <w:rPr>
-          <w:i/>
-          <w:iCs/>
-          <w:lang w:val="it-IT"/>
-        </w:rPr>
-      </w:pPr>
-      <w:r>
-        <w:rPr>
-          <w:i/>
-          <w:iCs/>
-          <w:lang w:val="it-IT"/>
-        </w:rPr>
-        <w:t>Postcondizioni</w:t>
-      </w:r>
-    </w:p>
-    <w:p>
-      <w:pPr>
-        <w:pStyle w:val="Paragrafoelenco"/>
-        <w:numPr>
-          <w:ilvl w:val="0"/>
-          <w:numId w:val="2"/>
-        </w:numPr>
-        <w:rPr>
-          <w:lang w:val="it-IT"/>
-        </w:rPr>
-      </w:pPr>
-      <w:r>
-        <w:rPr>
-          <w:lang w:val="it-IT"/>
-        </w:rPr>
-        <w:t>La lingua selezionata è stata inviata al nostro sistema</w:t>
-      </w:r>
-    </w:p>
-    <w:p>
-      <w:pPr>
-        <w:rPr>
-          <w:i/>
-          <w:iCs/>
-          <w:lang w:val="it-IT"/>
-        </w:rPr>
-      </w:pPr>
-      <w:r>
-        <w:rPr>
-          <w:i/>
-          <w:iCs/>
-          <w:lang w:val="it-IT"/>
-        </w:rPr>
-        <w:t>Scenario principale</w:t>
-      </w:r>
-      <w:r>
-        <w:rPr>
-          <w:i/>
-          <w:iCs/>
-          <w:lang w:val="it-IT"/>
-        </w:rPr>
-        <w:tab/>
-      </w:r>
-    </w:p>
-    <w:p>
-      <w:pPr>
-        <w:rPr>
-          <w:lang w:val="it-IT"/>
-        </w:rPr>
-      </w:pPr>
-      <w:r>
-        <w:rPr>
-          <w:lang w:val="it-IT"/>
-        </w:rPr>
-        <w:t>Il tenant:</w:t>
-      </w:r>
-    </w:p>
-    <w:p>
-      <w:pPr>
-        <w:pStyle w:val="Paragrafoelenco"/>
-        <w:numPr>
-          <w:ilvl w:val="0"/>
-          <w:numId w:val="2"/>
-        </w:numPr>
-        <w:rPr>
-          <w:lang w:val="it-IT"/>
-        </w:rPr>
-      </w:pPr>
-      <w:r>
-        <w:rPr>
-          <w:lang w:val="it-IT"/>
-        </w:rPr>
-        <w:t>invia la lingua selezionata tramite l’utilizzo della API del nostro sistema</w:t>
-      </w:r>
-    </w:p>
-    <w:p>
-      <w:pPr>
-        <w:rPr>
-          <w:lang w:val="it-IT"/>
-        </w:rPr>
-      </w:pPr>
-      <w:r>
-        <w:rPr>
-          <w:i/>
-          <w:iCs/>
-          <w:lang w:val="it-IT"/>
-        </w:rPr>
-        <w:t>Estensioni</w:t>
-      </w:r>
-    </w:p>
-    <w:p>
-      <w:pPr>
-        <w:pStyle w:val="Paragrafoelenco"/>
-        <w:numPr>
-          <w:ilvl w:val="0"/>
-          <w:numId w:val="2"/>
-        </w:numPr>
-        <w:rPr>
-          <w:lang w:val="it-IT"/>
-        </w:rPr>
-      </w:pPr>
-      <w:r>
-        <w:rPr>
-          <w:lang w:val="it-IT"/>
-        </w:rPr>
-        <w:t>Se il sistema risulta irraggiungibile</w:t>
-      </w:r>
-    </w:p>
-    <w:p>
-      <w:pPr>
-        <w:pStyle w:val="Paragrafoelenco"/>
-        <w:numPr>
-          <w:ilvl w:val="1"/>
-          <w:numId w:val="2"/>
-        </w:numPr>
-        <w:rPr>
-          <w:lang w:val="it-IT"/>
-        </w:rPr>
-      </w:pPr>
-      <w:r>
-        <w:rPr>
-          <w:lang w:val="it-IT"/>
-        </w:rPr>
-        <w:t xml:space="preserve">Il tenant decide </w:t>
-      </w:r>
-      <w:r>
-        <w:rPr>
-          <w:lang w:val="it-IT"/>
-        </w:rPr>
-        <w:t>una possibile soluzione alternativa (e.g. mantiene la visualizzazione nella lingua di default)</w:t>
-      </w:r>
-    </w:p>
-    <w:p>
-      <w:pPr>
+        <w:t xml:space="preserve">– </w:t>
+      </w:r>
+      <w:r>
         <w:rPr>
           <w:sz w:val="24"/>
           <w:szCs w:val="24"/>
           <w:lang w:val="it-IT"/>
         </w:rPr>
-      </w:pPr>
+        <w:t xml:space="preserve">Gestione </w:t>
+      </w:r>
       <w:r>
         <w:rPr>
           <w:sz w:val="24"/>
           <w:szCs w:val="24"/>
           <w:lang w:val="it-IT"/>
         </w:rPr>
-        <w:t>UC</w:t>
-      </w:r>
-      <w:r>
+        <w:t>delle richieste di utilizzo della piattaforma</w:t>
+      </w:r>
+    </w:p>
+    <w:p>
+      <w:pPr>
+        <w:rPr>
+          <w:i/>
+          <w:iCs/>
+          <w:lang w:val="it-IT"/>
+        </w:rPr>
+      </w:pPr>
+      <w:r>
+        <w:rPr>
+          <w:i/>
+          <w:iCs/>
+          <w:lang w:val="it-IT"/>
+        </w:rPr>
+        <w:t>Attore primario</w:t>
+      </w:r>
+    </w:p>
+    <w:p>
+      <w:pPr>
+        <w:pStyle w:val="Paragrafoelenco"/>
+        <w:numPr>
+          <w:ilvl w:val="0"/>
+          <w:numId w:val="2"/>
+        </w:numPr>
+        <w:rPr>
+          <w:lang w:val="it-IT"/>
+        </w:rPr>
+      </w:pPr>
+      <w:r>
+        <w:rPr>
+          <w:lang w:val="it-IT"/>
+        </w:rPr>
+        <w:t>Admin user</w:t>
+      </w:r>
+    </w:p>
+    <w:p>
+      <w:pPr>
+        <w:rPr>
+          <w:i/>
+          <w:iCs/>
+          <w:lang w:val="it-IT"/>
+        </w:rPr>
+      </w:pPr>
+      <w:r>
+        <w:rPr>
+          <w:i/>
+          <w:iCs/>
+          <w:lang w:val="it-IT"/>
+        </w:rPr>
+        <w:t>Attore secondario</w:t>
+      </w:r>
+    </w:p>
+    <w:p>
+      <w:pPr>
+        <w:pStyle w:val="Paragrafoelenco"/>
+        <w:numPr>
+          <w:ilvl w:val="0"/>
+          <w:numId w:val="2"/>
+        </w:numPr>
+        <w:rPr>
+          <w:lang w:val="it-IT"/>
+        </w:rPr>
+      </w:pPr>
+      <w:r>
+        <w:rPr>
+          <w:lang w:val="it-IT"/>
+        </w:rPr>
+        <w:t>Tenant</w:t>
+      </w:r>
+    </w:p>
+    <w:p>
+      <w:pPr>
+        <w:rPr>
+          <w:i/>
+          <w:iCs/>
+          <w:lang w:val="it-IT"/>
+        </w:rPr>
+      </w:pPr>
+      <w:r>
+        <w:rPr>
+          <w:i/>
+          <w:iCs/>
+          <w:lang w:val="it-IT"/>
+        </w:rPr>
+        <w:t>Precondizioni</w:t>
+      </w:r>
+    </w:p>
+    <w:p>
+      <w:pPr>
+        <w:pStyle w:val="Paragrafoelenco"/>
+        <w:numPr>
+          <w:ilvl w:val="0"/>
+          <w:numId w:val="2"/>
+        </w:numPr>
+        <w:rPr>
+          <w:lang w:val="it-IT"/>
+        </w:rPr>
+      </w:pPr>
+      <w:r>
+        <w:rPr>
+          <w:lang w:val="it-IT"/>
+        </w:rPr>
+        <w:t>Il sistema deve essere raggiungibile e funzionante</w:t>
+      </w:r>
+    </w:p>
+    <w:p>
+      <w:pPr>
+        <w:pStyle w:val="Paragrafoelenco"/>
+        <w:numPr>
+          <w:ilvl w:val="0"/>
+          <w:numId w:val="2"/>
+        </w:numPr>
+        <w:rPr>
+          <w:lang w:val="it-IT"/>
+        </w:rPr>
+      </w:pPr>
+      <w:r>
+        <w:rPr>
+          <w:lang w:val="it-IT"/>
+        </w:rPr>
+        <w:t>L’admin deve essere autenticato</w:t>
+      </w:r>
+    </w:p>
+    <w:p>
+      <w:pPr>
+        <w:rPr>
+          <w:i/>
+          <w:iCs/>
+          <w:lang w:val="it-IT"/>
+        </w:rPr>
+      </w:pPr>
+      <w:r>
+        <w:rPr>
+          <w:i/>
+          <w:iCs/>
+          <w:lang w:val="it-IT"/>
+        </w:rPr>
+        <w:t>Postcondizioni</w:t>
+      </w:r>
+    </w:p>
+    <w:p>
+      <w:pPr>
+        <w:pStyle w:val="Paragrafoelenco"/>
+        <w:numPr>
+          <w:ilvl w:val="0"/>
+          <w:numId w:val="2"/>
+        </w:numPr>
+        <w:rPr>
+          <w:lang w:val="it-IT"/>
+        </w:rPr>
+      </w:pPr>
+      <w:r>
+        <w:rPr>
+          <w:lang w:val="it-IT"/>
+        </w:rPr>
+        <w:t xml:space="preserve">L’admin </w:t>
+      </w:r>
+      <w:r>
+        <w:rPr>
+          <w:lang w:val="it-IT"/>
+        </w:rPr>
+        <w:t>controlla il processo di rilascio</w:t>
+      </w:r>
+      <w:r>
+        <w:rPr>
+          <w:lang w:val="it-IT"/>
+        </w:rPr>
+        <w:t xml:space="preserve"> i token di accesso univoci ai tenant </w:t>
+      </w:r>
+      <w:r>
+        <w:rPr>
+          <w:lang w:val="it-IT"/>
+        </w:rPr>
+        <w:t xml:space="preserve">che </w:t>
+      </w:r>
+      <w:r>
+        <w:rPr>
+          <w:lang w:val="it-IT"/>
+        </w:rPr>
+        <w:t>chiedono di registrarsi</w:t>
+      </w:r>
+      <w:r>
+        <w:rPr>
+          <w:lang w:val="it-IT"/>
+        </w:rPr>
+        <w:t xml:space="preserve"> alla piattaforma</w:t>
+      </w:r>
+    </w:p>
+    <w:p>
+      <w:pPr>
+        <w:rPr>
+          <w:i/>
+          <w:iCs/>
+          <w:lang w:val="it-IT"/>
+        </w:rPr>
+      </w:pPr>
+      <w:r>
+        <w:rPr>
+          <w:i/>
+          <w:iCs/>
+          <w:lang w:val="it-IT"/>
+        </w:rPr>
+        <w:t>Scenario principale</w:t>
+      </w:r>
+      <w:r>
+        <w:rPr>
+          <w:i/>
+          <w:iCs/>
+          <w:lang w:val="it-IT"/>
+        </w:rPr>
+        <w:tab/>
+      </w:r>
+    </w:p>
+    <w:p>
+      <w:pPr>
+        <w:rPr>
+          <w:lang w:val="it-IT"/>
+        </w:rPr>
+      </w:pPr>
+      <w:r>
+        <w:rPr>
+          <w:lang w:val="it-IT"/>
+        </w:rPr>
+        <w:t>L’admin:</w:t>
+      </w:r>
+    </w:p>
+    <w:p>
+      <w:pPr>
+        <w:pStyle w:val="Paragrafoelenco"/>
+        <w:numPr>
+          <w:ilvl w:val="0"/>
+          <w:numId w:val="2"/>
+        </w:numPr>
+        <w:rPr>
+          <w:lang w:val="it-IT"/>
+        </w:rPr>
+      </w:pPr>
+      <w:r>
+        <w:rPr>
+          <w:lang w:val="it-IT"/>
+        </w:rPr>
+        <w:t xml:space="preserve">visualizza le richieste di </w:t>
+      </w:r>
+      <w:r>
+        <w:rPr>
+          <w:lang w:val="it-IT"/>
+        </w:rPr>
+        <w:t>registrazione</w:t>
+      </w:r>
+      <w:r>
+        <w:rPr>
+          <w:lang w:val="it-IT"/>
+        </w:rPr>
+        <w:t xml:space="preserve"> alla piattaforma</w:t>
+      </w:r>
+    </w:p>
+    <w:p>
+      <w:pPr>
+        <w:pStyle w:val="Paragrafoelenco"/>
+        <w:numPr>
+          <w:ilvl w:val="0"/>
+          <w:numId w:val="2"/>
+        </w:numPr>
+        <w:rPr>
+          <w:lang w:val="it-IT"/>
+        </w:rPr>
+      </w:pPr>
+      <w:r>
+        <w:rPr>
+          <w:lang w:val="it-IT"/>
+        </w:rPr>
+        <w:t>si occupa di definire il processo di approvazione</w:t>
+      </w:r>
+    </w:p>
+    <w:p>
+      <w:pPr>
+        <w:pStyle w:val="Paragrafoelenco"/>
+        <w:numPr>
+          <w:ilvl w:val="0"/>
+          <w:numId w:val="2"/>
+        </w:numPr>
+        <w:rPr>
+          <w:lang w:val="it-IT"/>
+        </w:rPr>
+      </w:pPr>
+      <w:r>
+        <w:rPr>
+          <w:lang w:val="it-IT"/>
+        </w:rPr>
+        <w:t>le approva rilasciando il token</w:t>
+      </w:r>
+    </w:p>
+    <w:p>
+      <w:pPr>
+        <w:rPr>
+          <w:lang w:val="it-IT"/>
+        </w:rPr>
+      </w:pPr>
+      <w:r>
+        <w:rPr>
+          <w:i/>
+          <w:iCs/>
+          <w:lang w:val="it-IT"/>
+        </w:rPr>
+        <w:t>Estensioni</w:t>
+      </w:r>
+    </w:p>
+    <w:p>
+      <w:pPr>
+        <w:pStyle w:val="Paragrafoelenco"/>
+        <w:numPr>
+          <w:ilvl w:val="0"/>
+          <w:numId w:val="2"/>
+        </w:numPr>
+        <w:rPr>
+          <w:lang w:val="it-IT"/>
+        </w:rPr>
+      </w:pPr>
+      <w:r>
+        <w:rPr>
+          <w:lang w:val="it-IT"/>
+        </w:rPr>
+        <w:t xml:space="preserve">Se la richiesta </w:t>
+      </w:r>
+      <w:r>
+        <w:rPr>
+          <w:lang w:val="it-IT"/>
+        </w:rPr>
+        <w:t xml:space="preserve">di registrazione </w:t>
+      </w:r>
+      <w:r>
+        <w:rPr>
+          <w:lang w:val="it-IT"/>
+        </w:rPr>
+        <w:t>non è stata approvata</w:t>
+      </w:r>
+    </w:p>
+    <w:p>
+      <w:pPr>
+        <w:pStyle w:val="Paragrafoelenco"/>
+        <w:numPr>
+          <w:ilvl w:val="1"/>
+          <w:numId w:val="2"/>
+        </w:numPr>
+        <w:rPr>
+          <w:lang w:val="it-IT"/>
+        </w:rPr>
+      </w:pPr>
+      <w:r>
+        <w:rPr>
+          <w:lang w:val="it-IT"/>
+        </w:rPr>
+        <w:t xml:space="preserve">Verrà notificato all’utente che stava cercando di </w:t>
+      </w:r>
+      <w:r>
+        <w:rPr>
+          <w:lang w:val="it-IT"/>
+        </w:rPr>
+        <w:t>registrarsi</w:t>
+      </w:r>
+    </w:p>
+    <w:p>
+      <w:pPr>
         <w:rPr>
           <w:sz w:val="24"/>
           <w:szCs w:val="24"/>
           <w:lang w:val="it-IT"/>
         </w:rPr>
-        <w:t>5</w:t>
-      </w:r>
+      </w:pPr>
       <w:r>
         <w:rPr>
           <w:sz w:val="24"/>
           <w:szCs w:val="24"/>
           <w:lang w:val="it-IT"/>
         </w:rPr>
-        <w:t xml:space="preserve"> </w:t>
-      </w:r>
-      <w:r>
+        <w:t>UC6.1 – Inserimento utenti</w:t>
+      </w:r>
+    </w:p>
+    <w:p>
+      <w:pPr>
+        <w:rPr>
+          <w:i/>
+          <w:iCs/>
+          <w:lang w:val="it-IT"/>
+        </w:rPr>
+      </w:pPr>
+      <w:r>
+        <w:rPr>
+          <w:i/>
+          <w:iCs/>
+          <w:lang w:val="it-IT"/>
+        </w:rPr>
+        <w:t>Attore primario</w:t>
+      </w:r>
+    </w:p>
+    <w:p>
+      <w:pPr>
+        <w:pStyle w:val="Paragrafoelenco"/>
+        <w:numPr>
+          <w:ilvl w:val="0"/>
+          <w:numId w:val="2"/>
+        </w:numPr>
+        <w:rPr>
+          <w:lang w:val="it-IT"/>
+        </w:rPr>
+      </w:pPr>
+      <w:r>
+        <w:rPr>
+          <w:lang w:val="it-IT"/>
+        </w:rPr>
+        <w:t>Admin user</w:t>
+      </w:r>
+    </w:p>
+    <w:p>
+      <w:pPr>
+        <w:rPr>
+          <w:i/>
+          <w:iCs/>
+          <w:lang w:val="it-IT"/>
+        </w:rPr>
+      </w:pPr>
+      <w:r>
+        <w:rPr>
+          <w:i/>
+          <w:iCs/>
+          <w:lang w:val="it-IT"/>
+        </w:rPr>
+        <w:t>Precondizioni</w:t>
+      </w:r>
+    </w:p>
+    <w:p>
+      <w:pPr>
+        <w:pStyle w:val="Paragrafoelenco"/>
+        <w:numPr>
+          <w:ilvl w:val="0"/>
+          <w:numId w:val="2"/>
+        </w:numPr>
+        <w:rPr>
+          <w:lang w:val="it-IT"/>
+        </w:rPr>
+      </w:pPr>
+      <w:r>
+        <w:rPr>
+          <w:lang w:val="it-IT"/>
+        </w:rPr>
+        <w:t>Il sistema deve essere raggiungibile e funzionante</w:t>
+      </w:r>
+    </w:p>
+    <w:p>
+      <w:pPr>
+        <w:pStyle w:val="Paragrafoelenco"/>
+        <w:numPr>
+          <w:ilvl w:val="0"/>
+          <w:numId w:val="2"/>
+        </w:numPr>
+        <w:rPr>
+          <w:lang w:val="it-IT"/>
+        </w:rPr>
+      </w:pPr>
+      <w:r>
+        <w:rPr>
+          <w:lang w:val="it-IT"/>
+        </w:rPr>
+        <w:t>L’admin deve essere autenticato</w:t>
+      </w:r>
+    </w:p>
+    <w:p>
+      <w:pPr>
+        <w:rPr>
+          <w:i/>
+          <w:iCs/>
+          <w:lang w:val="it-IT"/>
+        </w:rPr>
+      </w:pPr>
+      <w:r>
+        <w:rPr>
+          <w:i/>
+          <w:iCs/>
+          <w:lang w:val="it-IT"/>
+        </w:rPr>
+        <w:t>Postcondizioni</w:t>
+      </w:r>
+    </w:p>
+    <w:p>
+      <w:pPr>
+        <w:pStyle w:val="Paragrafoelenco"/>
+        <w:numPr>
+          <w:ilvl w:val="0"/>
+          <w:numId w:val="2"/>
+        </w:numPr>
+        <w:rPr>
+          <w:lang w:val="it-IT"/>
+        </w:rPr>
+      </w:pPr>
+      <w:r>
+        <w:rPr>
+          <w:lang w:val="it-IT"/>
+        </w:rPr>
+        <w:t>L’admin controlla il</w:t>
+      </w:r>
+      <w:r>
+        <w:rPr>
+          <w:lang w:val="it-IT"/>
+        </w:rPr>
+        <w:t xml:space="preserve"> processo di creazione degli utenti, definendo i permessi</w:t>
+      </w:r>
+    </w:p>
+    <w:p>
+      <w:pPr>
+        <w:rPr>
+          <w:i/>
+          <w:iCs/>
+          <w:lang w:val="it-IT"/>
+        </w:rPr>
+      </w:pPr>
+    </w:p>
+    <w:p>
+      <w:pPr>
+        <w:rPr>
+          <w:i/>
+          <w:iCs/>
+          <w:lang w:val="it-IT"/>
+        </w:rPr>
+      </w:pPr>
+    </w:p>
+    <w:p>
+      <w:pPr>
+        <w:rPr>
+          <w:i/>
+          <w:iCs/>
+          <w:lang w:val="it-IT"/>
+        </w:rPr>
+      </w:pPr>
+      <w:r>
+        <w:rPr>
+          <w:i/>
+          <w:iCs/>
+          <w:lang w:val="it-IT"/>
+        </w:rPr>
+        <w:lastRenderedPageBreak/>
+        <w:t>Scenario principale</w:t>
+      </w:r>
+      <w:r>
+        <w:rPr>
+          <w:i/>
+          <w:iCs/>
+          <w:lang w:val="it-IT"/>
+        </w:rPr>
+        <w:tab/>
+      </w:r>
+    </w:p>
+    <w:p>
+      <w:pPr>
+        <w:rPr>
+          <w:lang w:val="it-IT"/>
+        </w:rPr>
+      </w:pPr>
+      <w:r>
+        <w:rPr>
+          <w:lang w:val="it-IT"/>
+        </w:rPr>
+        <w:t>L’admin:</w:t>
+      </w:r>
+    </w:p>
+    <w:p>
+      <w:pPr>
+        <w:pStyle w:val="Paragrafoelenco"/>
+        <w:numPr>
+          <w:ilvl w:val="0"/>
+          <w:numId w:val="2"/>
+        </w:numPr>
+        <w:rPr>
+          <w:lang w:val="it-IT"/>
+        </w:rPr>
+      </w:pPr>
+      <w:r>
+        <w:rPr>
+          <w:lang w:val="it-IT"/>
+        </w:rPr>
+        <w:t>si occupa di definire il processo di inserimento utenti</w:t>
+      </w:r>
+      <w:r>
+        <w:rPr>
+          <w:lang w:val="it-IT"/>
+        </w:rPr>
+        <w:t xml:space="preserve"> (nuovi utenti/utenti senza ruolo)</w:t>
+      </w:r>
+    </w:p>
+    <w:p>
+      <w:pPr>
+        <w:pStyle w:val="Paragrafoelenco"/>
+        <w:numPr>
+          <w:ilvl w:val="0"/>
+          <w:numId w:val="2"/>
+        </w:numPr>
+        <w:rPr>
+          <w:lang w:val="it-IT"/>
+        </w:rPr>
+      </w:pPr>
+      <w:r>
+        <w:rPr>
+          <w:lang w:val="it-IT"/>
+        </w:rPr>
+        <w:t>concede i permessi ai singoli utenti</w:t>
+      </w:r>
+    </w:p>
+    <w:p>
+      <w:pPr>
         <w:rPr>
           <w:sz w:val="24"/>
           <w:szCs w:val="24"/>
           <w:lang w:val="it-IT"/>
         </w:rPr>
-        <w:t xml:space="preserve">– </w:t>
-      </w:r>
+      </w:pPr>
       <w:r>
         <w:rPr>
           <w:sz w:val="24"/>
           <w:szCs w:val="24"/>
           <w:lang w:val="it-IT"/>
         </w:rPr>
-        <w:t>Accesso generico utenti</w:t>
+        <w:t>UC6.</w:t>
       </w:r>
       <w:r>
         <w:rPr>
@@ -2954,437 +4445,23 @@
           <w:szCs w:val="24"/>
           <w:lang w:val="it-IT"/>
         </w:rPr>
-        <w:t xml:space="preserve"> interni (admin-content)</w:t>
-      </w:r>
-    </w:p>
-    <w:p>
-      <w:pPr>
-        <w:rPr>
-          <w:i/>
-          <w:iCs/>
-          <w:lang w:val="it-IT"/>
-        </w:rPr>
-      </w:pPr>
-      <w:r>
-        <w:rPr>
-          <w:i/>
-          <w:iCs/>
-          <w:lang w:val="it-IT"/>
-        </w:rPr>
-        <w:t>Attore primario</w:t>
-      </w:r>
-    </w:p>
-    <w:p>
-      <w:pPr>
-        <w:pStyle w:val="Paragrafoelenco"/>
-        <w:numPr>
-          <w:ilvl w:val="0"/>
-          <w:numId w:val="2"/>
-        </w:numPr>
-        <w:rPr>
-          <w:lang w:val="it-IT"/>
-        </w:rPr>
-      </w:pPr>
-      <w:r>
-        <w:rPr>
-          <w:lang w:val="it-IT"/>
-        </w:rPr>
-        <w:t>Admin user</w:t>
-      </w:r>
-    </w:p>
-    <w:p>
-      <w:pPr>
-        <w:pStyle w:val="Paragrafoelenco"/>
-        <w:numPr>
-          <w:ilvl w:val="0"/>
-          <w:numId w:val="2"/>
-        </w:numPr>
-        <w:rPr>
-          <w:lang w:val="it-IT"/>
-        </w:rPr>
-      </w:pPr>
-      <w:r>
-        <w:rPr>
-          <w:lang w:val="it-IT"/>
-        </w:rPr>
-        <w:t>Content user</w:t>
-      </w:r>
-    </w:p>
-    <w:p>
-      <w:pPr>
-        <w:rPr>
-          <w:i/>
-          <w:iCs/>
-          <w:lang w:val="it-IT"/>
-        </w:rPr>
-      </w:pPr>
-      <w:r>
-        <w:rPr>
-          <w:i/>
-          <w:iCs/>
-          <w:lang w:val="it-IT"/>
-        </w:rPr>
-        <w:t>Precondizioni</w:t>
-      </w:r>
-    </w:p>
-    <w:p>
-      <w:pPr>
-        <w:pStyle w:val="Paragrafoelenco"/>
-        <w:numPr>
-          <w:ilvl w:val="0"/>
-          <w:numId w:val="2"/>
-        </w:numPr>
-        <w:rPr>
-          <w:lang w:val="it-IT"/>
-        </w:rPr>
-      </w:pPr>
-      <w:r>
-        <w:rPr>
-          <w:lang w:val="it-IT"/>
-        </w:rPr>
-        <w:t xml:space="preserve">Il sistema deve essere raggiungibile </w:t>
-      </w:r>
-      <w:r>
-        <w:rPr>
-          <w:lang w:val="it-IT"/>
-        </w:rPr>
-        <w:t>e funzionante</w:t>
-      </w:r>
-    </w:p>
-    <w:p>
-      <w:pPr>
-        <w:rPr>
-          <w:i/>
-          <w:iCs/>
-          <w:lang w:val="it-IT"/>
-        </w:rPr>
-      </w:pPr>
-      <w:r>
-        <w:rPr>
-          <w:i/>
-          <w:iCs/>
-          <w:lang w:val="it-IT"/>
-        </w:rPr>
-        <w:t>Postcondizioni</w:t>
-      </w:r>
-    </w:p>
-    <w:p>
-      <w:pPr>
-        <w:pStyle w:val="Paragrafoelenco"/>
-        <w:numPr>
-          <w:ilvl w:val="0"/>
-          <w:numId w:val="2"/>
-        </w:numPr>
-        <w:rPr>
-          <w:lang w:val="it-IT"/>
-        </w:rPr>
-      </w:pPr>
-      <w:r>
-        <w:rPr>
-          <w:lang w:val="it-IT"/>
-        </w:rPr>
-        <w:t>L’utente accede correttamente all’applicazione col suo profilo</w:t>
-      </w:r>
-    </w:p>
-    <w:p>
-      <w:pPr>
-        <w:rPr>
-          <w:i/>
-          <w:iCs/>
-          <w:lang w:val="it-IT"/>
-        </w:rPr>
-      </w:pPr>
-      <w:r>
-        <w:rPr>
-          <w:i/>
-          <w:iCs/>
-          <w:lang w:val="it-IT"/>
-        </w:rPr>
-        <w:t>Scenario principale</w:t>
-      </w:r>
-      <w:r>
-        <w:rPr>
-          <w:i/>
-          <w:iCs/>
-          <w:lang w:val="it-IT"/>
-        </w:rPr>
-        <w:tab/>
-      </w:r>
-    </w:p>
-    <w:p>
-      <w:pPr>
-        <w:rPr>
-          <w:lang w:val="it-IT"/>
-        </w:rPr>
-      </w:pPr>
-      <w:r>
-        <w:rPr>
-          <w:lang w:val="it-IT"/>
-        </w:rPr>
-        <w:t>L’utente (generico)</w:t>
-      </w:r>
-      <w:r>
-        <w:rPr>
-          <w:lang w:val="it-IT"/>
-        </w:rPr>
-        <w:t>:</w:t>
-      </w:r>
-    </w:p>
-    <w:p>
-      <w:pPr>
-        <w:pStyle w:val="Paragrafoelenco"/>
-        <w:numPr>
-          <w:ilvl w:val="0"/>
-          <w:numId w:val="2"/>
-        </w:numPr>
-        <w:rPr>
-          <w:lang w:val="it-IT"/>
-        </w:rPr>
-      </w:pPr>
-      <w:r>
-        <w:rPr>
-          <w:lang w:val="it-IT"/>
-        </w:rPr>
-        <w:t>accede al sistema direttamente</w:t>
-      </w:r>
-    </w:p>
-    <w:p>
-      <w:pPr>
-        <w:pStyle w:val="Paragrafoelenco"/>
-        <w:numPr>
-          <w:ilvl w:val="0"/>
-          <w:numId w:val="2"/>
-        </w:numPr>
-        <w:rPr>
-          <w:lang w:val="it-IT"/>
-        </w:rPr>
-      </w:pPr>
-      <w:r>
-        <w:rPr>
-          <w:lang w:val="it-IT"/>
-        </w:rPr>
-        <w:t>inserisce le credenziali per accedere al suo profilo</w:t>
-      </w:r>
-    </w:p>
-    <w:p>
-      <w:pPr>
-        <w:pStyle w:val="Paragrafoelenco"/>
-        <w:numPr>
-          <w:ilvl w:val="0"/>
-          <w:numId w:val="2"/>
-        </w:numPr>
-        <w:rPr>
-          <w:lang w:val="it-IT"/>
-        </w:rPr>
-      </w:pPr>
-      <w:r>
-        <w:rPr>
-          <w:lang w:val="it-IT"/>
-        </w:rPr>
-        <w:t>accede al sito autenticato, ripartendo dalla pagina in cui era</w:t>
-      </w:r>
-    </w:p>
-    <w:p>
-      <w:pPr>
-        <w:rPr>
-          <w:lang w:val="it-IT"/>
-        </w:rPr>
-      </w:pPr>
-      <w:r>
-        <w:rPr>
-          <w:i/>
-          <w:iCs/>
-          <w:lang w:val="it-IT"/>
-        </w:rPr>
-        <w:t>Estensioni</w:t>
-      </w:r>
-    </w:p>
-    <w:p>
-      <w:pPr>
-        <w:pStyle w:val="Paragrafoelenco"/>
-        <w:numPr>
-          <w:ilvl w:val="0"/>
-          <w:numId w:val="2"/>
-        </w:numPr>
-        <w:rPr>
-          <w:lang w:val="it-IT"/>
-        </w:rPr>
-      </w:pPr>
-      <w:r>
-        <w:rPr>
-          <w:lang w:val="it-IT"/>
-        </w:rPr>
-        <w:t>Se il sistema risulta irraggiungibile</w:t>
-      </w:r>
-    </w:p>
-    <w:p>
-      <w:pPr>
-        <w:pStyle w:val="Paragrafoelenco"/>
-        <w:numPr>
-          <w:ilvl w:val="1"/>
-          <w:numId w:val="2"/>
-        </w:numPr>
-        <w:rPr>
-          <w:lang w:val="it-IT"/>
-        </w:rPr>
-      </w:pPr>
-      <w:r>
-        <w:rPr>
-          <w:lang w:val="it-IT"/>
-        </w:rPr>
-        <w:t xml:space="preserve">Viene visualizzato un messaggio di errore </w:t>
-      </w:r>
-      <w:r>
-        <w:rPr>
-          <w:lang w:val="it-IT"/>
-        </w:rPr>
-        <w:t>con un codice legato al significato del problema</w:t>
-      </w:r>
-    </w:p>
-    <w:p>
-      <w:pPr>
-        <w:rPr>
-          <w:lang w:val="it-IT"/>
-        </w:rPr>
-      </w:pPr>
-      <w:r>
-        <w:rPr>
-          <w:lang w:val="it-IT"/>
-        </w:rPr>
-        <w:br w:type="page"/>
-      </w:r>
-    </w:p>
-    <w:p>
-      <w:pPr>
-        <w:rPr>
-          <w:lang w:val="it-IT"/>
-        </w:rPr>
-      </w:pPr>
-      <w:r>
-        <w:rPr>
-          <w:lang w:val="it-IT"/>
-        </w:rPr>
-        <w:lastRenderedPageBreak/>
-        <w:t>Admin User:</w:t>
-      </w:r>
-    </w:p>
-    <w:p>
-      <w:pPr>
-        <w:pStyle w:val="Paragrafoelenco"/>
-        <w:numPr>
-          <w:ilvl w:val="0"/>
-          <w:numId w:val="2"/>
-        </w:numPr>
-        <w:rPr>
-          <w:lang w:val="it-IT"/>
-        </w:rPr>
-      </w:pPr>
-      <w:r>
-        <w:rPr>
-          <w:lang w:val="it-IT"/>
-        </w:rPr>
-        <w:t>Gestire le o</w:t>
-      </w:r>
-      <w:r>
-        <w:rPr>
-          <w:lang w:val="it-IT"/>
-        </w:rPr>
-        <w:t xml:space="preserve">rganizzazioni che </w:t>
-      </w:r>
-      <w:r>
-        <w:rPr>
-          <w:lang w:val="it-IT"/>
-        </w:rPr>
-        <w:t>si registrano</w:t>
-      </w:r>
-      <w:r>
-        <w:rPr>
-          <w:lang w:val="it-IT"/>
-        </w:rPr>
-        <w:t xml:space="preserve"> alla piattaforma</w:t>
-      </w:r>
-      <w:r>
-        <w:rPr>
-          <w:lang w:val="it-IT"/>
-        </w:rPr>
-        <w:t xml:space="preserve"> (rilascio di token)</w:t>
-      </w:r>
-    </w:p>
-    <w:p>
-      <w:pPr>
-        <w:pStyle w:val="Paragrafoelenco"/>
-        <w:numPr>
-          <w:ilvl w:val="0"/>
-          <w:numId w:val="2"/>
-        </w:numPr>
-        <w:rPr>
-          <w:lang w:val="it-IT"/>
-        </w:rPr>
-      </w:pPr>
-      <w:r>
-        <w:rPr>
-          <w:lang w:val="it-IT"/>
-        </w:rPr>
-        <w:t xml:space="preserve">Aggiungere/togliere </w:t>
-      </w:r>
-      <w:r>
-        <w:rPr>
-          <w:lang w:val="it-IT"/>
-        </w:rPr>
-        <w:t>content user</w:t>
-      </w:r>
-    </w:p>
-    <w:p>
-      <w:pPr>
-        <w:pStyle w:val="Paragrafoelenco"/>
-        <w:numPr>
-          <w:ilvl w:val="0"/>
-          <w:numId w:val="2"/>
-        </w:numPr>
-        <w:rPr>
-          <w:lang w:val="it-IT"/>
-        </w:rPr>
-      </w:pPr>
-      <w:r>
-        <w:rPr>
-          <w:lang w:val="it-IT"/>
-        </w:rPr>
-        <w:t>Aggiungere/togliere traduzioni</w:t>
-      </w:r>
-    </w:p>
-    <w:p>
-      <w:pPr>
-        <w:pStyle w:val="Paragrafoelenco"/>
-        <w:numPr>
-          <w:ilvl w:val="0"/>
-          <w:numId w:val="2"/>
-        </w:numPr>
-        <w:rPr>
-          <w:lang w:val="it-IT"/>
-        </w:rPr>
-      </w:pPr>
-      <w:r>
-        <w:rPr>
-          <w:lang w:val="it-IT"/>
-        </w:rPr>
-        <w:t>Funzioni di amministrazione DB (?)</w:t>
-      </w:r>
-    </w:p>
-    <w:p>
-      <w:pPr>
+        <w:t>2</w:t>
+      </w:r>
+      <w:r>
         <w:rPr>
           <w:sz w:val="24"/>
           <w:szCs w:val="24"/>
           <w:lang w:val="it-IT"/>
         </w:rPr>
-      </w:pPr>
+        <w:t xml:space="preserve"> – </w:t>
+      </w:r>
       <w:r>
         <w:rPr>
           <w:sz w:val="24"/>
           <w:szCs w:val="24"/>
           <w:lang w:val="it-IT"/>
         </w:rPr>
-        <w:t>UC</w:t>
+        <w:t>Cancellazione</w:t>
       </w:r>
       <w:r>
         <w:rPr>
@@ -3392,23 +4469,233 @@
           <w:szCs w:val="24"/>
           <w:lang w:val="it-IT"/>
         </w:rPr>
-        <w:t>6</w:t>
-      </w:r>
-      <w:r>
+        <w:t xml:space="preserve"> utenti</w:t>
+      </w:r>
+    </w:p>
+    <w:p>
+      <w:pPr>
+        <w:rPr>
+          <w:i/>
+          <w:iCs/>
+          <w:lang w:val="it-IT"/>
+        </w:rPr>
+      </w:pPr>
+      <w:r>
+        <w:rPr>
+          <w:i/>
+          <w:iCs/>
+          <w:lang w:val="it-IT"/>
+        </w:rPr>
+        <w:t>Attore primario</w:t>
+      </w:r>
+    </w:p>
+    <w:p>
+      <w:pPr>
+        <w:pStyle w:val="Paragrafoelenco"/>
+        <w:numPr>
+          <w:ilvl w:val="0"/>
+          <w:numId w:val="2"/>
+        </w:numPr>
+        <w:rPr>
+          <w:lang w:val="it-IT"/>
+        </w:rPr>
+      </w:pPr>
+      <w:r>
+        <w:rPr>
+          <w:lang w:val="it-IT"/>
+        </w:rPr>
+        <w:t>Admin user</w:t>
+      </w:r>
+    </w:p>
+    <w:p>
+      <w:pPr>
+        <w:rPr>
+          <w:i/>
+          <w:iCs/>
+          <w:lang w:val="it-IT"/>
+        </w:rPr>
+      </w:pPr>
+      <w:r>
+        <w:rPr>
+          <w:i/>
+          <w:iCs/>
+          <w:lang w:val="it-IT"/>
+        </w:rPr>
+        <w:t>Precondizioni</w:t>
+      </w:r>
+    </w:p>
+    <w:p>
+      <w:pPr>
+        <w:pStyle w:val="Paragrafoelenco"/>
+        <w:numPr>
+          <w:ilvl w:val="0"/>
+          <w:numId w:val="2"/>
+        </w:numPr>
+        <w:rPr>
+          <w:lang w:val="it-IT"/>
+        </w:rPr>
+      </w:pPr>
+      <w:r>
+        <w:rPr>
+          <w:lang w:val="it-IT"/>
+        </w:rPr>
+        <w:t>Il sistema deve essere raggiungibile e funzionante</w:t>
+      </w:r>
+    </w:p>
+    <w:p>
+      <w:pPr>
+        <w:pStyle w:val="Paragrafoelenco"/>
+        <w:numPr>
+          <w:ilvl w:val="0"/>
+          <w:numId w:val="2"/>
+        </w:numPr>
+        <w:rPr>
+          <w:lang w:val="it-IT"/>
+        </w:rPr>
+      </w:pPr>
+      <w:r>
+        <w:rPr>
+          <w:lang w:val="it-IT"/>
+        </w:rPr>
+        <w:t>L’admin deve essere autenticato</w:t>
+      </w:r>
+    </w:p>
+    <w:p>
+      <w:pPr>
+        <w:rPr>
+          <w:i/>
+          <w:iCs/>
+          <w:lang w:val="it-IT"/>
+        </w:rPr>
+      </w:pPr>
+      <w:r>
+        <w:rPr>
+          <w:i/>
+          <w:iCs/>
+          <w:lang w:val="it-IT"/>
+        </w:rPr>
+        <w:t>Postcondizioni</w:t>
+      </w:r>
+    </w:p>
+    <w:p>
+      <w:pPr>
+        <w:pStyle w:val="Paragrafoelenco"/>
+        <w:numPr>
+          <w:ilvl w:val="0"/>
+          <w:numId w:val="2"/>
+        </w:numPr>
+        <w:rPr>
+          <w:lang w:val="it-IT"/>
+        </w:rPr>
+      </w:pPr>
+      <w:r>
+        <w:rPr>
+          <w:lang w:val="it-IT"/>
+        </w:rPr>
+        <w:t xml:space="preserve">L’utente </w:t>
+      </w:r>
+      <w:r>
+        <w:rPr>
+          <w:lang w:val="it-IT"/>
+        </w:rPr>
+        <w:t>selezionato è stato cancellato</w:t>
+      </w:r>
+    </w:p>
+    <w:p>
+      <w:pPr>
+        <w:rPr>
+          <w:i/>
+          <w:iCs/>
+          <w:lang w:val="it-IT"/>
+        </w:rPr>
+      </w:pPr>
+      <w:r>
+        <w:rPr>
+          <w:i/>
+          <w:iCs/>
+          <w:lang w:val="it-IT"/>
+        </w:rPr>
+        <w:t>Scenario principale</w:t>
+      </w:r>
+      <w:r>
+        <w:rPr>
+          <w:i/>
+          <w:iCs/>
+          <w:lang w:val="it-IT"/>
+        </w:rPr>
+        <w:tab/>
+      </w:r>
+    </w:p>
+    <w:p>
+      <w:pPr>
+        <w:rPr>
+          <w:lang w:val="it-IT"/>
+        </w:rPr>
+      </w:pPr>
+      <w:r>
+        <w:rPr>
+          <w:lang w:val="it-IT"/>
+        </w:rPr>
+        <w:t>L’admin:</w:t>
+      </w:r>
+    </w:p>
+    <w:p>
+      <w:pPr>
+        <w:pStyle w:val="Paragrafoelenco"/>
+        <w:numPr>
+          <w:ilvl w:val="0"/>
+          <w:numId w:val="2"/>
+        </w:numPr>
+        <w:rPr>
+          <w:lang w:val="it-IT"/>
+        </w:rPr>
+      </w:pPr>
+      <w:r>
+        <w:rPr>
+          <w:lang w:val="it-IT"/>
+        </w:rPr>
+        <w:t>s</w:t>
+      </w:r>
+      <w:r>
+        <w:rPr>
+          <w:lang w:val="it-IT"/>
+        </w:rPr>
+        <w:t>eleziona l’utente che vuole visionare</w:t>
+      </w:r>
+    </w:p>
+    <w:p>
+      <w:pPr>
+        <w:pStyle w:val="Paragrafoelenco"/>
+        <w:numPr>
+          <w:ilvl w:val="0"/>
+          <w:numId w:val="2"/>
+        </w:numPr>
+        <w:rPr>
+          <w:lang w:val="it-IT"/>
+        </w:rPr>
+      </w:pPr>
+      <w:r>
+        <w:rPr>
+          <w:lang w:val="it-IT"/>
+        </w:rPr>
+        <w:t>cancella l’utente selezionato</w:t>
+      </w:r>
+    </w:p>
+    <w:p>
+      <w:pPr>
         <w:rPr>
           <w:sz w:val="24"/>
           <w:szCs w:val="24"/>
           <w:lang w:val="it-IT"/>
         </w:rPr>
-        <w:t xml:space="preserve"> </w:t>
-      </w:r>
+      </w:pPr>
       <w:r>
         <w:rPr>
           <w:sz w:val="24"/>
           <w:szCs w:val="24"/>
           <w:lang w:val="it-IT"/>
         </w:rPr>
-        <w:t xml:space="preserve">– </w:t>
+        <w:t>UC6.</w:t>
       </w:r>
       <w:r>
         <w:rPr>
@@ -3416,7 +4703,7 @@
           <w:szCs w:val="24"/>
           <w:lang w:val="it-IT"/>
         </w:rPr>
-        <w:t xml:space="preserve">Gestione </w:t>
+        <w:t>3</w:t>
       </w:r>
       <w:r>
         <w:rPr>
@@ -3424,401 +4711,585 @@
           <w:szCs w:val="24"/>
           <w:lang w:val="it-IT"/>
         </w:rPr>
-        <w:t>delle richieste di utilizzo della piattaforma</w:t>
-      </w:r>
-    </w:p>
-    <w:p>
-      <w:pPr>
-        <w:rPr>
-          <w:i/>
-          <w:iCs/>
-          <w:lang w:val="it-IT"/>
-        </w:rPr>
-      </w:pPr>
-      <w:r>
-        <w:rPr>
-          <w:i/>
-          <w:iCs/>
-          <w:lang w:val="it-IT"/>
-        </w:rPr>
-        <w:t>Attore primario</w:t>
-      </w:r>
-    </w:p>
-    <w:p>
-      <w:pPr>
-        <w:pStyle w:val="Paragrafoelenco"/>
-        <w:numPr>
-          <w:ilvl w:val="0"/>
-          <w:numId w:val="2"/>
-        </w:numPr>
-        <w:rPr>
-          <w:lang w:val="it-IT"/>
-        </w:rPr>
-      </w:pPr>
-      <w:r>
-        <w:rPr>
-          <w:lang w:val="it-IT"/>
-        </w:rPr>
-        <w:t>Admin user</w:t>
-      </w:r>
-    </w:p>
-    <w:p>
-      <w:pPr>
-        <w:rPr>
-          <w:i/>
-          <w:iCs/>
-          <w:lang w:val="it-IT"/>
-        </w:rPr>
-      </w:pPr>
-      <w:r>
-        <w:rPr>
-          <w:i/>
-          <w:iCs/>
-          <w:lang w:val="it-IT"/>
-        </w:rPr>
-        <w:t xml:space="preserve">Attore </w:t>
-      </w:r>
-      <w:r>
-        <w:rPr>
-          <w:i/>
-          <w:iCs/>
-          <w:lang w:val="it-IT"/>
-        </w:rPr>
-        <w:t>secondario</w:t>
-      </w:r>
-    </w:p>
-    <w:p>
-      <w:pPr>
-        <w:pStyle w:val="Paragrafoelenco"/>
-        <w:numPr>
-          <w:ilvl w:val="0"/>
-          <w:numId w:val="2"/>
-        </w:numPr>
-        <w:rPr>
-          <w:lang w:val="it-IT"/>
-        </w:rPr>
-      </w:pPr>
-      <w:r>
-        <w:rPr>
-          <w:lang w:val="it-IT"/>
-        </w:rPr>
-        <w:t>Tenant</w:t>
-      </w:r>
-    </w:p>
-    <w:p>
-      <w:pPr>
-        <w:rPr>
-          <w:i/>
-          <w:iCs/>
-          <w:lang w:val="it-IT"/>
-        </w:rPr>
-      </w:pPr>
-      <w:r>
-        <w:rPr>
-          <w:i/>
-          <w:iCs/>
-          <w:lang w:val="it-IT"/>
-        </w:rPr>
-        <w:t>Precondizioni</w:t>
-      </w:r>
-    </w:p>
-    <w:p>
-      <w:pPr>
-        <w:pStyle w:val="Paragrafoelenco"/>
-        <w:numPr>
-          <w:ilvl w:val="0"/>
-          <w:numId w:val="2"/>
-        </w:numPr>
-        <w:rPr>
-          <w:lang w:val="it-IT"/>
-        </w:rPr>
-      </w:pPr>
-      <w:r>
-        <w:rPr>
-          <w:lang w:val="it-IT"/>
-        </w:rPr>
-        <w:t>Il sistema deve essere raggiungibile e funzionante</w:t>
-      </w:r>
-    </w:p>
-    <w:p>
-      <w:pPr>
-        <w:pStyle w:val="Paragrafoelenco"/>
-        <w:numPr>
-          <w:ilvl w:val="0"/>
-          <w:numId w:val="2"/>
-        </w:numPr>
-        <w:rPr>
-          <w:lang w:val="it-IT"/>
-        </w:rPr>
-      </w:pPr>
-      <w:r>
-        <w:rPr>
-          <w:lang w:val="it-IT"/>
-        </w:rPr>
-        <w:t>L’admin deve essere autenticato</w:t>
-      </w:r>
-    </w:p>
-    <w:p>
-      <w:pPr>
-        <w:rPr>
-          <w:i/>
-          <w:iCs/>
-          <w:lang w:val="it-IT"/>
-        </w:rPr>
-      </w:pPr>
-      <w:r>
-        <w:rPr>
-          <w:i/>
-          <w:iCs/>
-          <w:lang w:val="it-IT"/>
-        </w:rPr>
-        <w:t>Postcondizioni</w:t>
-      </w:r>
-    </w:p>
-    <w:p>
-      <w:pPr>
-        <w:pStyle w:val="Paragrafoelenco"/>
-        <w:numPr>
-          <w:ilvl w:val="0"/>
-          <w:numId w:val="2"/>
-        </w:numPr>
-        <w:rPr>
-          <w:lang w:val="it-IT"/>
-        </w:rPr>
-      </w:pPr>
-      <w:r>
-        <w:rPr>
-          <w:lang w:val="it-IT"/>
-        </w:rPr>
-        <w:t xml:space="preserve">L’admin </w:t>
-      </w:r>
-      <w:r>
-        <w:rPr>
-          <w:lang w:val="it-IT"/>
-        </w:rPr>
-        <w:t>controlla il processo di rilascio</w:t>
-      </w:r>
-      <w:r>
-        <w:rPr>
-          <w:lang w:val="it-IT"/>
-        </w:rPr>
-        <w:t xml:space="preserve"> i token di accesso univoci ai tenant </w:t>
-      </w:r>
-      <w:r>
-        <w:rPr>
-          <w:lang w:val="it-IT"/>
-        </w:rPr>
-        <w:t xml:space="preserve">che </w:t>
-      </w:r>
-      <w:r>
-        <w:rPr>
-          <w:lang w:val="it-IT"/>
-        </w:rPr>
-        <w:t>chiedono di registrarsi</w:t>
-      </w:r>
-      <w:r>
-        <w:rPr>
-          <w:lang w:val="it-IT"/>
-        </w:rPr>
-        <w:t xml:space="preserve"> alla piattaforma</w:t>
-      </w:r>
-    </w:p>
-    <w:p>
-      <w:pPr>
-        <w:rPr>
-          <w:i/>
-          <w:iCs/>
-          <w:lang w:val="it-IT"/>
-        </w:rPr>
-      </w:pPr>
-      <w:r>
-        <w:rPr>
-          <w:i/>
-          <w:iCs/>
-          <w:lang w:val="it-IT"/>
-        </w:rPr>
-        <w:t>Scenario principale</w:t>
-      </w:r>
-      <w:r>
-        <w:rPr>
-          <w:i/>
-          <w:iCs/>
-          <w:lang w:val="it-IT"/>
-        </w:rPr>
-        <w:tab/>
-      </w:r>
-    </w:p>
-    <w:p>
-      <w:pPr>
-        <w:rPr>
-          <w:lang w:val="it-IT"/>
-        </w:rPr>
-      </w:pPr>
-      <w:r>
-        <w:rPr>
-          <w:lang w:val="it-IT"/>
-        </w:rPr>
-        <w:t>L’admin:</w:t>
-      </w:r>
-    </w:p>
-    <w:p>
-      <w:pPr>
-        <w:pStyle w:val="Paragrafoelenco"/>
-        <w:numPr>
-          <w:ilvl w:val="0"/>
-          <w:numId w:val="2"/>
-        </w:numPr>
-        <w:rPr>
-          <w:lang w:val="it-IT"/>
-        </w:rPr>
-      </w:pPr>
-      <w:r>
-        <w:rPr>
-          <w:lang w:val="it-IT"/>
-        </w:rPr>
-        <w:t xml:space="preserve">visualizza le richieste di </w:t>
-      </w:r>
-      <w:r>
-        <w:rPr>
-          <w:lang w:val="it-IT"/>
-        </w:rPr>
-        <w:t>registrazione</w:t>
-      </w:r>
-      <w:r>
-        <w:rPr>
-          <w:lang w:val="it-IT"/>
-        </w:rPr>
-        <w:t xml:space="preserve"> alla piattaforma</w:t>
-      </w:r>
-    </w:p>
-    <w:p>
-      <w:pPr>
-        <w:pStyle w:val="Paragrafoelenco"/>
-        <w:numPr>
-          <w:ilvl w:val="0"/>
-          <w:numId w:val="2"/>
-        </w:numPr>
-        <w:rPr>
-          <w:lang w:val="it-IT"/>
-        </w:rPr>
-      </w:pPr>
-      <w:r>
-        <w:rPr>
-          <w:lang w:val="it-IT"/>
-        </w:rPr>
-        <w:t>si occupa di definire il processo di approvazione</w:t>
-      </w:r>
-    </w:p>
-    <w:p>
-      <w:pPr>
-        <w:pStyle w:val="Paragrafoelenco"/>
-        <w:numPr>
-          <w:ilvl w:val="0"/>
-          <w:numId w:val="2"/>
-        </w:numPr>
-        <w:rPr>
-          <w:lang w:val="it-IT"/>
-        </w:rPr>
-      </w:pPr>
-      <w:r>
-        <w:rPr>
-          <w:lang w:val="it-IT"/>
-        </w:rPr>
-        <w:t>le approva rilasciando il token</w:t>
-      </w:r>
-    </w:p>
-    <w:p>
-      <w:pPr>
-        <w:rPr>
-          <w:lang w:val="it-IT"/>
-        </w:rPr>
-      </w:pPr>
-      <w:r>
-        <w:rPr>
-          <w:i/>
-          <w:iCs/>
-          <w:lang w:val="it-IT"/>
-        </w:rPr>
-        <w:t>Estensioni</w:t>
-      </w:r>
-    </w:p>
-    <w:p>
-      <w:pPr>
-        <w:pStyle w:val="Paragrafoelenco"/>
-        <w:numPr>
-          <w:ilvl w:val="0"/>
-          <w:numId w:val="2"/>
-        </w:numPr>
-        <w:rPr>
-          <w:lang w:val="it-IT"/>
-        </w:rPr>
-      </w:pPr>
-      <w:r>
-        <w:rPr>
-          <w:lang w:val="it-IT"/>
-        </w:rPr>
-        <w:t xml:space="preserve">Se la richiesta </w:t>
-      </w:r>
-      <w:r>
-        <w:rPr>
-          <w:lang w:val="it-IT"/>
-        </w:rPr>
-        <w:t xml:space="preserve">di registrazione </w:t>
-      </w:r>
-      <w:r>
-        <w:rPr>
-          <w:lang w:val="it-IT"/>
-        </w:rPr>
-        <w:t>non è stata approvata</w:t>
-      </w:r>
-    </w:p>
-    <w:p>
-      <w:pPr>
-        <w:pStyle w:val="Paragrafoelenco"/>
-        <w:numPr>
-          <w:ilvl w:val="1"/>
-          <w:numId w:val="2"/>
-        </w:numPr>
-        <w:rPr>
-          <w:lang w:val="it-IT"/>
-        </w:rPr>
-      </w:pPr>
-      <w:r>
-        <w:rPr>
-          <w:lang w:val="it-IT"/>
-        </w:rPr>
-        <w:t xml:space="preserve">Verrà notificato all’utente che stava cercando di </w:t>
-      </w:r>
-      <w:r>
-        <w:rPr>
-          <w:lang w:val="it-IT"/>
-        </w:rPr>
-        <w:t>registrarsi</w:t>
-      </w:r>
-    </w:p>
-    <w:p>
-      <w:pPr>
+        <w:t xml:space="preserve"> – Inserimento </w:t>
+      </w:r>
+      <w:r>
         <w:rPr>
           <w:sz w:val="24"/>
           <w:szCs w:val="24"/>
           <w:lang w:val="it-IT"/>
         </w:rPr>
-      </w:pPr>
-      <w:r>
+        <w:t>traduzioni</w:t>
+      </w:r>
+    </w:p>
+    <w:p>
+      <w:pPr>
+        <w:rPr>
+          <w:i/>
+          <w:iCs/>
+          <w:lang w:val="it-IT"/>
+        </w:rPr>
+      </w:pPr>
+      <w:r>
+        <w:rPr>
+          <w:i/>
+          <w:iCs/>
+          <w:lang w:val="it-IT"/>
+        </w:rPr>
+        <w:t>Attore primario</w:t>
+      </w:r>
+    </w:p>
+    <w:p>
+      <w:pPr>
+        <w:pStyle w:val="Paragrafoelenco"/>
+        <w:numPr>
+          <w:ilvl w:val="0"/>
+          <w:numId w:val="2"/>
+        </w:numPr>
+        <w:rPr>
+          <w:lang w:val="it-IT"/>
+        </w:rPr>
+      </w:pPr>
+      <w:r>
+        <w:rPr>
+          <w:lang w:val="it-IT"/>
+        </w:rPr>
+        <w:t>Admin user</w:t>
+      </w:r>
+    </w:p>
+    <w:p>
+      <w:pPr>
+        <w:pStyle w:val="Paragrafoelenco"/>
+        <w:numPr>
+          <w:ilvl w:val="0"/>
+          <w:numId w:val="2"/>
+        </w:numPr>
+        <w:rPr>
+          <w:lang w:val="it-IT"/>
+        </w:rPr>
+      </w:pPr>
+      <w:r>
+        <w:rPr>
+          <w:lang w:val="it-IT"/>
+        </w:rPr>
+        <w:t>Content user</w:t>
+      </w:r>
+    </w:p>
+    <w:p>
+      <w:pPr>
+        <w:rPr>
+          <w:i/>
+          <w:iCs/>
+          <w:lang w:val="it-IT"/>
+        </w:rPr>
+      </w:pPr>
+      <w:r>
+        <w:rPr>
+          <w:i/>
+          <w:iCs/>
+          <w:lang w:val="it-IT"/>
+        </w:rPr>
+        <w:t>Precondizioni</w:t>
+      </w:r>
+    </w:p>
+    <w:p>
+      <w:pPr>
+        <w:pStyle w:val="Paragrafoelenco"/>
+        <w:numPr>
+          <w:ilvl w:val="0"/>
+          <w:numId w:val="2"/>
+        </w:numPr>
+        <w:rPr>
+          <w:lang w:val="it-IT"/>
+        </w:rPr>
+      </w:pPr>
+      <w:r>
+        <w:rPr>
+          <w:lang w:val="it-IT"/>
+        </w:rPr>
+        <w:t>Il sistema deve essere raggiungibile e funzionante</w:t>
+      </w:r>
+    </w:p>
+    <w:p>
+      <w:pPr>
+        <w:pStyle w:val="Paragrafoelenco"/>
+        <w:numPr>
+          <w:ilvl w:val="0"/>
+          <w:numId w:val="2"/>
+        </w:numPr>
+        <w:rPr>
+          <w:lang w:val="it-IT"/>
+        </w:rPr>
+      </w:pPr>
+      <w:r>
+        <w:rPr>
+          <w:lang w:val="it-IT"/>
+        </w:rPr>
+        <w:t>L’admin</w:t>
+      </w:r>
+      <w:r>
+        <w:rPr>
+          <w:lang w:val="it-IT"/>
+        </w:rPr>
+        <w:t>/content user</w:t>
+      </w:r>
+      <w:r>
+        <w:rPr>
+          <w:lang w:val="it-IT"/>
+        </w:rPr>
+        <w:t xml:space="preserve"> deve essere autenticato</w:t>
+      </w:r>
+    </w:p>
+    <w:p>
+      <w:pPr>
+        <w:rPr>
+          <w:i/>
+          <w:iCs/>
+          <w:lang w:val="it-IT"/>
+        </w:rPr>
+      </w:pPr>
+      <w:r>
+        <w:rPr>
+          <w:i/>
+          <w:iCs/>
+          <w:lang w:val="it-IT"/>
+        </w:rPr>
+        <w:t>Postcondizioni</w:t>
+      </w:r>
+    </w:p>
+    <w:p>
+      <w:pPr>
+        <w:pStyle w:val="Paragrafoelenco"/>
+        <w:numPr>
+          <w:ilvl w:val="0"/>
+          <w:numId w:val="2"/>
+        </w:numPr>
+        <w:rPr>
+          <w:i/>
+          <w:iCs/>
+          <w:lang w:val="it-IT"/>
+        </w:rPr>
+      </w:pPr>
+      <w:r>
+        <w:rPr>
+          <w:lang w:val="it-IT"/>
+        </w:rPr>
+        <w:t xml:space="preserve">La traduzione è stata inserita nel sistema </w:t>
+      </w:r>
+    </w:p>
+    <w:p>
+      <w:pPr>
+        <w:rPr>
+          <w:i/>
+          <w:iCs/>
+          <w:lang w:val="it-IT"/>
+        </w:rPr>
+      </w:pPr>
+      <w:r>
+        <w:rPr>
+          <w:i/>
+          <w:iCs/>
+          <w:lang w:val="it-IT"/>
+        </w:rPr>
+        <w:t>Scenario principale</w:t>
+      </w:r>
+      <w:r>
+        <w:rPr>
+          <w:i/>
+          <w:iCs/>
+          <w:lang w:val="it-IT"/>
+        </w:rPr>
+        <w:tab/>
+      </w:r>
+    </w:p>
+    <w:p>
+      <w:pPr>
+        <w:rPr>
+          <w:lang w:val="it-IT"/>
+        </w:rPr>
+      </w:pPr>
+      <w:r>
+        <w:rPr>
+          <w:lang w:val="it-IT"/>
+        </w:rPr>
+        <w:t>L’utente</w:t>
+      </w:r>
+      <w:r>
+        <w:rPr>
+          <w:lang w:val="it-IT"/>
+        </w:rPr>
+        <w:t>:</w:t>
+      </w:r>
+    </w:p>
+    <w:p>
+      <w:pPr>
+        <w:pStyle w:val="Paragrafoelenco"/>
+        <w:numPr>
+          <w:ilvl w:val="0"/>
+          <w:numId w:val="2"/>
+        </w:numPr>
+        <w:rPr>
+          <w:lang w:val="it-IT"/>
+        </w:rPr>
+      </w:pPr>
+      <w:r>
+        <w:rPr>
+          <w:lang w:val="it-IT"/>
+        </w:rPr>
+        <w:t>visualizza un elenco di traduzioni da eseguire</w:t>
+      </w:r>
+    </w:p>
+    <w:p>
+      <w:pPr>
+        <w:pStyle w:val="Paragrafoelenco"/>
+        <w:numPr>
+          <w:ilvl w:val="0"/>
+          <w:numId w:val="2"/>
+        </w:numPr>
+        <w:rPr>
+          <w:lang w:val="it-IT"/>
+        </w:rPr>
+      </w:pPr>
+      <w:r>
+        <w:rPr>
+          <w:lang w:val="it-IT"/>
+        </w:rPr>
+        <w:t>seleziona quella che vuole fare</w:t>
+      </w:r>
+    </w:p>
+    <w:p>
+      <w:pPr>
+        <w:pStyle w:val="Paragrafoelenco"/>
+        <w:numPr>
+          <w:ilvl w:val="0"/>
+          <w:numId w:val="2"/>
+        </w:numPr>
+        <w:rPr>
+          <w:lang w:val="it-IT"/>
+        </w:rPr>
+      </w:pPr>
+      <w:r>
+        <w:rPr>
+          <w:lang w:val="it-IT"/>
+        </w:rPr>
+        <w:t>scrive la traduzione</w:t>
+      </w:r>
+      <w:r>
+        <w:rPr>
+          <w:lang w:val="it-IT"/>
+        </w:rPr>
+        <w:t xml:space="preserve"> e ne invia la conferma</w:t>
+      </w:r>
+    </w:p>
+    <w:p>
+      <w:pPr>
+        <w:rPr>
+          <w:lang w:val="it-IT"/>
+        </w:rPr>
+      </w:pPr>
+      <w:r>
+        <w:rPr>
+          <w:i/>
+          <w:iCs/>
+          <w:lang w:val="it-IT"/>
+        </w:rPr>
+        <w:t>Estensioni</w:t>
+      </w:r>
+    </w:p>
+    <w:p>
+      <w:pPr>
+        <w:pStyle w:val="Paragrafoelenco"/>
+        <w:numPr>
+          <w:ilvl w:val="0"/>
+          <w:numId w:val="2"/>
+        </w:numPr>
+        <w:rPr>
+          <w:lang w:val="it-IT"/>
+        </w:rPr>
+      </w:pPr>
+      <w:r>
+        <w:rPr>
+          <w:lang w:val="it-IT"/>
+        </w:rPr>
+        <w:t>Se è presente un sistema di approvazione</w:t>
+      </w:r>
+    </w:p>
+    <w:p>
+      <w:pPr>
+        <w:pStyle w:val="Paragrafoelenco"/>
+        <w:numPr>
+          <w:ilvl w:val="1"/>
+          <w:numId w:val="2"/>
+        </w:numPr>
+        <w:rPr>
+          <w:lang w:val="it-IT"/>
+        </w:rPr>
+      </w:pPr>
+      <w:r>
+        <w:rPr>
+          <w:lang w:val="it-IT"/>
+        </w:rPr>
+        <w:t>La traduzione verrà inviata al sistema, altrimenti viene salvata direttamente nel database</w:t>
+      </w:r>
+    </w:p>
+    <w:p>
+      <w:pPr>
+        <w:rPr>
+          <w:lang w:val="it-IT"/>
+        </w:rPr>
+      </w:pPr>
+      <w:r>
+        <w:rPr>
+          <w:lang w:val="it-IT"/>
+        </w:rPr>
+        <w:lastRenderedPageBreak/>
+        <w:t>Content User:</w:t>
+      </w:r>
+    </w:p>
+    <w:p>
+      <w:pPr>
+        <w:pStyle w:val="Paragrafoelenco"/>
+        <w:numPr>
+          <w:ilvl w:val="0"/>
+          <w:numId w:val="2"/>
+        </w:numPr>
+        <w:rPr>
+          <w:lang w:val="it-IT"/>
+        </w:rPr>
+      </w:pPr>
+      <w:r>
+        <w:rPr>
+          <w:lang w:val="it-IT"/>
+        </w:rPr>
+        <w:t>Accede alla webapp</w:t>
+      </w:r>
+      <w:r>
+        <w:rPr>
+          <w:lang w:val="it-IT"/>
+        </w:rPr>
+        <w:t xml:space="preserve"> (precondizione)</w:t>
+      </w:r>
+    </w:p>
+    <w:p>
+      <w:pPr>
+        <w:pStyle w:val="Paragrafoelenco"/>
+        <w:numPr>
+          <w:ilvl w:val="0"/>
+          <w:numId w:val="2"/>
+        </w:numPr>
+        <w:rPr>
+          <w:lang w:val="it-IT"/>
+        </w:rPr>
+      </w:pPr>
+      <w:r>
+        <w:rPr>
+          <w:lang w:val="it-IT"/>
+        </w:rPr>
+        <w:t>Conosce almeno una lingua e la sa tradurre</w:t>
+      </w:r>
+    </w:p>
+    <w:p>
+      <w:pPr>
+        <w:pStyle w:val="Paragrafoelenco"/>
+        <w:numPr>
+          <w:ilvl w:val="0"/>
+          <w:numId w:val="2"/>
+        </w:numPr>
+        <w:rPr>
+          <w:lang w:val="it-IT"/>
+        </w:rPr>
+      </w:pPr>
+      <w:r>
+        <w:rPr>
+          <w:lang w:val="it-IT"/>
+        </w:rPr>
+        <w:t xml:space="preserve">Crea </w:t>
+      </w:r>
+      <w:r>
+        <w:rPr>
+          <w:lang w:val="it-IT"/>
+        </w:rPr>
+        <w:t>e modifica</w:t>
+      </w:r>
+      <w:r>
+        <w:rPr>
+          <w:lang w:val="it-IT"/>
+        </w:rPr>
+        <w:t xml:space="preserve"> contenuti in</w:t>
+      </w:r>
+      <w:r>
+        <w:rPr>
+          <w:lang w:val="it-IT"/>
+        </w:rPr>
+        <w:t xml:space="preserve"> una</w:t>
+      </w:r>
+      <w:r>
+        <w:rPr>
+          <w:lang w:val="it-IT"/>
+        </w:rPr>
+        <w:t xml:space="preserve"> lingua</w:t>
+      </w:r>
+      <w:r>
+        <w:rPr>
+          <w:lang w:val="it-IT"/>
+        </w:rPr>
+        <w:t xml:space="preserve"> che conosce/in una serie di lingue </w:t>
+      </w:r>
+      <w:r>
+        <w:rPr>
+          <w:lang w:val="it-IT"/>
+        </w:rPr>
+        <w:t>e li invia</w:t>
+      </w:r>
+    </w:p>
+    <w:p>
+      <w:pPr>
+        <w:pStyle w:val="Paragrafoelenco"/>
+        <w:numPr>
+          <w:ilvl w:val="0"/>
+          <w:numId w:val="2"/>
+        </w:numPr>
+        <w:rPr>
+          <w:lang w:val="it-IT"/>
+        </w:rPr>
+      </w:pPr>
+      <w:r>
+        <w:rPr>
+          <w:lang w:val="it-IT"/>
+        </w:rPr>
+        <w:t>Accede ad una serie di traduzioni (fatte e da fare)</w:t>
+      </w:r>
+      <w:r>
+        <w:rPr>
+          <w:lang w:val="it-IT"/>
+        </w:rPr>
+        <w:t xml:space="preserve"> </w:t>
+      </w:r>
+    </w:p>
+    <w:p>
+      <w:pPr>
+        <w:pStyle w:val="Paragrafoelenco"/>
+        <w:numPr>
+          <w:ilvl w:val="0"/>
+          <w:numId w:val="2"/>
+        </w:numPr>
+        <w:rPr>
+          <w:lang w:val="it-IT"/>
+        </w:rPr>
+      </w:pPr>
+      <w:r>
+        <w:rPr>
+          <w:lang w:val="it-IT"/>
+        </w:rPr>
+        <w:t>Valuta altre traduzioni (?)</w:t>
+      </w:r>
+      <w:r>
+        <w:rPr>
+          <w:lang w:val="it-IT"/>
+        </w:rPr>
+        <w:t xml:space="preserve"> (Ha senso se è una piattaforma opensource)</w:t>
+      </w:r>
+    </w:p>
+    <w:p>
+      <w:pPr>
+        <w:rPr>
+          <w:lang w:val="it-IT"/>
+        </w:rPr>
+      </w:pPr>
+      <w:r>
+        <w:rPr>
+          <w:lang w:val="it-IT"/>
+        </w:rPr>
+        <w:t>Tipi di content user</w:t>
+      </w:r>
+      <w:r>
+        <w:rPr>
+          <w:lang w:val="it-IT"/>
+        </w:rPr>
+        <w:t xml:space="preserve"> (Caricamento testi iniziali tramite API)</w:t>
+      </w:r>
+    </w:p>
+    <w:p>
+      <w:pPr>
+        <w:pStyle w:val="Paragrafoelenco"/>
+        <w:numPr>
+          <w:ilvl w:val="1"/>
+          <w:numId w:val="2"/>
+        </w:numPr>
+        <w:rPr>
+          <w:lang w:val="it-IT"/>
+        </w:rPr>
+      </w:pPr>
+      <w:r>
+        <w:rPr>
+          <w:lang w:val="it-IT"/>
+        </w:rPr>
+        <w:t>Content Tenant User</w:t>
+      </w:r>
+      <w:r>
+        <w:rPr>
+          <w:lang w:val="it-IT"/>
+        </w:rPr>
+        <w:t xml:space="preserve"> </w:t>
+      </w:r>
+      <w:r>
+        <w:rPr>
+          <w:lang w:val="it-IT"/>
+        </w:rPr>
+        <w:sym w:font="Wingdings" w:char="F0E0"/>
+      </w:r>
+      <w:r>
+        <w:rPr>
+          <w:lang w:val="it-IT"/>
+        </w:rPr>
+        <w:t xml:space="preserve"> </w:t>
+      </w:r>
+    </w:p>
+    <w:p>
+      <w:pPr>
+        <w:pStyle w:val="Paragrafoelenco"/>
+        <w:numPr>
+          <w:ilvl w:val="1"/>
+          <w:numId w:val="2"/>
+        </w:numPr>
+        <w:rPr>
+          <w:lang w:val="it-IT"/>
+        </w:rPr>
+      </w:pPr>
+      <w:r>
+        <w:rPr>
+          <w:lang w:val="it-IT"/>
+        </w:rPr>
+        <w:t>Content Translator User</w:t>
+      </w:r>
+      <w:r>
+        <w:rPr>
+          <w:lang w:val="it-IT"/>
+        </w:rPr>
+        <w:t xml:space="preserve"> </w:t>
+      </w:r>
+      <w:r>
+        <w:rPr>
+          <w:lang w:val="it-IT"/>
+        </w:rPr>
+        <w:sym w:font="Wingdings" w:char="F0E0"/>
+      </w:r>
+    </w:p>
+    <w:p>
+      <w:pPr>
         <w:rPr>
           <w:sz w:val="24"/>
           <w:szCs w:val="24"/>
           <w:lang w:val="it-IT"/>
         </w:rPr>
-        <w:t>UC6</w:t>
-      </w:r>
+      </w:pPr>
       <w:r>
         <w:rPr>
           <w:sz w:val="24"/>
           <w:szCs w:val="24"/>
           <w:lang w:val="it-IT"/>
         </w:rPr>
-        <w:t>.1</w:t>
+        <w:t>UC7</w:t>
       </w:r>
       <w:r>
         <w:rPr>
@@ -3828,14 +5299,6 @@
         </w:rPr>
         <w:t xml:space="preserve"> – </w:t>
       </w:r>
-      <w:r>
-        <w:rPr>
-          <w:sz w:val="24"/>
-          <w:szCs w:val="24"/>
-          <w:lang w:val="it-IT"/>
-        </w:rPr>
-        <w:t>Inserimento utenti</w:t>
-      </w:r>
     </w:p>
     <w:p>
       <w:pPr>
@@ -3869,7 +5332,7 @@
         <w:rPr>
           <w:lang w:val="it-IT"/>
         </w:rPr>
-        <w:t>Admin user</w:t>
+        <w:t>Content user</w:t>
       </w:r>
     </w:p>
     <w:p>
@@ -3922,7 +5385,7 @@
         <w:rPr>
           <w:lang w:val="it-IT"/>
         </w:rPr>
-        <w:t>L’admin deve essere autenticato</w:t>
+        <w:t>Il content user deve essere autenticato</w:t>
       </w:r>
     </w:p>
     <w:p>
@@ -3950,55 +5413,32 @@
           <w:numId w:val="2"/>
         </w:numPr>
         <w:rPr>
-          <w:lang w:val="it-IT"/>
-        </w:rPr>
-      </w:pPr>
-      <w:r>
-        <w:rPr>
-          <w:lang w:val="it-IT"/>
-        </w:rPr>
-        <w:t>L’admin controlla il</w:t>
-      </w:r>
-      <w:r>
-        <w:rPr>
-          <w:lang w:val="it-IT"/>
-        </w:rPr>
-        <w:t xml:space="preserve"> processo di creazione degli utenti, definendo i permessi</w:t>
-      </w:r>
-    </w:p>
-    <w:p>
-      <w:pPr>
-        <w:rPr>
-          <w:i/>
-          <w:iCs/>
-          <w:lang w:val="it-IT"/>
-        </w:rPr>
-      </w:pPr>
-    </w:p>
-    <w:p>
-      <w:pPr>
-        <w:rPr>
-          <w:i/>
-          <w:iCs/>
-          <w:lang w:val="it-IT"/>
-        </w:rPr>
-      </w:pPr>
-    </w:p>
-    <w:p>
-      <w:pPr>
-        <w:rPr>
-          <w:i/>
-          <w:iCs/>
-          <w:lang w:val="it-IT"/>
-        </w:rPr>
-      </w:pPr>
-      <w:r>
-        <w:rPr>
-          <w:i/>
-          <w:iCs/>
-          <w:lang w:val="it-IT"/>
-        </w:rPr>
-        <w:lastRenderedPageBreak/>
+          <w:i/>
+          <w:iCs/>
+          <w:lang w:val="it-IT"/>
+        </w:rPr>
+      </w:pPr>
+      <w:r>
+        <w:rPr>
+          <w:lang w:val="it-IT"/>
+        </w:rPr>
+        <w:t xml:space="preserve">La traduzione è stata inserita nel sistema </w:t>
+      </w:r>
+    </w:p>
+    <w:p>
+      <w:pPr>
+        <w:rPr>
+          <w:i/>
+          <w:iCs/>
+          <w:lang w:val="it-IT"/>
+        </w:rPr>
+      </w:pPr>
+      <w:r>
+        <w:rPr>
+          <w:i/>
+          <w:iCs/>
+          <w:lang w:val="it-IT"/>
+        </w:rPr>
         <w:t>Scenario principale</w:t>
       </w:r>
       <w:r>
@@ -4020,607 +5460,7 @@
         <w:rPr>
           <w:lang w:val="it-IT"/>
         </w:rPr>
-        <w:t>L’admin:</w:t>
-      </w:r>
-    </w:p>
-    <w:p>
-      <w:pPr>
-        <w:pStyle w:val="Paragrafoelenco"/>
-        <w:numPr>
-          <w:ilvl w:val="0"/>
-          <w:numId w:val="2"/>
-        </w:numPr>
-        <w:rPr>
-          <w:lang w:val="it-IT"/>
-        </w:rPr>
-      </w:pPr>
-      <w:r>
-        <w:rPr>
-          <w:lang w:val="it-IT"/>
-        </w:rPr>
-        <w:t>si occupa di definire il processo di inserimento utenti</w:t>
-      </w:r>
-      <w:r>
-        <w:rPr>
-          <w:lang w:val="it-IT"/>
-        </w:rPr>
-        <w:t xml:space="preserve"> (nuovi utenti/utenti senza ruolo)</w:t>
-      </w:r>
-    </w:p>
-    <w:p>
-      <w:pPr>
-        <w:pStyle w:val="Paragrafoelenco"/>
-        <w:numPr>
-          <w:ilvl w:val="0"/>
-          <w:numId w:val="2"/>
-        </w:numPr>
-        <w:rPr>
-          <w:lang w:val="it-IT"/>
-        </w:rPr>
-      </w:pPr>
-      <w:r>
-        <w:rPr>
-          <w:lang w:val="it-IT"/>
-        </w:rPr>
-        <w:t>concede i permessi ai singoli utenti</w:t>
-      </w:r>
-    </w:p>
-    <w:p>
-      <w:pPr>
-        <w:rPr>
-          <w:sz w:val="24"/>
-          <w:szCs w:val="24"/>
-          <w:lang w:val="it-IT"/>
-        </w:rPr>
-      </w:pPr>
-      <w:r>
-        <w:rPr>
-          <w:sz w:val="24"/>
-          <w:szCs w:val="24"/>
-          <w:lang w:val="it-IT"/>
-        </w:rPr>
-        <w:t>UC6.</w:t>
-      </w:r>
-      <w:r>
-        <w:rPr>
-          <w:sz w:val="24"/>
-          <w:szCs w:val="24"/>
-          <w:lang w:val="it-IT"/>
-        </w:rPr>
-        <w:t>2</w:t>
-      </w:r>
-      <w:r>
-        <w:rPr>
-          <w:sz w:val="24"/>
-          <w:szCs w:val="24"/>
-          <w:lang w:val="it-IT"/>
-        </w:rPr>
-        <w:t xml:space="preserve"> – </w:t>
-      </w:r>
-      <w:r>
-        <w:rPr>
-          <w:sz w:val="24"/>
-          <w:szCs w:val="24"/>
-          <w:lang w:val="it-IT"/>
-        </w:rPr>
-        <w:t>Cancellazione</w:t>
-      </w:r>
-      <w:r>
-        <w:rPr>
-          <w:sz w:val="24"/>
-          <w:szCs w:val="24"/>
-          <w:lang w:val="it-IT"/>
-        </w:rPr>
-        <w:t xml:space="preserve"> utenti</w:t>
-      </w:r>
-    </w:p>
-    <w:p>
-      <w:pPr>
-        <w:rPr>
-          <w:i/>
-          <w:iCs/>
-          <w:lang w:val="it-IT"/>
-        </w:rPr>
-      </w:pPr>
-      <w:r>
-        <w:rPr>
-          <w:i/>
-          <w:iCs/>
-          <w:lang w:val="it-IT"/>
-        </w:rPr>
-        <w:t>Attore primario</w:t>
-      </w:r>
-    </w:p>
-    <w:p>
-      <w:pPr>
-        <w:pStyle w:val="Paragrafoelenco"/>
-        <w:numPr>
-          <w:ilvl w:val="0"/>
-          <w:numId w:val="2"/>
-        </w:numPr>
-        <w:rPr>
-          <w:lang w:val="it-IT"/>
-        </w:rPr>
-      </w:pPr>
-      <w:r>
-        <w:rPr>
-          <w:lang w:val="it-IT"/>
-        </w:rPr>
-        <w:t>Admin user</w:t>
-      </w:r>
-    </w:p>
-    <w:p>
-      <w:pPr>
-        <w:rPr>
-          <w:i/>
-          <w:iCs/>
-          <w:lang w:val="it-IT"/>
-        </w:rPr>
-      </w:pPr>
-      <w:r>
-        <w:rPr>
-          <w:i/>
-          <w:iCs/>
-          <w:lang w:val="it-IT"/>
-        </w:rPr>
-        <w:t>Precondizioni</w:t>
-      </w:r>
-    </w:p>
-    <w:p>
-      <w:pPr>
-        <w:pStyle w:val="Paragrafoelenco"/>
-        <w:numPr>
-          <w:ilvl w:val="0"/>
-          <w:numId w:val="2"/>
-        </w:numPr>
-        <w:rPr>
-          <w:lang w:val="it-IT"/>
-        </w:rPr>
-      </w:pPr>
-      <w:r>
-        <w:rPr>
-          <w:lang w:val="it-IT"/>
-        </w:rPr>
-        <w:t>Il sistema deve essere raggiungibile e funzionante</w:t>
-      </w:r>
-    </w:p>
-    <w:p>
-      <w:pPr>
-        <w:pStyle w:val="Paragrafoelenco"/>
-        <w:numPr>
-          <w:ilvl w:val="0"/>
-          <w:numId w:val="2"/>
-        </w:numPr>
-        <w:rPr>
-          <w:lang w:val="it-IT"/>
-        </w:rPr>
-      </w:pPr>
-      <w:r>
-        <w:rPr>
-          <w:lang w:val="it-IT"/>
-        </w:rPr>
-        <w:t>L’admin deve essere autenticato</w:t>
-      </w:r>
-    </w:p>
-    <w:p>
-      <w:pPr>
-        <w:rPr>
-          <w:i/>
-          <w:iCs/>
-          <w:lang w:val="it-IT"/>
-        </w:rPr>
-      </w:pPr>
-      <w:r>
-        <w:rPr>
-          <w:i/>
-          <w:iCs/>
-          <w:lang w:val="it-IT"/>
-        </w:rPr>
-        <w:t>Postcondizioni</w:t>
-      </w:r>
-    </w:p>
-    <w:p>
-      <w:pPr>
-        <w:pStyle w:val="Paragrafoelenco"/>
-        <w:numPr>
-          <w:ilvl w:val="0"/>
-          <w:numId w:val="2"/>
-        </w:numPr>
-        <w:rPr>
-          <w:lang w:val="it-IT"/>
-        </w:rPr>
-      </w:pPr>
-      <w:r>
-        <w:rPr>
-          <w:lang w:val="it-IT"/>
-        </w:rPr>
-        <w:t xml:space="preserve">L’utente </w:t>
-      </w:r>
-      <w:r>
-        <w:rPr>
-          <w:lang w:val="it-IT"/>
-        </w:rPr>
-        <w:t>selezionato è stato cancellato</w:t>
-      </w:r>
-    </w:p>
-    <w:p>
-      <w:pPr>
-        <w:rPr>
-          <w:i/>
-          <w:iCs/>
-          <w:lang w:val="it-IT"/>
-        </w:rPr>
-      </w:pPr>
-      <w:r>
-        <w:rPr>
-          <w:i/>
-          <w:iCs/>
-          <w:lang w:val="it-IT"/>
-        </w:rPr>
-        <w:t>Scenario principale</w:t>
-      </w:r>
-      <w:r>
-        <w:rPr>
-          <w:i/>
-          <w:iCs/>
-          <w:lang w:val="it-IT"/>
-        </w:rPr>
-        <w:tab/>
-      </w:r>
-    </w:p>
-    <w:p>
-      <w:pPr>
-        <w:rPr>
-          <w:lang w:val="it-IT"/>
-        </w:rPr>
-      </w:pPr>
-      <w:r>
-        <w:rPr>
-          <w:lang w:val="it-IT"/>
-        </w:rPr>
-        <w:t>L’admin:</w:t>
-      </w:r>
-    </w:p>
-    <w:p>
-      <w:pPr>
-        <w:pStyle w:val="Paragrafoelenco"/>
-        <w:numPr>
-          <w:ilvl w:val="0"/>
-          <w:numId w:val="2"/>
-        </w:numPr>
-        <w:rPr>
-          <w:lang w:val="it-IT"/>
-        </w:rPr>
-      </w:pPr>
-      <w:r>
-        <w:rPr>
-          <w:lang w:val="it-IT"/>
-        </w:rPr>
-        <w:t>s</w:t>
-      </w:r>
-      <w:r>
-        <w:rPr>
-          <w:lang w:val="it-IT"/>
-        </w:rPr>
-        <w:t>eleziona l’utente che vuole visionare</w:t>
-      </w:r>
-    </w:p>
-    <w:p>
-      <w:pPr>
-        <w:pStyle w:val="Paragrafoelenco"/>
-        <w:numPr>
-          <w:ilvl w:val="0"/>
-          <w:numId w:val="2"/>
-        </w:numPr>
-        <w:rPr>
-          <w:lang w:val="it-IT"/>
-        </w:rPr>
-      </w:pPr>
-      <w:r>
-        <w:rPr>
-          <w:lang w:val="it-IT"/>
-        </w:rPr>
-        <w:t>cancella l’utente selezionato</w:t>
-      </w:r>
-    </w:p>
-    <w:p>
-      <w:pPr>
-        <w:rPr>
-          <w:sz w:val="24"/>
-          <w:szCs w:val="24"/>
-          <w:lang w:val="it-IT"/>
-        </w:rPr>
-      </w:pPr>
-      <w:r>
-        <w:rPr>
-          <w:sz w:val="24"/>
-          <w:szCs w:val="24"/>
-          <w:lang w:val="it-IT"/>
-        </w:rPr>
-        <w:t>UC6.</w:t>
-      </w:r>
-      <w:r>
-        <w:rPr>
-          <w:sz w:val="24"/>
-          <w:szCs w:val="24"/>
-          <w:lang w:val="it-IT"/>
-        </w:rPr>
-        <w:t>3</w:t>
-      </w:r>
-      <w:r>
-        <w:rPr>
-          <w:sz w:val="24"/>
-          <w:szCs w:val="24"/>
-          <w:lang w:val="it-IT"/>
-        </w:rPr>
-        <w:t xml:space="preserve"> – Inserimento </w:t>
-      </w:r>
-      <w:r>
-        <w:rPr>
-          <w:sz w:val="24"/>
-          <w:szCs w:val="24"/>
-          <w:lang w:val="it-IT"/>
-        </w:rPr>
-        <w:t>traduzioni</w:t>
-      </w:r>
-    </w:p>
-    <w:p>
-      <w:pPr>
-        <w:rPr>
-          <w:i/>
-          <w:iCs/>
-          <w:lang w:val="it-IT"/>
-        </w:rPr>
-      </w:pPr>
-      <w:r>
-        <w:rPr>
-          <w:i/>
-          <w:iCs/>
-          <w:lang w:val="it-IT"/>
-        </w:rPr>
-        <w:t>Attore primario</w:t>
-      </w:r>
-    </w:p>
-    <w:p>
-      <w:pPr>
-        <w:pStyle w:val="Paragrafoelenco"/>
-        <w:numPr>
-          <w:ilvl w:val="0"/>
-          <w:numId w:val="2"/>
-        </w:numPr>
-        <w:rPr>
-          <w:lang w:val="it-IT"/>
-        </w:rPr>
-      </w:pPr>
-      <w:r>
-        <w:rPr>
-          <w:lang w:val="it-IT"/>
-        </w:rPr>
-        <w:t>Admin user</w:t>
-      </w:r>
-    </w:p>
-    <w:p>
-      <w:pPr>
-        <w:pStyle w:val="Paragrafoelenco"/>
-        <w:numPr>
-          <w:ilvl w:val="0"/>
-          <w:numId w:val="2"/>
-        </w:numPr>
-        <w:rPr>
-          <w:lang w:val="it-IT"/>
-        </w:rPr>
-      </w:pPr>
-      <w:r>
-        <w:rPr>
-          <w:lang w:val="it-IT"/>
-        </w:rPr>
-        <w:t>Content user</w:t>
-      </w:r>
-    </w:p>
-    <w:p>
-      <w:pPr>
-        <w:rPr>
-          <w:i/>
-          <w:iCs/>
-          <w:lang w:val="it-IT"/>
-        </w:rPr>
-      </w:pPr>
-      <w:r>
-        <w:rPr>
-          <w:i/>
-          <w:iCs/>
-          <w:lang w:val="it-IT"/>
-        </w:rPr>
-        <w:t>Precondizioni</w:t>
-      </w:r>
-    </w:p>
-    <w:p>
-      <w:pPr>
-        <w:pStyle w:val="Paragrafoelenco"/>
-        <w:numPr>
-          <w:ilvl w:val="0"/>
-          <w:numId w:val="2"/>
-        </w:numPr>
-        <w:rPr>
-          <w:lang w:val="it-IT"/>
-        </w:rPr>
-      </w:pPr>
-      <w:r>
-        <w:rPr>
-          <w:lang w:val="it-IT"/>
-        </w:rPr>
-        <w:t>Il sistema deve essere raggiungibile e funzionante</w:t>
-      </w:r>
-    </w:p>
-    <w:p>
-      <w:pPr>
-        <w:pStyle w:val="Paragrafoelenco"/>
-        <w:numPr>
-          <w:ilvl w:val="0"/>
-          <w:numId w:val="2"/>
-        </w:numPr>
-        <w:rPr>
-          <w:lang w:val="it-IT"/>
-        </w:rPr>
-      </w:pPr>
-      <w:r>
-        <w:rPr>
-          <w:lang w:val="it-IT"/>
-        </w:rPr>
-        <w:t>L’admin</w:t>
-      </w:r>
-      <w:r>
-        <w:rPr>
-          <w:lang w:val="it-IT"/>
-        </w:rPr>
-        <w:t>/content user</w:t>
-      </w:r>
-      <w:r>
-        <w:rPr>
-          <w:lang w:val="it-IT"/>
-        </w:rPr>
-        <w:t xml:space="preserve"> deve essere autenticato</w:t>
-      </w:r>
-    </w:p>
-    <w:p>
-      <w:pPr>
-        <w:rPr>
-          <w:i/>
-          <w:iCs/>
-          <w:lang w:val="it-IT"/>
-        </w:rPr>
-      </w:pPr>
-      <w:r>
-        <w:rPr>
-          <w:i/>
-          <w:iCs/>
-          <w:lang w:val="it-IT"/>
-        </w:rPr>
-        <w:t>Postcondizioni</w:t>
-      </w:r>
-    </w:p>
-    <w:p>
-      <w:pPr>
-        <w:pStyle w:val="Paragrafoelenco"/>
-        <w:numPr>
-          <w:ilvl w:val="0"/>
-          <w:numId w:val="2"/>
-        </w:numPr>
-        <w:rPr>
-          <w:i/>
-          <w:iCs/>
-          <w:lang w:val="it-IT"/>
-        </w:rPr>
-      </w:pPr>
-      <w:r>
-        <w:rPr>
-          <w:lang w:val="it-IT"/>
-        </w:rPr>
-        <w:t xml:space="preserve">La traduzione è stata inserita nel sistema </w:t>
-      </w:r>
-    </w:p>
-    <w:p>
-      <w:pPr>
-        <w:rPr>
-          <w:i/>
-          <w:iCs/>
-          <w:lang w:val="it-IT"/>
-        </w:rPr>
-      </w:pPr>
-      <w:r>
-        <w:rPr>
-          <w:i/>
-          <w:iCs/>
-          <w:lang w:val="it-IT"/>
-        </w:rPr>
-        <w:t>Scenario principale</w:t>
-      </w:r>
-      <w:r>
-        <w:rPr>
-          <w:i/>
-          <w:iCs/>
-          <w:lang w:val="it-IT"/>
-        </w:rPr>
-        <w:tab/>
-      </w:r>
-    </w:p>
-    <w:p>
-      <w:pPr>
-        <w:rPr>
-          <w:lang w:val="it-IT"/>
-        </w:rPr>
-      </w:pPr>
-      <w:r>
-        <w:rPr>
-          <w:lang w:val="it-IT"/>
-        </w:rPr>
-        <w:t>L’utente</w:t>
-      </w:r>
-      <w:r>
-        <w:rPr>
-          <w:lang w:val="it-IT"/>
-        </w:rPr>
-        <w:t>:</w:t>
-      </w:r>
-    </w:p>
-    <w:p>
-      <w:pPr>
-        <w:pStyle w:val="Paragrafoelenco"/>
-        <w:numPr>
-          <w:ilvl w:val="0"/>
-          <w:numId w:val="2"/>
-        </w:numPr>
-        <w:rPr>
-          <w:lang w:val="it-IT"/>
-        </w:rPr>
-      </w:pPr>
-      <w:r>
-        <w:rPr>
-          <w:lang w:val="it-IT"/>
-        </w:rPr>
-        <w:t>visualizza un elenco di traduzioni da eseguire</w:t>
-      </w:r>
-    </w:p>
-    <w:p>
-      <w:pPr>
-        <w:pStyle w:val="Paragrafoelenco"/>
-        <w:numPr>
-          <w:ilvl w:val="0"/>
-          <w:numId w:val="2"/>
-        </w:numPr>
-        <w:rPr>
-          <w:lang w:val="it-IT"/>
-        </w:rPr>
-      </w:pPr>
-      <w:r>
-        <w:rPr>
-          <w:lang w:val="it-IT"/>
-        </w:rPr>
-        <w:t>seleziona quella che vuole fare</w:t>
-      </w:r>
-    </w:p>
-    <w:p>
-      <w:pPr>
-        <w:pStyle w:val="Paragrafoelenco"/>
-        <w:numPr>
-          <w:ilvl w:val="0"/>
-          <w:numId w:val="2"/>
-        </w:numPr>
-        <w:rPr>
-          <w:lang w:val="it-IT"/>
-        </w:rPr>
-      </w:pPr>
-      <w:r>
-        <w:rPr>
-          <w:lang w:val="it-IT"/>
-        </w:rPr>
-        <w:t>scrive la traduzione</w:t>
-      </w:r>
-      <w:r>
-        <w:rPr>
-          <w:lang w:val="it-IT"/>
-        </w:rPr>
-        <w:t xml:space="preserve"> e ne invia la conferma</w:t>
+        <w:t>L’utente:</w:t>
       </w:r>
     </w:p>
     <w:p>
@@ -4636,285 +5476,6 @@
           <w:lang w:val="it-IT"/>
         </w:rPr>
         <w:t>Estensioni</w:t>
-      </w:r>
-    </w:p>
-    <w:p>
-      <w:pPr>
-        <w:pStyle w:val="Paragrafoelenco"/>
-        <w:numPr>
-          <w:ilvl w:val="0"/>
-          <w:numId w:val="2"/>
-        </w:numPr>
-        <w:rPr>
-          <w:lang w:val="it-IT"/>
-        </w:rPr>
-      </w:pPr>
-      <w:r>
-        <w:rPr>
-          <w:lang w:val="it-IT"/>
-        </w:rPr>
-        <w:t>Se è presente un sistema di approvazione</w:t>
-      </w:r>
-    </w:p>
-    <w:p>
-      <w:pPr>
-        <w:pStyle w:val="Paragrafoelenco"/>
-        <w:numPr>
-          <w:ilvl w:val="1"/>
-          <w:numId w:val="2"/>
-        </w:numPr>
-        <w:rPr>
-          <w:lang w:val="it-IT"/>
-        </w:rPr>
-      </w:pPr>
-      <w:r>
-        <w:rPr>
-          <w:lang w:val="it-IT"/>
-        </w:rPr>
-        <w:t>La traduzione verrà inviata al sistema, altrimenti viene salvata direttamente nel database</w:t>
-      </w:r>
-    </w:p>
-    <w:p>
-      <w:pPr>
-        <w:rPr>
-          <w:lang w:val="it-IT"/>
-        </w:rPr>
-      </w:pPr>
-      <w:r>
-        <w:rPr>
-          <w:lang w:val="it-IT"/>
-        </w:rPr>
-        <w:lastRenderedPageBreak/>
-        <w:t>Content User:</w:t>
-      </w:r>
-    </w:p>
-    <w:p>
-      <w:pPr>
-        <w:pStyle w:val="Paragrafoelenco"/>
-        <w:numPr>
-          <w:ilvl w:val="0"/>
-          <w:numId w:val="2"/>
-        </w:numPr>
-        <w:rPr>
-          <w:lang w:val="it-IT"/>
-        </w:rPr>
-      </w:pPr>
-      <w:r>
-        <w:rPr>
-          <w:lang w:val="it-IT"/>
-        </w:rPr>
-        <w:t>Accede alla webapp</w:t>
-      </w:r>
-      <w:r>
-        <w:rPr>
-          <w:lang w:val="it-IT"/>
-        </w:rPr>
-        <w:t xml:space="preserve"> (precondizione)</w:t>
-      </w:r>
-    </w:p>
-    <w:p>
-      <w:pPr>
-        <w:pStyle w:val="Paragrafoelenco"/>
-        <w:numPr>
-          <w:ilvl w:val="0"/>
-          <w:numId w:val="2"/>
-        </w:numPr>
-        <w:rPr>
-          <w:lang w:val="it-IT"/>
-        </w:rPr>
-      </w:pPr>
-      <w:r>
-        <w:rPr>
-          <w:lang w:val="it-IT"/>
-        </w:rPr>
-        <w:t>Conosce almeno una lingua e la sa tradurre</w:t>
-      </w:r>
-    </w:p>
-    <w:p>
-      <w:pPr>
-        <w:pStyle w:val="Paragrafoelenco"/>
-        <w:numPr>
-          <w:ilvl w:val="0"/>
-          <w:numId w:val="2"/>
-        </w:numPr>
-        <w:rPr>
-          <w:lang w:val="it-IT"/>
-        </w:rPr>
-      </w:pPr>
-      <w:r>
-        <w:rPr>
-          <w:lang w:val="it-IT"/>
-        </w:rPr>
-        <w:t xml:space="preserve">Crea </w:t>
-      </w:r>
-      <w:r>
-        <w:rPr>
-          <w:lang w:val="it-IT"/>
-        </w:rPr>
-        <w:t>e modifica</w:t>
-      </w:r>
-      <w:r>
-        <w:rPr>
-          <w:lang w:val="it-IT"/>
-        </w:rPr>
-        <w:t xml:space="preserve"> contenuti in</w:t>
-      </w:r>
-      <w:r>
-        <w:rPr>
-          <w:lang w:val="it-IT"/>
-        </w:rPr>
-        <w:t xml:space="preserve"> una</w:t>
-      </w:r>
-      <w:r>
-        <w:rPr>
-          <w:lang w:val="it-IT"/>
-        </w:rPr>
-        <w:t xml:space="preserve"> lingua</w:t>
-      </w:r>
-      <w:r>
-        <w:rPr>
-          <w:lang w:val="it-IT"/>
-        </w:rPr>
-        <w:t xml:space="preserve"> che conosce/in una serie di lingue </w:t>
-      </w:r>
-      <w:r>
-        <w:rPr>
-          <w:lang w:val="it-IT"/>
-        </w:rPr>
-        <w:t>e li invia</w:t>
-      </w:r>
-    </w:p>
-    <w:p>
-      <w:pPr>
-        <w:pStyle w:val="Paragrafoelenco"/>
-        <w:numPr>
-          <w:ilvl w:val="0"/>
-          <w:numId w:val="2"/>
-        </w:numPr>
-        <w:rPr>
-          <w:lang w:val="it-IT"/>
-        </w:rPr>
-      </w:pPr>
-      <w:r>
-        <w:rPr>
-          <w:lang w:val="it-IT"/>
-        </w:rPr>
-        <w:t>Accede ad una serie di traduzioni (fatte e da fare)</w:t>
-      </w:r>
-      <w:r>
-        <w:rPr>
-          <w:lang w:val="it-IT"/>
-        </w:rPr>
-        <w:t xml:space="preserve"> </w:t>
-      </w:r>
-    </w:p>
-    <w:p>
-      <w:pPr>
-        <w:pStyle w:val="Paragrafoelenco"/>
-        <w:numPr>
-          <w:ilvl w:val="0"/>
-          <w:numId w:val="2"/>
-        </w:numPr>
-        <w:rPr>
-          <w:lang w:val="it-IT"/>
-        </w:rPr>
-      </w:pPr>
-      <w:r>
-        <w:rPr>
-          <w:lang w:val="it-IT"/>
-        </w:rPr>
-        <w:t>Valuta altre traduzioni (?)</w:t>
-      </w:r>
-      <w:r>
-        <w:rPr>
-          <w:lang w:val="it-IT"/>
-        </w:rPr>
-        <w:t xml:space="preserve"> (Ha senso se è una piattaforma opensource)</w:t>
-      </w:r>
-    </w:p>
-    <w:p>
-      <w:pPr>
-        <w:rPr>
-          <w:lang w:val="it-IT"/>
-        </w:rPr>
-      </w:pPr>
-      <w:r>
-        <w:rPr>
-          <w:lang w:val="it-IT"/>
-        </w:rPr>
-        <w:t>Tipi di content user</w:t>
-      </w:r>
-      <w:r>
-        <w:rPr>
-          <w:lang w:val="it-IT"/>
-        </w:rPr>
-        <w:t xml:space="preserve"> (Caricamento testi iniziali tramite API)</w:t>
-      </w:r>
-    </w:p>
-    <w:p>
-      <w:pPr>
-        <w:pStyle w:val="Paragrafoelenco"/>
-        <w:numPr>
-          <w:ilvl w:val="1"/>
-          <w:numId w:val="2"/>
-        </w:numPr>
-        <w:rPr>
-          <w:lang w:val="it-IT"/>
-        </w:rPr>
-      </w:pPr>
-      <w:r>
-        <w:rPr>
-          <w:lang w:val="it-IT"/>
-        </w:rPr>
-        <w:t>Content Tenant User</w:t>
-      </w:r>
-      <w:r>
-        <w:rPr>
-          <w:lang w:val="it-IT"/>
-        </w:rPr>
-        <w:t xml:space="preserve"> </w:t>
-      </w:r>
-      <w:r>
-        <w:rPr>
-          <w:lang w:val="it-IT"/>
-        </w:rPr>
-        <w:sym w:font="Wingdings" w:char="F0E0"/>
-      </w:r>
-      <w:r>
-        <w:rPr>
-          <w:lang w:val="it-IT"/>
-        </w:rPr>
-        <w:t xml:space="preserve"> </w:t>
-      </w:r>
-    </w:p>
-    <w:p>
-      <w:pPr>
-        <w:pStyle w:val="Paragrafoelenco"/>
-        <w:numPr>
-          <w:ilvl w:val="1"/>
-          <w:numId w:val="2"/>
-        </w:numPr>
-        <w:rPr>
-          <w:lang w:val="it-IT"/>
-        </w:rPr>
-      </w:pPr>
-      <w:r>
-        <w:rPr>
-          <w:lang w:val="it-IT"/>
-        </w:rPr>
-        <w:t>Content Translator User</w:t>
-      </w:r>
-      <w:r>
-        <w:rPr>
-          <w:lang w:val="it-IT"/>
-        </w:rPr>
-        <w:t xml:space="preserve"> </w:t>
-      </w:r>
-      <w:r>
-        <w:rPr>
-          <w:lang w:val="it-IT"/>
-        </w:rPr>
-        <w:sym w:font="Wingdings" w:char="F0E0"/>
       </w:r>
     </w:p>
     <w:p>
@@ -5196,7 +5757,7 @@
           <w:lang w:val="it-IT"/>
         </w:rPr>
         <w:lastRenderedPageBreak/>
-        <w:t>3</w:t>
+        <w:t xml:space="preserve">3 </w:t>
       </w:r>
       <w:r>
         <w:rPr>
@@ -5204,22 +5765,7 @@
           <w:szCs w:val="32"/>
           <w:lang w:val="it-IT"/>
         </w:rPr>
-        <w:t xml:space="preserve"> </w:t>
-      </w:r>
-      <w:r>
-        <w:rPr>
-          <w:sz w:val="32"/>
-          <w:szCs w:val="32"/>
-          <w:lang w:val="it-IT"/>
-        </w:rPr>
         <w:tab/>
-      </w:r>
-      <w:r>
-        <w:rPr>
-          <w:sz w:val="32"/>
-          <w:szCs w:val="32"/>
-          <w:lang w:val="it-IT"/>
-        </w:rPr>
         <w:t>Requisiti</w:t>
       </w:r>
     </w:p>
@@ -6648,7 +7194,7 @@
   <w:style w:type="paragraph" w:default="1" w:styleId="Normale">
     <w:name w:val="Normal"/>
     <w:qFormat/>
-    <w:rsid w:val="00995647"/>
+    <w:rsid w:val="0067033C"/>
   </w:style>
   <w:style w:type="character" w:default="1" w:styleId="Carpredefinitoparagrafo">
     <w:name w:val="Default Paragraph Font"/>

--- a/Analisi dei requisiti/Analisi dei requisiti.docx
+++ b/Analisi dei requisiti/Analisi dei requisiti.docx
@@ -590,7 +590,7 @@
                           </w14:xfrm>
                         </w14:contentPart>
                       </mc:Choice>
-                      <mc:Fallback xmlns:o="urn:schemas-microsoft-com:office:office" xmlns:v="urn:schemas-microsoft-com:vml" xmlns:w10="urn:schemas-microsoft-com:office:word" xmlns:w="http://schemas.openxmlformats.org/wordprocessingml/2006/main" xmlns:lc="http://schemas.openxmlformats.org/drawingml/2006/lockedCanvas" xmlns="">
+                      <mc:Fallback xmlns="" xmlns:lc="http://schemas.openxmlformats.org/drawingml/2006/lockedCanvas" xmlns:w="http://schemas.openxmlformats.org/wordprocessingml/2006/main" xmlns:w10="urn:schemas-microsoft-com:office:word" xmlns:v="urn:schemas-microsoft-com:vml" xmlns:o="urn:schemas-microsoft-com:office:office">
                         <a:pic>
                           <a:nvPicPr>
                             <a:cNvPr id="34" name="Input penna 34"/>
@@ -790,7 +790,13 @@
               <w:rPr>
                 <w:lang w:val="it-IT"/>
               </w:rPr>
-              <w:t>1.0.1</w:t>
+              <w:t>0</w:t>
+            </w:r>
+            <w:r>
+              <w:rPr>
+                <w:lang w:val="it-IT"/>
+              </w:rPr>
+              <w:t>.0.1</w:t>
             </w:r>
           </w:p>
         </w:tc>
@@ -843,7 +849,13 @@
               <w:rPr>
                 <w:lang w:val="it-IT"/>
               </w:rPr>
-              <w:t>1.0.1</w:t>
+              <w:t>0</w:t>
+            </w:r>
+            <w:r>
+              <w:rPr>
+                <w:lang w:val="it-IT"/>
+              </w:rPr>
+              <w:t>.0.1</w:t>
             </w:r>
           </w:p>
         </w:tc>
@@ -897,7 +909,13 @@
               <w:rPr>
                 <w:lang w:val="it-IT"/>
               </w:rPr>
-              <w:t>1.0.5</w:t>
+              <w:t>0.</w:t>
+            </w:r>
+            <w:r>
+              <w:rPr>
+                <w:lang w:val="it-IT"/>
+              </w:rPr>
+              <w:t>0.5</w:t>
             </w:r>
           </w:p>
         </w:tc>
@@ -950,7 +968,19 @@
               <w:rPr>
                 <w:lang w:val="it-IT"/>
               </w:rPr>
-              <w:t>1.1</w:t>
+              <w:t>0</w:t>
+            </w:r>
+            <w:r>
+              <w:rPr>
+                <w:lang w:val="it-IT"/>
+              </w:rPr>
+              <w:t>.1</w:t>
+            </w:r>
+            <w:r>
+              <w:rPr>
+                <w:lang w:val="it-IT"/>
+              </w:rPr>
+              <w:t>.0</w:t>
             </w:r>
           </w:p>
         </w:tc>
@@ -1000,6 +1030,18 @@
                 <w:lang w:val="it-IT"/>
               </w:rPr>
             </w:pPr>
+            <w:r>
+              <w:rPr>
+                <w:lang w:val="it-IT"/>
+              </w:rPr>
+              <w:t>0.</w:t>
+            </w:r>
+            <w:r>
+              <w:rPr>
+                <w:lang w:val="it-IT"/>
+              </w:rPr>
+              <w:t>2.0</w:t>
+            </w:r>
           </w:p>
         </w:tc>
         <w:tc>
@@ -1018,6 +1060,12 @@
                 <w:lang w:val="it-IT"/>
               </w:rPr>
             </w:pPr>
+            <w:r>
+              <w:rPr>
+                <w:lang w:val="it-IT"/>
+              </w:rPr>
+              <w:t xml:space="preserve">Revisione Casi d’Uso sulla base delle modifiche da parte dell’azienda </w:t>
+            </w:r>
           </w:p>
         </w:tc>
       </w:tr>
@@ -3445,15 +3493,7 @@
           <w:szCs w:val="24"/>
           <w:lang w:val="it-IT"/>
         </w:rPr>
-        <w:t>Accesso generico utenti</w:t>
-      </w:r>
-      <w:r>
-        <w:rPr>
-          <w:sz w:val="24"/>
-          <w:szCs w:val="24"/>
-          <w:lang w:val="it-IT"/>
-        </w:rPr>
-        <w:t xml:space="preserve"> interni (admin-content)</w:t>
+        <w:t>Accesso alla piattaforma</w:t>
       </w:r>
     </w:p>
     <w:p>
@@ -3830,7 +3870,7 @@
         <w:rPr>
           <w:lang w:val="it-IT"/>
         </w:rPr>
-        <w:t>content user</w:t>
+        <w:t>admin del tenant</w:t>
       </w:r>
     </w:p>
     <w:p>
@@ -3848,7 +3888,81 @@
         <w:rPr>
           <w:lang w:val="it-IT"/>
         </w:rPr>
-        <w:t>Aggiungere/togliere traduzioni</w:t>
+        <w:t>Funzioni di amministrazione DB</w:t>
+      </w:r>
+    </w:p>
+    <w:p>
+      <w:pPr>
+        <w:rPr>
+          <w:sz w:val="24"/>
+          <w:szCs w:val="24"/>
+          <w:lang w:val="it-IT"/>
+        </w:rPr>
+      </w:pPr>
+      <w:r>
+        <w:rPr>
+          <w:sz w:val="24"/>
+          <w:szCs w:val="24"/>
+          <w:lang w:val="it-IT"/>
+        </w:rPr>
+        <w:t>UC</w:t>
+      </w:r>
+      <w:r>
+        <w:rPr>
+          <w:sz w:val="24"/>
+          <w:szCs w:val="24"/>
+          <w:lang w:val="it-IT"/>
+        </w:rPr>
+        <w:t>6</w:t>
+      </w:r>
+      <w:r>
+        <w:rPr>
+          <w:sz w:val="24"/>
+          <w:szCs w:val="24"/>
+          <w:lang w:val="it-IT"/>
+        </w:rPr>
+        <w:t xml:space="preserve"> </w:t>
+      </w:r>
+      <w:r>
+        <w:rPr>
+          <w:sz w:val="24"/>
+          <w:szCs w:val="24"/>
+          <w:lang w:val="it-IT"/>
+        </w:rPr>
+        <w:t xml:space="preserve">– </w:t>
+      </w:r>
+      <w:r>
+        <w:rPr>
+          <w:sz w:val="24"/>
+          <w:szCs w:val="24"/>
+          <w:lang w:val="it-IT"/>
+        </w:rPr>
+        <w:t xml:space="preserve">Gestione </w:t>
+      </w:r>
+      <w:r>
+        <w:rPr>
+          <w:sz w:val="24"/>
+          <w:szCs w:val="24"/>
+          <w:lang w:val="it-IT"/>
+        </w:rPr>
+        <w:t>delle richieste di utilizzo della piattaforma</w:t>
+      </w:r>
+    </w:p>
+    <w:p>
+      <w:pPr>
+        <w:rPr>
+          <w:i/>
+          <w:iCs/>
+          <w:lang w:val="it-IT"/>
+        </w:rPr>
+      </w:pPr>
+      <w:r>
+        <w:rPr>
+          <w:i/>
+          <w:iCs/>
+          <w:lang w:val="it-IT"/>
+        </w:rPr>
+        <w:t>Attore primario</w:t>
       </w:r>
     </w:p>
     <w:p>
@@ -3866,81 +3980,24 @@
         <w:rPr>
           <w:lang w:val="it-IT"/>
         </w:rPr>
-        <w:t>Funzioni di amministrazione DB (?)</w:t>
-      </w:r>
-    </w:p>
-    <w:p>
-      <w:pPr>
-        <w:rPr>
-          <w:sz w:val="24"/>
-          <w:szCs w:val="24"/>
-          <w:lang w:val="it-IT"/>
-        </w:rPr>
-      </w:pPr>
-      <w:r>
-        <w:rPr>
-          <w:sz w:val="24"/>
-          <w:szCs w:val="24"/>
-          <w:lang w:val="it-IT"/>
-        </w:rPr>
-        <w:t>UC</w:t>
-      </w:r>
-      <w:r>
-        <w:rPr>
-          <w:sz w:val="24"/>
-          <w:szCs w:val="24"/>
-          <w:lang w:val="it-IT"/>
-        </w:rPr>
-        <w:t>6</w:t>
-      </w:r>
-      <w:r>
-        <w:rPr>
-          <w:sz w:val="24"/>
-          <w:szCs w:val="24"/>
-          <w:lang w:val="it-IT"/>
-        </w:rPr>
-        <w:t xml:space="preserve"> </w:t>
-      </w:r>
-      <w:r>
-        <w:rPr>
-          <w:sz w:val="24"/>
-          <w:szCs w:val="24"/>
-          <w:lang w:val="it-IT"/>
-        </w:rPr>
-        <w:t xml:space="preserve">– </w:t>
-      </w:r>
-      <w:r>
-        <w:rPr>
-          <w:sz w:val="24"/>
-          <w:szCs w:val="24"/>
-          <w:lang w:val="it-IT"/>
-        </w:rPr>
-        <w:t xml:space="preserve">Gestione </w:t>
-      </w:r>
-      <w:r>
-        <w:rPr>
-          <w:sz w:val="24"/>
-          <w:szCs w:val="24"/>
-          <w:lang w:val="it-IT"/>
-        </w:rPr>
-        <w:t>delle richieste di utilizzo della piattaforma</w:t>
-      </w:r>
-    </w:p>
-    <w:p>
-      <w:pPr>
-        <w:rPr>
-          <w:i/>
-          <w:iCs/>
-          <w:lang w:val="it-IT"/>
-        </w:rPr>
-      </w:pPr>
-      <w:r>
-        <w:rPr>
-          <w:i/>
-          <w:iCs/>
-          <w:lang w:val="it-IT"/>
-        </w:rPr>
-        <w:t>Attore primario</w:t>
+        <w:t>Admin user</w:t>
+      </w:r>
+    </w:p>
+    <w:p>
+      <w:pPr>
+        <w:rPr>
+          <w:i/>
+          <w:iCs/>
+          <w:lang w:val="it-IT"/>
+        </w:rPr>
+      </w:pPr>
+      <w:r>
+        <w:rPr>
+          <w:i/>
+          <w:iCs/>
+          <w:lang w:val="it-IT"/>
+        </w:rPr>
+        <w:t>Attore secondario</w:t>
       </w:r>
     </w:p>
     <w:p>
@@ -3958,24 +4015,24 @@
         <w:rPr>
           <w:lang w:val="it-IT"/>
         </w:rPr>
-        <w:t>Admin user</w:t>
-      </w:r>
-    </w:p>
-    <w:p>
-      <w:pPr>
-        <w:rPr>
-          <w:i/>
-          <w:iCs/>
-          <w:lang w:val="it-IT"/>
-        </w:rPr>
-      </w:pPr>
-      <w:r>
-        <w:rPr>
-          <w:i/>
-          <w:iCs/>
-          <w:lang w:val="it-IT"/>
-        </w:rPr>
-        <w:t>Attore secondario</w:t>
+        <w:t>Tenant</w:t>
+      </w:r>
+    </w:p>
+    <w:p>
+      <w:pPr>
+        <w:rPr>
+          <w:i/>
+          <w:iCs/>
+          <w:lang w:val="it-IT"/>
+        </w:rPr>
+      </w:pPr>
+      <w:r>
+        <w:rPr>
+          <w:i/>
+          <w:iCs/>
+          <w:lang w:val="it-IT"/>
+        </w:rPr>
+        <w:t>Precondizioni</w:t>
       </w:r>
     </w:p>
     <w:p>
@@ -3993,24 +4050,7 @@
         <w:rPr>
           <w:lang w:val="it-IT"/>
         </w:rPr>
-        <w:t>Tenant</w:t>
-      </w:r>
-    </w:p>
-    <w:p>
-      <w:pPr>
-        <w:rPr>
-          <w:i/>
-          <w:iCs/>
-          <w:lang w:val="it-IT"/>
-        </w:rPr>
-      </w:pPr>
-      <w:r>
-        <w:rPr>
-          <w:i/>
-          <w:iCs/>
-          <w:lang w:val="it-IT"/>
-        </w:rPr>
-        <w:t>Precondizioni</w:t>
+        <w:t>Il sistema deve essere raggiungibile e funzionante</w:t>
       </w:r>
     </w:p>
     <w:p>
@@ -4028,7 +4068,24 @@
         <w:rPr>
           <w:lang w:val="it-IT"/>
         </w:rPr>
-        <w:t>Il sistema deve essere raggiungibile e funzionante</w:t>
+        <w:t>L’admin deve essere autenticato</w:t>
+      </w:r>
+    </w:p>
+    <w:p>
+      <w:pPr>
+        <w:rPr>
+          <w:i/>
+          <w:iCs/>
+          <w:lang w:val="it-IT"/>
+        </w:rPr>
+      </w:pPr>
+      <w:r>
+        <w:rPr>
+          <w:i/>
+          <w:iCs/>
+          <w:lang w:val="it-IT"/>
+        </w:rPr>
+        <w:t>Postcondizioni</w:t>
       </w:r>
     </w:p>
     <w:p>
@@ -4046,24 +4103,75 @@
         <w:rPr>
           <w:lang w:val="it-IT"/>
         </w:rPr>
-        <w:t>L’admin deve essere autenticato</w:t>
-      </w:r>
-    </w:p>
-    <w:p>
-      <w:pPr>
-        <w:rPr>
-          <w:i/>
-          <w:iCs/>
-          <w:lang w:val="it-IT"/>
-        </w:rPr>
-      </w:pPr>
-      <w:r>
-        <w:rPr>
-          <w:i/>
-          <w:iCs/>
-          <w:lang w:val="it-IT"/>
-        </w:rPr>
-        <w:t>Postcondizioni</w:t>
+        <w:t xml:space="preserve">L’admin </w:t>
+      </w:r>
+      <w:r>
+        <w:rPr>
+          <w:lang w:val="it-IT"/>
+        </w:rPr>
+        <w:t>controlla il processo di rilascio</w:t>
+      </w:r>
+      <w:r>
+        <w:rPr>
+          <w:lang w:val="it-IT"/>
+        </w:rPr>
+        <w:t xml:space="preserve"> i token di accesso univoci ai tenant </w:t>
+      </w:r>
+      <w:r>
+        <w:rPr>
+          <w:lang w:val="it-IT"/>
+        </w:rPr>
+        <w:t xml:space="preserve">che </w:t>
+      </w:r>
+      <w:r>
+        <w:rPr>
+          <w:lang w:val="it-IT"/>
+        </w:rPr>
+        <w:t>chiedono di registrarsi</w:t>
+      </w:r>
+      <w:r>
+        <w:rPr>
+          <w:lang w:val="it-IT"/>
+        </w:rPr>
+        <w:t xml:space="preserve"> alla piattaforma</w:t>
+      </w:r>
+    </w:p>
+    <w:p>
+      <w:pPr>
+        <w:rPr>
+          <w:i/>
+          <w:iCs/>
+          <w:lang w:val="it-IT"/>
+        </w:rPr>
+      </w:pPr>
+      <w:r>
+        <w:rPr>
+          <w:i/>
+          <w:iCs/>
+          <w:lang w:val="it-IT"/>
+        </w:rPr>
+        <w:t>Scenario principale</w:t>
+      </w:r>
+      <w:r>
+        <w:rPr>
+          <w:i/>
+          <w:iCs/>
+          <w:lang w:val="it-IT"/>
+        </w:rPr>
+        <w:tab/>
+      </w:r>
+    </w:p>
+    <w:p>
+      <w:pPr>
+        <w:rPr>
+          <w:lang w:val="it-IT"/>
+        </w:rPr>
+      </w:pPr>
+      <w:r>
+        <w:rPr>
+          <w:lang w:val="it-IT"/>
+        </w:rPr>
+        <w:t>L’admin:</w:t>
       </w:r>
     </w:p>
     <w:p>
@@ -4081,75 +4189,19 @@
         <w:rPr>
           <w:lang w:val="it-IT"/>
         </w:rPr>
-        <w:t xml:space="preserve">L’admin </w:t>
-      </w:r>
-      <w:r>
-        <w:rPr>
-          <w:lang w:val="it-IT"/>
-        </w:rPr>
-        <w:t>controlla il processo di rilascio</w:t>
-      </w:r>
-      <w:r>
-        <w:rPr>
-          <w:lang w:val="it-IT"/>
-        </w:rPr>
-        <w:t xml:space="preserve"> i token di accesso univoci ai tenant </w:t>
-      </w:r>
-      <w:r>
-        <w:rPr>
-          <w:lang w:val="it-IT"/>
-        </w:rPr>
-        <w:t xml:space="preserve">che </w:t>
-      </w:r>
-      <w:r>
-        <w:rPr>
-          <w:lang w:val="it-IT"/>
-        </w:rPr>
-        <w:t>chiedono di registrarsi</w:t>
+        <w:t xml:space="preserve">visualizza le richieste di </w:t>
+      </w:r>
+      <w:r>
+        <w:rPr>
+          <w:lang w:val="it-IT"/>
+        </w:rPr>
+        <w:t>registrazione</w:t>
       </w:r>
       <w:r>
         <w:rPr>
           <w:lang w:val="it-IT"/>
         </w:rPr>
         <w:t xml:space="preserve"> alla piattaforma</w:t>
-      </w:r>
-    </w:p>
-    <w:p>
-      <w:pPr>
-        <w:rPr>
-          <w:i/>
-          <w:iCs/>
-          <w:lang w:val="it-IT"/>
-        </w:rPr>
-      </w:pPr>
-      <w:r>
-        <w:rPr>
-          <w:i/>
-          <w:iCs/>
-          <w:lang w:val="it-IT"/>
-        </w:rPr>
-        <w:t>Scenario principale</w:t>
-      </w:r>
-      <w:r>
-        <w:rPr>
-          <w:i/>
-          <w:iCs/>
-          <w:lang w:val="it-IT"/>
-        </w:rPr>
-        <w:tab/>
-      </w:r>
-    </w:p>
-    <w:p>
-      <w:pPr>
-        <w:rPr>
-          <w:lang w:val="it-IT"/>
-        </w:rPr>
-      </w:pPr>
-      <w:r>
-        <w:rPr>
-          <w:lang w:val="it-IT"/>
-        </w:rPr>
-        <w:t>L’admin:</w:t>
       </w:r>
     </w:p>
     <w:p>
@@ -4167,19 +4219,7 @@
         <w:rPr>
           <w:lang w:val="it-IT"/>
         </w:rPr>
-        <w:t xml:space="preserve">visualizza le richieste di </w:t>
-      </w:r>
-      <w:r>
-        <w:rPr>
-          <w:lang w:val="it-IT"/>
-        </w:rPr>
-        <w:t>registrazione</w:t>
-      </w:r>
-      <w:r>
-        <w:rPr>
-          <w:lang w:val="it-IT"/>
-        </w:rPr>
-        <w:t xml:space="preserve"> alla piattaforma</w:t>
+        <w:t>si occupa di definire il processo di approvazione</w:t>
       </w:r>
     </w:p>
     <w:p>
@@ -4197,7 +4237,22 @@
         <w:rPr>
           <w:lang w:val="it-IT"/>
         </w:rPr>
-        <w:t>si occupa di definire il processo di approvazione</w:t>
+        <w:t>le approva rilasciando il token</w:t>
+      </w:r>
+    </w:p>
+    <w:p>
+      <w:pPr>
+        <w:rPr>
+          <w:lang w:val="it-IT"/>
+        </w:rPr>
+      </w:pPr>
+      <w:r>
+        <w:rPr>
+          <w:i/>
+          <w:iCs/>
+          <w:lang w:val="it-IT"/>
+        </w:rPr>
+        <w:t>Estensioni</w:t>
       </w:r>
     </w:p>
     <w:p>
@@ -4215,22 +4270,85 @@
         <w:rPr>
           <w:lang w:val="it-IT"/>
         </w:rPr>
-        <w:t>le approva rilasciando il token</w:t>
-      </w:r>
-    </w:p>
-    <w:p>
-      <w:pPr>
-        <w:rPr>
-          <w:lang w:val="it-IT"/>
-        </w:rPr>
-      </w:pPr>
-      <w:r>
-        <w:rPr>
-          <w:i/>
-          <w:iCs/>
-          <w:lang w:val="it-IT"/>
-        </w:rPr>
-        <w:t>Estensioni</w:t>
+        <w:t xml:space="preserve">Se la richiesta </w:t>
+      </w:r>
+      <w:r>
+        <w:rPr>
+          <w:lang w:val="it-IT"/>
+        </w:rPr>
+        <w:t xml:space="preserve">di registrazione </w:t>
+      </w:r>
+      <w:r>
+        <w:rPr>
+          <w:lang w:val="it-IT"/>
+        </w:rPr>
+        <w:t>non è stata approvata</w:t>
+      </w:r>
+    </w:p>
+    <w:p>
+      <w:pPr>
+        <w:pStyle w:val="Paragrafoelenco"/>
+        <w:numPr>
+          <w:ilvl w:val="1"/>
+          <w:numId w:val="2"/>
+        </w:numPr>
+        <w:rPr>
+          <w:lang w:val="it-IT"/>
+        </w:rPr>
+      </w:pPr>
+      <w:r>
+        <w:rPr>
+          <w:lang w:val="it-IT"/>
+        </w:rPr>
+        <w:t xml:space="preserve">Verrà notificato all’utente che stava cercando di </w:t>
+      </w:r>
+      <w:r>
+        <w:rPr>
+          <w:lang w:val="it-IT"/>
+        </w:rPr>
+        <w:t>registrarsi</w:t>
+      </w:r>
+    </w:p>
+    <w:p>
+      <w:pPr>
+        <w:rPr>
+          <w:sz w:val="24"/>
+          <w:szCs w:val="24"/>
+          <w:lang w:val="it-IT"/>
+        </w:rPr>
+      </w:pPr>
+      <w:r>
+        <w:rPr>
+          <w:sz w:val="24"/>
+          <w:szCs w:val="24"/>
+          <w:lang w:val="it-IT"/>
+        </w:rPr>
+        <w:t xml:space="preserve">UC6.1 – </w:t>
+      </w:r>
+      <w:r>
+        <w:rPr>
+          <w:sz w:val="24"/>
+          <w:szCs w:val="24"/>
+          <w:lang w:val="it-IT"/>
+        </w:rPr>
+        <w:t>Inserimento e creazione tenant</w:t>
+      </w:r>
+    </w:p>
+    <w:p>
+      <w:pPr>
+        <w:rPr>
+          <w:i/>
+          <w:iCs/>
+          <w:lang w:val="it-IT"/>
+        </w:rPr>
+      </w:pPr>
+      <w:r>
+        <w:rPr>
+          <w:i/>
+          <w:iCs/>
+          <w:lang w:val="it-IT"/>
+        </w:rPr>
+        <w:t>Attore primario</w:t>
       </w:r>
     </w:p>
     <w:p>
@@ -4248,19 +4366,714 @@
         <w:rPr>
           <w:lang w:val="it-IT"/>
         </w:rPr>
-        <w:t xml:space="preserve">Se la richiesta </w:t>
-      </w:r>
-      <w:r>
-        <w:rPr>
-          <w:lang w:val="it-IT"/>
-        </w:rPr>
-        <w:t xml:space="preserve">di registrazione </w:t>
-      </w:r>
-      <w:r>
-        <w:rPr>
-          <w:lang w:val="it-IT"/>
-        </w:rPr>
-        <w:t>non è stata approvata</w:t>
+        <w:t>Admin user</w:t>
+      </w:r>
+    </w:p>
+    <w:p>
+      <w:pPr>
+        <w:rPr>
+          <w:i/>
+          <w:iCs/>
+          <w:lang w:val="it-IT"/>
+        </w:rPr>
+      </w:pPr>
+      <w:r>
+        <w:rPr>
+          <w:i/>
+          <w:iCs/>
+          <w:lang w:val="it-IT"/>
+        </w:rPr>
+        <w:t>Precondizioni</w:t>
+      </w:r>
+    </w:p>
+    <w:p>
+      <w:pPr>
+        <w:pStyle w:val="Paragrafoelenco"/>
+        <w:numPr>
+          <w:ilvl w:val="0"/>
+          <w:numId w:val="2"/>
+        </w:numPr>
+        <w:rPr>
+          <w:lang w:val="it-IT"/>
+        </w:rPr>
+      </w:pPr>
+      <w:r>
+        <w:rPr>
+          <w:lang w:val="it-IT"/>
+        </w:rPr>
+        <w:t>Il sistema deve essere raggiungibile e funzionante</w:t>
+      </w:r>
+    </w:p>
+    <w:p>
+      <w:pPr>
+        <w:pStyle w:val="Paragrafoelenco"/>
+        <w:numPr>
+          <w:ilvl w:val="0"/>
+          <w:numId w:val="2"/>
+        </w:numPr>
+        <w:rPr>
+          <w:lang w:val="it-IT"/>
+        </w:rPr>
+      </w:pPr>
+      <w:r>
+        <w:rPr>
+          <w:lang w:val="it-IT"/>
+        </w:rPr>
+        <w:t>L’admin deve essere autenticato</w:t>
+      </w:r>
+    </w:p>
+    <w:p>
+      <w:pPr>
+        <w:rPr>
+          <w:i/>
+          <w:iCs/>
+          <w:lang w:val="it-IT"/>
+        </w:rPr>
+      </w:pPr>
+      <w:r>
+        <w:rPr>
+          <w:i/>
+          <w:iCs/>
+          <w:lang w:val="it-IT"/>
+        </w:rPr>
+        <w:t>Postcondizioni</w:t>
+      </w:r>
+    </w:p>
+    <w:p>
+      <w:pPr>
+        <w:pStyle w:val="Paragrafoelenco"/>
+        <w:numPr>
+          <w:ilvl w:val="0"/>
+          <w:numId w:val="2"/>
+        </w:numPr>
+        <w:rPr>
+          <w:lang w:val="it-IT"/>
+        </w:rPr>
+      </w:pPr>
+      <w:r>
+        <w:rPr>
+          <w:lang w:val="it-IT"/>
+        </w:rPr>
+        <w:t>L’admin controlla il</w:t>
+      </w:r>
+      <w:r>
+        <w:rPr>
+          <w:lang w:val="it-IT"/>
+        </w:rPr>
+        <w:t xml:space="preserve"> processo di creazione degli </w:t>
+      </w:r>
+      <w:r>
+        <w:rPr>
+          <w:lang w:val="it-IT"/>
+        </w:rPr>
+        <w:t>admin del tenant</w:t>
+      </w:r>
+      <w:r>
+        <w:rPr>
+          <w:lang w:val="it-IT"/>
+        </w:rPr>
+        <w:t>, definendo i permessi</w:t>
+      </w:r>
+      <w:r>
+        <w:rPr>
+          <w:lang w:val="it-IT"/>
+        </w:rPr>
+        <w:t xml:space="preserve"> di accesso</w:t>
+      </w:r>
+    </w:p>
+    <w:p>
+      <w:pPr>
+        <w:rPr>
+          <w:i/>
+          <w:iCs/>
+          <w:lang w:val="it-IT"/>
+        </w:rPr>
+      </w:pPr>
+    </w:p>
+    <w:p>
+      <w:pPr>
+        <w:rPr>
+          <w:i/>
+          <w:iCs/>
+          <w:lang w:val="it-IT"/>
+        </w:rPr>
+      </w:pPr>
+    </w:p>
+    <w:p>
+      <w:pPr>
+        <w:rPr>
+          <w:i/>
+          <w:iCs/>
+          <w:lang w:val="it-IT"/>
+        </w:rPr>
+      </w:pPr>
+      <w:r>
+        <w:rPr>
+          <w:i/>
+          <w:iCs/>
+          <w:lang w:val="it-IT"/>
+        </w:rPr>
+        <w:lastRenderedPageBreak/>
+        <w:t>Scenario principale</w:t>
+      </w:r>
+      <w:r>
+        <w:rPr>
+          <w:i/>
+          <w:iCs/>
+          <w:lang w:val="it-IT"/>
+        </w:rPr>
+        <w:tab/>
+      </w:r>
+    </w:p>
+    <w:p>
+      <w:pPr>
+        <w:rPr>
+          <w:lang w:val="it-IT"/>
+        </w:rPr>
+      </w:pPr>
+      <w:r>
+        <w:rPr>
+          <w:lang w:val="it-IT"/>
+        </w:rPr>
+        <w:t>L’admin:</w:t>
+      </w:r>
+    </w:p>
+    <w:p>
+      <w:pPr>
+        <w:pStyle w:val="Paragrafoelenco"/>
+        <w:numPr>
+          <w:ilvl w:val="0"/>
+          <w:numId w:val="2"/>
+        </w:numPr>
+        <w:rPr>
+          <w:lang w:val="it-IT"/>
+        </w:rPr>
+      </w:pPr>
+      <w:r>
+        <w:rPr>
+          <w:lang w:val="it-IT"/>
+        </w:rPr>
+        <w:t xml:space="preserve">si occupa di definire il processo di inserimento </w:t>
+      </w:r>
+      <w:r>
+        <w:rPr>
+          <w:lang w:val="it-IT"/>
+        </w:rPr>
+        <w:t>di creare un nuovo tenant e associargli un utente</w:t>
+      </w:r>
+      <w:r>
+        <w:rPr>
+          <w:lang w:val="it-IT"/>
+        </w:rPr>
+        <w:t xml:space="preserve"> admin del tenant</w:t>
+      </w:r>
+    </w:p>
+    <w:p>
+      <w:pPr>
+        <w:pStyle w:val="Paragrafoelenco"/>
+        <w:numPr>
+          <w:ilvl w:val="0"/>
+          <w:numId w:val="2"/>
+        </w:numPr>
+        <w:rPr>
+          <w:lang w:val="it-IT"/>
+        </w:rPr>
+      </w:pPr>
+      <w:r>
+        <w:rPr>
+          <w:lang w:val="it-IT"/>
+        </w:rPr>
+        <w:t>concede i permessi a</w:t>
+      </w:r>
+      <w:r>
+        <w:rPr>
+          <w:lang w:val="it-IT"/>
+        </w:rPr>
+        <w:t>gli admin del tenant</w:t>
+      </w:r>
+    </w:p>
+    <w:p>
+      <w:pPr>
+        <w:rPr>
+          <w:sz w:val="24"/>
+          <w:szCs w:val="24"/>
+          <w:lang w:val="it-IT"/>
+        </w:rPr>
+      </w:pPr>
+      <w:r>
+        <w:rPr>
+          <w:sz w:val="24"/>
+          <w:szCs w:val="24"/>
+          <w:lang w:val="it-IT"/>
+        </w:rPr>
+        <w:t>UC6.</w:t>
+      </w:r>
+      <w:r>
+        <w:rPr>
+          <w:sz w:val="24"/>
+          <w:szCs w:val="24"/>
+          <w:lang w:val="it-IT"/>
+        </w:rPr>
+        <w:t>2</w:t>
+      </w:r>
+      <w:r>
+        <w:rPr>
+          <w:sz w:val="24"/>
+          <w:szCs w:val="24"/>
+          <w:lang w:val="it-IT"/>
+        </w:rPr>
+        <w:t xml:space="preserve"> – </w:t>
+      </w:r>
+      <w:r>
+        <w:rPr>
+          <w:sz w:val="24"/>
+          <w:szCs w:val="24"/>
+          <w:lang w:val="it-IT"/>
+        </w:rPr>
+        <w:t>Cancellazione</w:t>
+      </w:r>
+      <w:r>
+        <w:rPr>
+          <w:sz w:val="24"/>
+          <w:szCs w:val="24"/>
+          <w:lang w:val="it-IT"/>
+        </w:rPr>
+        <w:t xml:space="preserve"> </w:t>
+      </w:r>
+      <w:r>
+        <w:rPr>
+          <w:sz w:val="24"/>
+          <w:szCs w:val="24"/>
+          <w:lang w:val="it-IT"/>
+        </w:rPr>
+        <w:t>tenant</w:t>
+      </w:r>
+    </w:p>
+    <w:p>
+      <w:pPr>
+        <w:rPr>
+          <w:i/>
+          <w:iCs/>
+          <w:lang w:val="it-IT"/>
+        </w:rPr>
+      </w:pPr>
+      <w:r>
+        <w:rPr>
+          <w:i/>
+          <w:iCs/>
+          <w:lang w:val="it-IT"/>
+        </w:rPr>
+        <w:t>Attore primario</w:t>
+      </w:r>
+    </w:p>
+    <w:p>
+      <w:pPr>
+        <w:pStyle w:val="Paragrafoelenco"/>
+        <w:numPr>
+          <w:ilvl w:val="0"/>
+          <w:numId w:val="2"/>
+        </w:numPr>
+        <w:rPr>
+          <w:lang w:val="it-IT"/>
+        </w:rPr>
+      </w:pPr>
+      <w:r>
+        <w:rPr>
+          <w:lang w:val="it-IT"/>
+        </w:rPr>
+        <w:t>Admin user</w:t>
+      </w:r>
+    </w:p>
+    <w:p>
+      <w:pPr>
+        <w:rPr>
+          <w:i/>
+          <w:iCs/>
+          <w:lang w:val="it-IT"/>
+        </w:rPr>
+      </w:pPr>
+      <w:r>
+        <w:rPr>
+          <w:i/>
+          <w:iCs/>
+          <w:lang w:val="it-IT"/>
+        </w:rPr>
+        <w:t>Precondizioni</w:t>
+      </w:r>
+    </w:p>
+    <w:p>
+      <w:pPr>
+        <w:pStyle w:val="Paragrafoelenco"/>
+        <w:numPr>
+          <w:ilvl w:val="0"/>
+          <w:numId w:val="2"/>
+        </w:numPr>
+        <w:rPr>
+          <w:lang w:val="it-IT"/>
+        </w:rPr>
+      </w:pPr>
+      <w:r>
+        <w:rPr>
+          <w:lang w:val="it-IT"/>
+        </w:rPr>
+        <w:t>Il sistema deve essere raggiungibile e funzionante</w:t>
+      </w:r>
+    </w:p>
+    <w:p>
+      <w:pPr>
+        <w:pStyle w:val="Paragrafoelenco"/>
+        <w:numPr>
+          <w:ilvl w:val="0"/>
+          <w:numId w:val="2"/>
+        </w:numPr>
+        <w:rPr>
+          <w:lang w:val="it-IT"/>
+        </w:rPr>
+      </w:pPr>
+      <w:r>
+        <w:rPr>
+          <w:lang w:val="it-IT"/>
+        </w:rPr>
+        <w:t>L’admin deve essere autenticato</w:t>
+      </w:r>
+    </w:p>
+    <w:p>
+      <w:pPr>
+        <w:rPr>
+          <w:i/>
+          <w:iCs/>
+          <w:lang w:val="it-IT"/>
+        </w:rPr>
+      </w:pPr>
+      <w:r>
+        <w:rPr>
+          <w:i/>
+          <w:iCs/>
+          <w:lang w:val="it-IT"/>
+        </w:rPr>
+        <w:t>Postcondizioni</w:t>
+      </w:r>
+    </w:p>
+    <w:p>
+      <w:pPr>
+        <w:pStyle w:val="Paragrafoelenco"/>
+        <w:numPr>
+          <w:ilvl w:val="0"/>
+          <w:numId w:val="2"/>
+        </w:numPr>
+        <w:rPr>
+          <w:lang w:val="it-IT"/>
+        </w:rPr>
+      </w:pPr>
+      <w:r>
+        <w:rPr>
+          <w:lang w:val="it-IT"/>
+        </w:rPr>
+        <w:t xml:space="preserve">Il tenant </w:t>
+      </w:r>
+      <w:r>
+        <w:rPr>
+          <w:lang w:val="it-IT"/>
+        </w:rPr>
+        <w:t>selezionato è stato cancellato</w:t>
+      </w:r>
+    </w:p>
+    <w:p>
+      <w:pPr>
+        <w:rPr>
+          <w:i/>
+          <w:iCs/>
+          <w:lang w:val="it-IT"/>
+        </w:rPr>
+      </w:pPr>
+      <w:r>
+        <w:rPr>
+          <w:i/>
+          <w:iCs/>
+          <w:lang w:val="it-IT"/>
+        </w:rPr>
+        <w:t>Scenario principale</w:t>
+      </w:r>
+      <w:r>
+        <w:rPr>
+          <w:i/>
+          <w:iCs/>
+          <w:lang w:val="it-IT"/>
+        </w:rPr>
+        <w:tab/>
+      </w:r>
+    </w:p>
+    <w:p>
+      <w:pPr>
+        <w:rPr>
+          <w:lang w:val="it-IT"/>
+        </w:rPr>
+      </w:pPr>
+      <w:r>
+        <w:rPr>
+          <w:lang w:val="it-IT"/>
+        </w:rPr>
+        <w:t>L’admin:</w:t>
+      </w:r>
+    </w:p>
+    <w:p>
+      <w:pPr>
+        <w:pStyle w:val="Paragrafoelenco"/>
+        <w:numPr>
+          <w:ilvl w:val="0"/>
+          <w:numId w:val="2"/>
+        </w:numPr>
+        <w:rPr>
+          <w:lang w:val="it-IT"/>
+        </w:rPr>
+      </w:pPr>
+      <w:r>
+        <w:rPr>
+          <w:lang w:val="it-IT"/>
+        </w:rPr>
+        <w:t>s</w:t>
+      </w:r>
+      <w:r>
+        <w:rPr>
+          <w:lang w:val="it-IT"/>
+        </w:rPr>
+        <w:t>eleziona</w:t>
+      </w:r>
+      <w:r>
+        <w:rPr>
+          <w:lang w:val="it-IT"/>
+        </w:rPr>
+        <w:t xml:space="preserve"> il tenant </w:t>
+      </w:r>
+      <w:r>
+        <w:rPr>
+          <w:lang w:val="it-IT"/>
+        </w:rPr>
+        <w:t>che vuole visionare</w:t>
+      </w:r>
+    </w:p>
+    <w:p>
+      <w:pPr>
+        <w:pStyle w:val="Paragrafoelenco"/>
+        <w:numPr>
+          <w:ilvl w:val="0"/>
+          <w:numId w:val="2"/>
+        </w:numPr>
+        <w:rPr>
+          <w:lang w:val="it-IT"/>
+        </w:rPr>
+      </w:pPr>
+      <w:r>
+        <w:rPr>
+          <w:lang w:val="it-IT"/>
+        </w:rPr>
+        <w:t xml:space="preserve">cancella </w:t>
+      </w:r>
+      <w:r>
+        <w:rPr>
+          <w:lang w:val="it-IT"/>
+        </w:rPr>
+        <w:t xml:space="preserve">il profilo </w:t>
+      </w:r>
+      <w:r>
+        <w:rPr>
+          <w:lang w:val="it-IT"/>
+        </w:rPr>
+        <w:t>selezionato</w:t>
+      </w:r>
+      <w:r>
+        <w:rPr>
+          <w:lang w:val="it-IT"/>
+        </w:rPr>
+        <w:t>, eliminando anche tutti gli utenti associati a quel tenant</w:t>
+      </w:r>
+    </w:p>
+    <w:p>
+      <w:pPr>
+        <w:rPr>
+          <w:lang w:val="it-IT"/>
+        </w:rPr>
+      </w:pPr>
+      <w:r>
+        <w:rPr>
+          <w:lang w:val="it-IT"/>
+        </w:rPr>
+        <w:t>Content User:</w:t>
+      </w:r>
+    </w:p>
+    <w:p>
+      <w:pPr>
+        <w:pStyle w:val="Paragrafoelenco"/>
+        <w:numPr>
+          <w:ilvl w:val="0"/>
+          <w:numId w:val="2"/>
+        </w:numPr>
+        <w:rPr>
+          <w:lang w:val="it-IT"/>
+        </w:rPr>
+      </w:pPr>
+      <w:r>
+        <w:rPr>
+          <w:lang w:val="it-IT"/>
+        </w:rPr>
+        <w:t>Accede alla webapp</w:t>
+      </w:r>
+      <w:r>
+        <w:rPr>
+          <w:lang w:val="it-IT"/>
+        </w:rPr>
+        <w:t xml:space="preserve"> (precondizione)</w:t>
+      </w:r>
+    </w:p>
+    <w:p>
+      <w:pPr>
+        <w:pStyle w:val="Paragrafoelenco"/>
+        <w:numPr>
+          <w:ilvl w:val="0"/>
+          <w:numId w:val="2"/>
+        </w:numPr>
+        <w:rPr>
+          <w:lang w:val="it-IT"/>
+        </w:rPr>
+      </w:pPr>
+      <w:r>
+        <w:rPr>
+          <w:lang w:val="it-IT"/>
+        </w:rPr>
+        <w:t>Conosce almeno una lingua e la sa tradurre</w:t>
+      </w:r>
+    </w:p>
+    <w:p>
+      <w:pPr>
+        <w:pStyle w:val="Paragrafoelenco"/>
+        <w:numPr>
+          <w:ilvl w:val="0"/>
+          <w:numId w:val="2"/>
+        </w:numPr>
+        <w:rPr>
+          <w:lang w:val="it-IT"/>
+        </w:rPr>
+      </w:pPr>
+      <w:r>
+        <w:rPr>
+          <w:lang w:val="it-IT"/>
+        </w:rPr>
+        <w:t xml:space="preserve">Crea </w:t>
+      </w:r>
+      <w:r>
+        <w:rPr>
+          <w:lang w:val="it-IT"/>
+        </w:rPr>
+        <w:t>e modifica</w:t>
+      </w:r>
+      <w:r>
+        <w:rPr>
+          <w:lang w:val="it-IT"/>
+        </w:rPr>
+        <w:t xml:space="preserve"> contenuti </w:t>
+      </w:r>
+      <w:r>
+        <w:rPr>
+          <w:lang w:val="it-IT"/>
+        </w:rPr>
+        <w:t xml:space="preserve">(può cancellarli) </w:t>
+      </w:r>
+      <w:r>
+        <w:rPr>
+          <w:lang w:val="it-IT"/>
+        </w:rPr>
+        <w:t>in</w:t>
+      </w:r>
+      <w:r>
+        <w:rPr>
+          <w:lang w:val="it-IT"/>
+        </w:rPr>
+        <w:t xml:space="preserve"> una</w:t>
+      </w:r>
+      <w:r>
+        <w:rPr>
+          <w:lang w:val="it-IT"/>
+        </w:rPr>
+        <w:t xml:space="preserve"> lingua</w:t>
+      </w:r>
+      <w:r>
+        <w:rPr>
+          <w:lang w:val="it-IT"/>
+        </w:rPr>
+        <w:t xml:space="preserve"> che conosce/in una serie di lingue </w:t>
+      </w:r>
+      <w:r>
+        <w:rPr>
+          <w:lang w:val="it-IT"/>
+        </w:rPr>
+        <w:t>e li invia</w:t>
+      </w:r>
+    </w:p>
+    <w:p>
+      <w:pPr>
+        <w:pStyle w:val="Paragrafoelenco"/>
+        <w:numPr>
+          <w:ilvl w:val="0"/>
+          <w:numId w:val="2"/>
+        </w:numPr>
+        <w:rPr>
+          <w:lang w:val="it-IT"/>
+        </w:rPr>
+      </w:pPr>
+      <w:r>
+        <w:rPr>
+          <w:lang w:val="it-IT"/>
+        </w:rPr>
+        <w:t>Accede ad una serie di traduzioni (fatte e da fare)</w:t>
+      </w:r>
+      <w:r>
+        <w:rPr>
+          <w:lang w:val="it-IT"/>
+        </w:rPr>
+        <w:t xml:space="preserve"> </w:t>
+      </w:r>
+    </w:p>
+    <w:p>
+      <w:pPr>
+        <w:pStyle w:val="Paragrafoelenco"/>
+        <w:numPr>
+          <w:ilvl w:val="0"/>
+          <w:numId w:val="2"/>
+        </w:numPr>
+        <w:rPr>
+          <w:lang w:val="it-IT"/>
+        </w:rPr>
+      </w:pPr>
+      <w:r>
+        <w:rPr>
+          <w:lang w:val="it-IT"/>
+        </w:rPr>
+        <w:t>Valuta altre traduzioni (?)</w:t>
+      </w:r>
+      <w:r>
+        <w:rPr>
+          <w:lang w:val="it-IT"/>
+        </w:rPr>
+        <w:t xml:space="preserve"> (Ha senso se è una piattaforma opensource)</w:t>
+      </w:r>
+    </w:p>
+    <w:p>
+      <w:pPr>
+        <w:rPr>
+          <w:lang w:val="it-IT"/>
+        </w:rPr>
+      </w:pPr>
+      <w:r>
+        <w:rPr>
+          <w:lang w:val="it-IT"/>
+        </w:rPr>
+        <w:t>Tipi di content user</w:t>
+      </w:r>
+      <w:r>
+        <w:rPr>
+          <w:lang w:val="it-IT"/>
+        </w:rPr>
+        <w:t xml:space="preserve"> (Caricamento testi iniziali tramite API)</w:t>
       </w:r>
     </w:p>
     <w:p>
@@ -4271,20 +5084,92 @@
           <w:numId w:val="2"/>
         </w:numPr>
         <w:rPr>
-          <w:lang w:val="it-IT"/>
-        </w:rPr>
-      </w:pPr>
-      <w:r>
-        <w:rPr>
-          <w:lang w:val="it-IT"/>
-        </w:rPr>
-        <w:t xml:space="preserve">Verrà notificato all’utente che stava cercando di </w:t>
-      </w:r>
-      <w:r>
-        <w:rPr>
-          <w:lang w:val="it-IT"/>
-        </w:rPr>
-        <w:t>registrarsi</w:t>
+          <w:lang w:val="fr-FR"/>
+        </w:rPr>
+      </w:pPr>
+      <w:r>
+        <w:rPr>
+          <w:lang w:val="fr-FR"/>
+        </w:rPr>
+        <w:t>Content Tenant User</w:t>
+      </w:r>
+      <w:r>
+        <w:rPr>
+          <w:lang w:val="fr-FR"/>
+        </w:rPr>
+        <w:t xml:space="preserve"> </w:t>
+      </w:r>
+      <w:r>
+        <w:rPr>
+          <w:lang w:val="it-IT"/>
+        </w:rPr>
+        <w:sym w:font="Wingdings" w:char="F0E0"/>
+      </w:r>
+      <w:r>
+        <w:rPr>
+          <w:lang w:val="fr-FR"/>
+        </w:rPr>
+        <w:t xml:space="preserve"> </w:t>
+      </w:r>
+      <w:r>
+        <w:rPr>
+          <w:lang w:val="fr-FR"/>
+        </w:rPr>
+        <w:t>Admin d</w:t>
+      </w:r>
+      <w:r>
+        <w:rPr>
+          <w:lang w:val="fr-FR"/>
+        </w:rPr>
+        <w:t>el tenan</w:t>
+      </w:r>
+      <w:r>
+        <w:rPr>
+          <w:lang w:val="fr-FR"/>
+        </w:rPr>
+        <w:t>t</w:t>
+      </w:r>
+    </w:p>
+    <w:p>
+      <w:pPr>
+        <w:pStyle w:val="Paragrafoelenco"/>
+        <w:numPr>
+          <w:ilvl w:val="1"/>
+          <w:numId w:val="2"/>
+        </w:numPr>
+        <w:rPr>
+          <w:lang w:val="it-IT"/>
+        </w:rPr>
+      </w:pPr>
+      <w:r>
+        <w:rPr>
+          <w:lang w:val="it-IT"/>
+        </w:rPr>
+        <w:t>Content Translator User</w:t>
+      </w:r>
+      <w:r>
+        <w:rPr>
+          <w:lang w:val="it-IT"/>
+        </w:rPr>
+        <w:t xml:space="preserve"> </w:t>
+      </w:r>
+      <w:r>
+        <w:rPr>
+          <w:lang w:val="it-IT"/>
+        </w:rPr>
+        <w:sym w:font="Wingdings" w:char="F0E0"/>
+      </w:r>
+      <w:r>
+        <w:rPr>
+          <w:lang w:val="it-IT"/>
+        </w:rPr>
+        <w:t xml:space="preserve"> Content User che valuta tra</w:t>
+      </w:r>
+      <w:r>
+        <w:rPr>
+          <w:lang w:val="it-IT"/>
+        </w:rPr>
+        <w:t>duzioni e le modifica</w:t>
       </w:r>
     </w:p>
     <w:p>
@@ -4301,7 +5186,23 @@
           <w:szCs w:val="24"/>
           <w:lang w:val="it-IT"/>
         </w:rPr>
-        <w:t>UC6.1 – Inserimento utenti</w:t>
+        <w:t>UC7</w:t>
+      </w:r>
+      <w:r>
+        <w:rPr>
+          <w:sz w:val="24"/>
+          <w:szCs w:val="24"/>
+          <w:lang w:val="it-IT"/>
+        </w:rPr>
+        <w:t xml:space="preserve"> – </w:t>
+      </w:r>
+      <w:r>
+        <w:rPr>
+          <w:sz w:val="24"/>
+          <w:szCs w:val="24"/>
+          <w:lang w:val="it-IT"/>
+        </w:rPr>
+        <w:t>Creazione contenuti</w:t>
       </w:r>
     </w:p>
     <w:p>
@@ -4336,7 +5237,7 @@
         <w:rPr>
           <w:lang w:val="it-IT"/>
         </w:rPr>
-        <w:t>Admin user</w:t>
+        <w:t>Content user</w:t>
       </w:r>
     </w:p>
     <w:p>
@@ -4389,7 +5290,7 @@
         <w:rPr>
           <w:lang w:val="it-IT"/>
         </w:rPr>
-        <w:t>L’admin deve essere autenticato</w:t>
+        <w:t>Il content user deve essere autenticato</w:t>
       </w:r>
     </w:p>
     <w:p>
@@ -4417,39 +5318,23 @@
           <w:numId w:val="2"/>
         </w:numPr>
         <w:rPr>
-          <w:lang w:val="it-IT"/>
-        </w:rPr>
-      </w:pPr>
-      <w:r>
-        <w:rPr>
-          <w:lang w:val="it-IT"/>
-        </w:rPr>
-        <w:t>L’admin controlla il</w:t>
-      </w:r>
-      <w:r>
-        <w:rPr>
-          <w:lang w:val="it-IT"/>
-        </w:rPr>
-        <w:t xml:space="preserve"> processo di creazione degli utenti, definendo i permessi</w:t>
-      </w:r>
-    </w:p>
-    <w:p>
-      <w:pPr>
-        <w:rPr>
-          <w:i/>
-          <w:iCs/>
-          <w:lang w:val="it-IT"/>
-        </w:rPr>
-      </w:pPr>
-    </w:p>
-    <w:p>
-      <w:pPr>
-        <w:rPr>
-          <w:i/>
-          <w:iCs/>
-          <w:lang w:val="it-IT"/>
-        </w:rPr>
-      </w:pPr>
+          <w:i/>
+          <w:iCs/>
+          <w:lang w:val="it-IT"/>
+        </w:rPr>
+      </w:pPr>
+      <w:r>
+        <w:rPr>
+          <w:lang w:val="it-IT"/>
+        </w:rPr>
+        <w:t xml:space="preserve">Ha modificato (creato/cancellato) </w:t>
+      </w:r>
+      <w:r>
+        <w:rPr>
+          <w:lang w:val="it-IT"/>
+        </w:rPr>
+        <w:t>il contenuto che intende tradurre</w:t>
+      </w:r>
     </w:p>
     <w:p>
       <w:pPr>
@@ -4487,7 +5372,7 @@
         <w:rPr>
           <w:lang w:val="it-IT"/>
         </w:rPr>
-        <w:t>L’admin:</w:t>
+        <w:t>L’utente:</w:t>
       </w:r>
     </w:p>
     <w:p>
@@ -4505,13 +5390,7 @@
         <w:rPr>
           <w:lang w:val="it-IT"/>
         </w:rPr>
-        <w:t>si occupa di definire il processo di inserimento utenti</w:t>
-      </w:r>
-      <w:r>
-        <w:rPr>
-          <w:lang w:val="it-IT"/>
-        </w:rPr>
-        <w:t xml:space="preserve"> (nuovi utenti/utenti senza ruolo)</w:t>
+        <w:t>accede all’applicazione autenticandosi</w:t>
       </w:r>
     </w:p>
     <w:p>
@@ -4529,73 +5408,7 @@
         <w:rPr>
           <w:lang w:val="it-IT"/>
         </w:rPr>
-        <w:t>concede i permessi ai singoli utenti</w:t>
-      </w:r>
-    </w:p>
-    <w:p>
-      <w:pPr>
-        <w:rPr>
-          <w:sz w:val="24"/>
-          <w:szCs w:val="24"/>
-          <w:lang w:val="it-IT"/>
-        </w:rPr>
-      </w:pPr>
-      <w:r>
-        <w:rPr>
-          <w:sz w:val="24"/>
-          <w:szCs w:val="24"/>
-          <w:lang w:val="it-IT"/>
-        </w:rPr>
-        <w:t>UC6.</w:t>
-      </w:r>
-      <w:r>
-        <w:rPr>
-          <w:sz w:val="24"/>
-          <w:szCs w:val="24"/>
-          <w:lang w:val="it-IT"/>
-        </w:rPr>
-        <w:t>2</w:t>
-      </w:r>
-      <w:r>
-        <w:rPr>
-          <w:sz w:val="24"/>
-          <w:szCs w:val="24"/>
-          <w:lang w:val="it-IT"/>
-        </w:rPr>
-        <w:t xml:space="preserve"> – </w:t>
-      </w:r>
-      <w:r>
-        <w:rPr>
-          <w:sz w:val="24"/>
-          <w:szCs w:val="24"/>
-          <w:lang w:val="it-IT"/>
-        </w:rPr>
-        <w:t>Cancellazione</w:t>
-      </w:r>
-      <w:r>
-        <w:rPr>
-          <w:sz w:val="24"/>
-          <w:szCs w:val="24"/>
-          <w:lang w:val="it-IT"/>
-        </w:rPr>
-        <w:t xml:space="preserve"> utenti</w:t>
-      </w:r>
-    </w:p>
-    <w:p>
-      <w:pPr>
-        <w:rPr>
-          <w:i/>
-          <w:iCs/>
-          <w:lang w:val="it-IT"/>
-        </w:rPr>
-      </w:pPr>
-      <w:r>
-        <w:rPr>
-          <w:i/>
-          <w:iCs/>
-          <w:lang w:val="it-IT"/>
-        </w:rPr>
-        <w:t>Attore primario</w:t>
+        <w:t>avrà un’opzione di modifica dei contenuti che può visualizzare</w:t>
       </w:r>
     </w:p>
     <w:p>
@@ -4613,24 +5426,24 @@
         <w:rPr>
           <w:lang w:val="it-IT"/>
         </w:rPr>
-        <w:t>Admin user</w:t>
-      </w:r>
-    </w:p>
-    <w:p>
-      <w:pPr>
-        <w:rPr>
-          <w:i/>
-          <w:iCs/>
-          <w:lang w:val="it-IT"/>
-        </w:rPr>
-      </w:pPr>
-      <w:r>
-        <w:rPr>
-          <w:i/>
-          <w:iCs/>
-          <w:lang w:val="it-IT"/>
-        </w:rPr>
-        <w:t>Precondizioni</w:t>
+        <w:t>apporta la modifica correttamente</w:t>
+      </w:r>
+    </w:p>
+    <w:p>
+      <w:pPr>
+        <w:rPr>
+          <w:i/>
+          <w:iCs/>
+          <w:lang w:val="it-IT"/>
+        </w:rPr>
+      </w:pPr>
+      <w:r>
+        <w:rPr>
+          <w:i/>
+          <w:iCs/>
+          <w:lang w:val="it-IT"/>
+        </w:rPr>
+        <w:t>Estensioni</w:t>
       </w:r>
     </w:p>
     <w:p>
@@ -4648,7 +5461,25 @@
         <w:rPr>
           <w:lang w:val="it-IT"/>
         </w:rPr>
-        <w:t>Il sistema deve essere raggiungibile e funzionante</w:t>
+        <w:t>Se il sistema risulta irraggiungibile</w:t>
+      </w:r>
+    </w:p>
+    <w:p>
+      <w:pPr>
+        <w:pStyle w:val="Paragrafoelenco"/>
+        <w:numPr>
+          <w:ilvl w:val="1"/>
+          <w:numId w:val="2"/>
+        </w:numPr>
+        <w:rPr>
+          <w:lang w:val="it-IT"/>
+        </w:rPr>
+      </w:pPr>
+      <w:r>
+        <w:rPr>
+          <w:lang w:val="it-IT"/>
+        </w:rPr>
+        <w:t>Viene visualizzato un messaggio di errore con un codice legato al significato del problema</w:t>
       </w:r>
     </w:p>
     <w:p>
@@ -4666,24 +5497,83 @@
         <w:rPr>
           <w:lang w:val="it-IT"/>
         </w:rPr>
-        <w:t>L’admin deve essere autenticato</w:t>
-      </w:r>
-    </w:p>
-    <w:p>
-      <w:pPr>
-        <w:rPr>
-          <w:i/>
-          <w:iCs/>
-          <w:lang w:val="it-IT"/>
-        </w:rPr>
-      </w:pPr>
-      <w:r>
-        <w:rPr>
-          <w:i/>
-          <w:iCs/>
-          <w:lang w:val="it-IT"/>
-        </w:rPr>
-        <w:t>Postcondizioni</w:t>
+        <w:t>Se la lingua non è presente</w:t>
+      </w:r>
+    </w:p>
+    <w:p>
+      <w:pPr>
+        <w:pStyle w:val="Paragrafoelenco"/>
+        <w:numPr>
+          <w:ilvl w:val="1"/>
+          <w:numId w:val="2"/>
+        </w:numPr>
+        <w:rPr>
+          <w:lang w:val="it-IT"/>
+        </w:rPr>
+      </w:pPr>
+      <w:r>
+        <w:rPr>
+          <w:lang w:val="it-IT"/>
+        </w:rPr>
+        <w:t>Viene visualizzata una lingua “di appoggio”/secondaria da cui ripartire una volta inserito il testo nella nuova lingua originale</w:t>
+      </w:r>
+    </w:p>
+    <w:p>
+      <w:pPr>
+        <w:rPr>
+          <w:sz w:val="24"/>
+          <w:szCs w:val="24"/>
+          <w:lang w:val="it-IT"/>
+        </w:rPr>
+      </w:pPr>
+      <w:r>
+        <w:rPr>
+          <w:sz w:val="24"/>
+          <w:szCs w:val="24"/>
+          <w:lang w:val="it-IT"/>
+        </w:rPr>
+        <w:t>UC7.1</w:t>
+      </w:r>
+      <w:r>
+        <w:rPr>
+          <w:sz w:val="24"/>
+          <w:szCs w:val="24"/>
+          <w:lang w:val="it-IT"/>
+        </w:rPr>
+        <w:t xml:space="preserve"> – </w:t>
+      </w:r>
+      <w:r>
+        <w:rPr>
+          <w:sz w:val="24"/>
+          <w:szCs w:val="24"/>
+          <w:lang w:val="it-IT"/>
+        </w:rPr>
+        <w:t>Conferma e pubblicazione</w:t>
+      </w:r>
+      <w:r>
+        <w:rPr>
+          <w:sz w:val="24"/>
+          <w:szCs w:val="24"/>
+          <w:lang w:val="it-IT"/>
+        </w:rPr>
+        <w:t xml:space="preserve"> contenuti</w:t>
+      </w:r>
+    </w:p>
+    <w:p>
+      <w:pPr>
+        <w:rPr>
+          <w:i/>
+          <w:iCs/>
+          <w:lang w:val="it-IT"/>
+        </w:rPr>
+      </w:pPr>
+      <w:r>
+        <w:rPr>
+          <w:i/>
+          <w:iCs/>
+          <w:lang w:val="it-IT"/>
+        </w:rPr>
+        <w:t>Attore primario</w:t>
       </w:r>
     </w:p>
     <w:p>
@@ -4701,51 +5591,30 @@
         <w:rPr>
           <w:lang w:val="it-IT"/>
         </w:rPr>
-        <w:t xml:space="preserve">L’utente </w:t>
-      </w:r>
-      <w:r>
-        <w:rPr>
-          <w:lang w:val="it-IT"/>
-        </w:rPr>
-        <w:t>selezionato è stato cancellato</w:t>
-      </w:r>
-    </w:p>
-    <w:p>
-      <w:pPr>
-        <w:rPr>
-          <w:i/>
-          <w:iCs/>
-          <w:lang w:val="it-IT"/>
-        </w:rPr>
-      </w:pPr>
-      <w:r>
-        <w:rPr>
-          <w:i/>
-          <w:iCs/>
-          <w:lang w:val="it-IT"/>
-        </w:rPr>
-        <w:t>Scenario principale</w:t>
-      </w:r>
-      <w:r>
-        <w:rPr>
-          <w:i/>
-          <w:iCs/>
-          <w:lang w:val="it-IT"/>
-        </w:rPr>
-        <w:tab/>
-      </w:r>
-    </w:p>
-    <w:p>
-      <w:pPr>
-        <w:rPr>
-          <w:lang w:val="it-IT"/>
-        </w:rPr>
-      </w:pPr>
-      <w:r>
-        <w:rPr>
-          <w:lang w:val="it-IT"/>
-        </w:rPr>
-        <w:t>L’admin:</w:t>
+        <w:t>Admin</w:t>
+      </w:r>
+      <w:r>
+        <w:rPr>
+          <w:lang w:val="it-IT"/>
+        </w:rPr>
+        <w:t xml:space="preserve"> user</w:t>
+      </w:r>
+    </w:p>
+    <w:p>
+      <w:pPr>
+        <w:rPr>
+          <w:i/>
+          <w:iCs/>
+          <w:lang w:val="it-IT"/>
+        </w:rPr>
+      </w:pPr>
+      <w:r>
+        <w:rPr>
+          <w:i/>
+          <w:iCs/>
+          <w:lang w:val="it-IT"/>
+        </w:rPr>
+        <w:t>Precondizioni</w:t>
       </w:r>
     </w:p>
     <w:p>
@@ -4763,13 +5632,7 @@
         <w:rPr>
           <w:lang w:val="it-IT"/>
         </w:rPr>
-        <w:t>s</w:t>
-      </w:r>
-      <w:r>
-        <w:rPr>
-          <w:lang w:val="it-IT"/>
-        </w:rPr>
-        <w:t>eleziona l’utente che vuole visionare</w:t>
+        <w:t>Il sistema deve essere raggiungibile e funzionante</w:t>
       </w:r>
     </w:p>
     <w:p>
@@ -4787,65 +5650,30 @@
         <w:rPr>
           <w:lang w:val="it-IT"/>
         </w:rPr>
-        <w:t>cancella l’utente selezionato</w:t>
-      </w:r>
-    </w:p>
-    <w:p>
-      <w:pPr>
-        <w:rPr>
-          <w:sz w:val="24"/>
-          <w:szCs w:val="24"/>
-          <w:lang w:val="it-IT"/>
-        </w:rPr>
-      </w:pPr>
-      <w:r>
-        <w:rPr>
-          <w:sz w:val="24"/>
-          <w:szCs w:val="24"/>
-          <w:lang w:val="it-IT"/>
-        </w:rPr>
-        <w:t>UC6.</w:t>
-      </w:r>
-      <w:r>
-        <w:rPr>
-          <w:sz w:val="24"/>
-          <w:szCs w:val="24"/>
-          <w:lang w:val="it-IT"/>
-        </w:rPr>
-        <w:t>3</w:t>
-      </w:r>
-      <w:r>
-        <w:rPr>
-          <w:sz w:val="24"/>
-          <w:szCs w:val="24"/>
-          <w:lang w:val="it-IT"/>
-        </w:rPr>
-        <w:t xml:space="preserve"> – Inserimento </w:t>
-      </w:r>
-      <w:r>
-        <w:rPr>
-          <w:sz w:val="24"/>
-          <w:szCs w:val="24"/>
-          <w:lang w:val="it-IT"/>
-        </w:rPr>
-        <w:t>traduzioni</w:t>
-      </w:r>
-    </w:p>
-    <w:p>
-      <w:pPr>
-        <w:rPr>
-          <w:i/>
-          <w:iCs/>
-          <w:lang w:val="it-IT"/>
-        </w:rPr>
-      </w:pPr>
-      <w:r>
-        <w:rPr>
-          <w:i/>
-          <w:iCs/>
-          <w:lang w:val="it-IT"/>
-        </w:rPr>
-        <w:t>Attore primario</w:t>
+        <w:t>L’admin</w:t>
+      </w:r>
+      <w:r>
+        <w:rPr>
+          <w:lang w:val="it-IT"/>
+        </w:rPr>
+        <w:t xml:space="preserve"> user deve essere autenticato</w:t>
+      </w:r>
+    </w:p>
+    <w:p>
+      <w:pPr>
+        <w:rPr>
+          <w:i/>
+          <w:iCs/>
+          <w:lang w:val="it-IT"/>
+        </w:rPr>
+      </w:pPr>
+      <w:r>
+        <w:rPr>
+          <w:i/>
+          <w:iCs/>
+          <w:lang w:val="it-IT"/>
+        </w:rPr>
+        <w:t>Postcondizioni</w:t>
       </w:r>
     </w:p>
     <w:p>
@@ -4856,14 +5684,66 @@
           <w:numId w:val="2"/>
         </w:numPr>
         <w:rPr>
-          <w:lang w:val="it-IT"/>
-        </w:rPr>
-      </w:pPr>
-      <w:r>
-        <w:rPr>
-          <w:lang w:val="it-IT"/>
-        </w:rPr>
-        <w:t>Admin user</w:t>
+          <w:i/>
+          <w:iCs/>
+          <w:lang w:val="it-IT"/>
+        </w:rPr>
+      </w:pPr>
+      <w:r>
+        <w:rPr>
+          <w:lang w:val="it-IT"/>
+        </w:rPr>
+        <w:t xml:space="preserve">Ha valutato correttamente una traduzione fatta da </w:t>
+      </w:r>
+      <w:r>
+        <w:rPr>
+          <w:lang w:val="it-IT"/>
+        </w:rPr>
+        <w:t>content user</w:t>
+      </w:r>
+      <w:r>
+        <w:rPr>
+          <w:lang w:val="it-IT"/>
+        </w:rPr>
+        <w:t xml:space="preserve"> </w:t>
+      </w:r>
+    </w:p>
+    <w:p>
+      <w:pPr>
+        <w:rPr>
+          <w:i/>
+          <w:iCs/>
+          <w:lang w:val="it-IT"/>
+        </w:rPr>
+      </w:pPr>
+      <w:r>
+        <w:rPr>
+          <w:i/>
+          <w:iCs/>
+          <w:lang w:val="it-IT"/>
+        </w:rPr>
+        <w:t>Scenario principale</w:t>
+      </w:r>
+      <w:r>
+        <w:rPr>
+          <w:i/>
+          <w:iCs/>
+          <w:lang w:val="it-IT"/>
+        </w:rPr>
+        <w:tab/>
+      </w:r>
+    </w:p>
+    <w:p>
+      <w:pPr>
+        <w:rPr>
+          <w:lang w:val="it-IT"/>
+        </w:rPr>
+      </w:pPr>
+      <w:r>
+        <w:rPr>
+          <w:lang w:val="it-IT"/>
+        </w:rPr>
+        <w:t>L’utente:</w:t>
       </w:r>
     </w:p>
     <w:p>
@@ -4881,24 +5761,7 @@
         <w:rPr>
           <w:lang w:val="it-IT"/>
         </w:rPr>
-        <w:t>Content user</w:t>
-      </w:r>
-    </w:p>
-    <w:p>
-      <w:pPr>
-        <w:rPr>
-          <w:i/>
-          <w:iCs/>
-          <w:lang w:val="it-IT"/>
-        </w:rPr>
-      </w:pPr>
-      <w:r>
-        <w:rPr>
-          <w:i/>
-          <w:iCs/>
-          <w:lang w:val="it-IT"/>
-        </w:rPr>
-        <w:t>Precondizioni</w:t>
+        <w:t>accede all’applicazione autenticandosi</w:t>
       </w:r>
     </w:p>
     <w:p>
@@ -4916,7 +5779,19 @@
         <w:rPr>
           <w:lang w:val="it-IT"/>
         </w:rPr>
-        <w:t>Il sistema deve essere raggiungibile e funzionante</w:t>
+        <w:t xml:space="preserve">avrà un’opzione di </w:t>
+      </w:r>
+      <w:r>
+        <w:rPr>
+          <w:lang w:val="it-IT"/>
+        </w:rPr>
+        <w:t>conferma</w:t>
+      </w:r>
+      <w:r>
+        <w:rPr>
+          <w:lang w:val="it-IT"/>
+        </w:rPr>
+        <w:t xml:space="preserve"> dei contenuti presenti</w:t>
       </w:r>
     </w:p>
     <w:p>
@@ -4934,1092 +5809,7 @@
         <w:rPr>
           <w:lang w:val="it-IT"/>
         </w:rPr>
-        <w:t>L’admin</w:t>
-      </w:r>
-      <w:r>
-        <w:rPr>
-          <w:lang w:val="it-IT"/>
-        </w:rPr>
-        <w:t>/content user</w:t>
-      </w:r>
-      <w:r>
-        <w:rPr>
-          <w:lang w:val="it-IT"/>
-        </w:rPr>
-        <w:t xml:space="preserve"> deve essere autenticato</w:t>
-      </w:r>
-    </w:p>
-    <w:p>
-      <w:pPr>
-        <w:rPr>
-          <w:i/>
-          <w:iCs/>
-          <w:lang w:val="it-IT"/>
-        </w:rPr>
-      </w:pPr>
-      <w:r>
-        <w:rPr>
-          <w:i/>
-          <w:iCs/>
-          <w:lang w:val="it-IT"/>
-        </w:rPr>
-        <w:t>Postcondizioni</w:t>
-      </w:r>
-    </w:p>
-    <w:p>
-      <w:pPr>
-        <w:pStyle w:val="Paragrafoelenco"/>
-        <w:numPr>
-          <w:ilvl w:val="0"/>
-          <w:numId w:val="2"/>
-        </w:numPr>
-        <w:rPr>
-          <w:i/>
-          <w:iCs/>
-          <w:lang w:val="it-IT"/>
-        </w:rPr>
-      </w:pPr>
-      <w:r>
-        <w:rPr>
-          <w:lang w:val="it-IT"/>
-        </w:rPr>
-        <w:t xml:space="preserve">La traduzione è stata inserita nel sistema </w:t>
-      </w:r>
-    </w:p>
-    <w:p>
-      <w:pPr>
-        <w:rPr>
-          <w:i/>
-          <w:iCs/>
-          <w:lang w:val="it-IT"/>
-        </w:rPr>
-      </w:pPr>
-      <w:r>
-        <w:rPr>
-          <w:i/>
-          <w:iCs/>
-          <w:lang w:val="it-IT"/>
-        </w:rPr>
-        <w:t>Scenario principale</w:t>
-      </w:r>
-      <w:r>
-        <w:rPr>
-          <w:i/>
-          <w:iCs/>
-          <w:lang w:val="it-IT"/>
-        </w:rPr>
-        <w:tab/>
-      </w:r>
-    </w:p>
-    <w:p>
-      <w:pPr>
-        <w:rPr>
-          <w:lang w:val="it-IT"/>
-        </w:rPr>
-      </w:pPr>
-      <w:r>
-        <w:rPr>
-          <w:lang w:val="it-IT"/>
-        </w:rPr>
-        <w:t>L’utente</w:t>
-      </w:r>
-      <w:r>
-        <w:rPr>
-          <w:lang w:val="it-IT"/>
-        </w:rPr>
-        <w:t>:</w:t>
-      </w:r>
-    </w:p>
-    <w:p>
-      <w:pPr>
-        <w:pStyle w:val="Paragrafoelenco"/>
-        <w:numPr>
-          <w:ilvl w:val="0"/>
-          <w:numId w:val="2"/>
-        </w:numPr>
-        <w:rPr>
-          <w:lang w:val="it-IT"/>
-        </w:rPr>
-      </w:pPr>
-      <w:r>
-        <w:rPr>
-          <w:lang w:val="it-IT"/>
-        </w:rPr>
-        <w:t>visualizza un elenco di traduzioni da eseguire</w:t>
-      </w:r>
-    </w:p>
-    <w:p>
-      <w:pPr>
-        <w:pStyle w:val="Paragrafoelenco"/>
-        <w:numPr>
-          <w:ilvl w:val="0"/>
-          <w:numId w:val="2"/>
-        </w:numPr>
-        <w:rPr>
-          <w:lang w:val="it-IT"/>
-        </w:rPr>
-      </w:pPr>
-      <w:r>
-        <w:rPr>
-          <w:lang w:val="it-IT"/>
-        </w:rPr>
-        <w:t>seleziona quella che vuole fare</w:t>
-      </w:r>
-    </w:p>
-    <w:p>
-      <w:pPr>
-        <w:pStyle w:val="Paragrafoelenco"/>
-        <w:numPr>
-          <w:ilvl w:val="0"/>
-          <w:numId w:val="2"/>
-        </w:numPr>
-        <w:rPr>
-          <w:lang w:val="it-IT"/>
-        </w:rPr>
-      </w:pPr>
-      <w:r>
-        <w:rPr>
-          <w:lang w:val="it-IT"/>
-        </w:rPr>
-        <w:t>scrive la traduzione</w:t>
-      </w:r>
-      <w:r>
-        <w:rPr>
-          <w:lang w:val="it-IT"/>
-        </w:rPr>
-        <w:t xml:space="preserve"> e ne invia la conferma</w:t>
-      </w:r>
-    </w:p>
-    <w:p>
-      <w:pPr>
-        <w:rPr>
-          <w:lang w:val="it-IT"/>
-        </w:rPr>
-      </w:pPr>
-      <w:r>
-        <w:rPr>
-          <w:i/>
-          <w:iCs/>
-          <w:lang w:val="it-IT"/>
-        </w:rPr>
-        <w:t>Estensioni</w:t>
-      </w:r>
-    </w:p>
-    <w:p>
-      <w:pPr>
-        <w:pStyle w:val="Paragrafoelenco"/>
-        <w:numPr>
-          <w:ilvl w:val="0"/>
-          <w:numId w:val="2"/>
-        </w:numPr>
-        <w:rPr>
-          <w:lang w:val="it-IT"/>
-        </w:rPr>
-      </w:pPr>
-      <w:r>
-        <w:rPr>
-          <w:lang w:val="it-IT"/>
-        </w:rPr>
-        <w:t>Se è presente un sistema di approvazione</w:t>
-      </w:r>
-    </w:p>
-    <w:p>
-      <w:pPr>
-        <w:pStyle w:val="Paragrafoelenco"/>
-        <w:numPr>
-          <w:ilvl w:val="1"/>
-          <w:numId w:val="2"/>
-        </w:numPr>
-        <w:rPr>
-          <w:lang w:val="it-IT"/>
-        </w:rPr>
-      </w:pPr>
-      <w:r>
-        <w:rPr>
-          <w:lang w:val="it-IT"/>
-        </w:rPr>
-        <w:t>La traduzione verrà inviata al sistema, altrimenti viene salvata direttamente nel database</w:t>
-      </w:r>
-    </w:p>
-    <w:p>
-      <w:pPr>
-        <w:pStyle w:val="Paragrafoelenco"/>
-        <w:numPr>
-          <w:ilvl w:val="0"/>
-          <w:numId w:val="2"/>
-        </w:numPr>
-        <w:rPr>
-          <w:lang w:val="it-IT"/>
-        </w:rPr>
-      </w:pPr>
-      <w:r>
-        <w:rPr>
-          <w:lang w:val="it-IT"/>
-        </w:rPr>
-        <w:lastRenderedPageBreak/>
-        <w:t>Se</w:t>
-      </w:r>
-      <w:r>
-        <w:rPr>
-          <w:lang w:val="it-IT"/>
-        </w:rPr>
-        <w:t xml:space="preserve"> la lingua non è presente</w:t>
-      </w:r>
-    </w:p>
-    <w:p>
-      <w:pPr>
-        <w:pStyle w:val="Paragrafoelenco"/>
-        <w:numPr>
-          <w:ilvl w:val="1"/>
-          <w:numId w:val="2"/>
-        </w:numPr>
-        <w:rPr>
-          <w:lang w:val="it-IT"/>
-        </w:rPr>
-      </w:pPr>
-      <w:r>
-        <w:rPr>
-          <w:lang w:val="it-IT"/>
-        </w:rPr>
-        <w:t>Viene visualizzata una lingua “di appoggio”/secondaria da cui ripartire una volta inserito il testo nella nuova lingua originale</w:t>
-      </w:r>
-    </w:p>
-    <w:p>
-      <w:pPr>
-        <w:rPr>
-          <w:lang w:val="it-IT"/>
-        </w:rPr>
-      </w:pPr>
-      <w:r>
-        <w:rPr>
-          <w:lang w:val="it-IT"/>
-        </w:rPr>
-        <w:t>Content User:</w:t>
-      </w:r>
-    </w:p>
-    <w:p>
-      <w:pPr>
-        <w:pStyle w:val="Paragrafoelenco"/>
-        <w:numPr>
-          <w:ilvl w:val="0"/>
-          <w:numId w:val="2"/>
-        </w:numPr>
-        <w:rPr>
-          <w:lang w:val="it-IT"/>
-        </w:rPr>
-      </w:pPr>
-      <w:r>
-        <w:rPr>
-          <w:lang w:val="it-IT"/>
-        </w:rPr>
-        <w:t>Accede alla webapp</w:t>
-      </w:r>
-      <w:r>
-        <w:rPr>
-          <w:lang w:val="it-IT"/>
-        </w:rPr>
-        <w:t xml:space="preserve"> (precondizione)</w:t>
-      </w:r>
-    </w:p>
-    <w:p>
-      <w:pPr>
-        <w:pStyle w:val="Paragrafoelenco"/>
-        <w:numPr>
-          <w:ilvl w:val="0"/>
-          <w:numId w:val="2"/>
-        </w:numPr>
-        <w:rPr>
-          <w:lang w:val="it-IT"/>
-        </w:rPr>
-      </w:pPr>
-      <w:r>
-        <w:rPr>
-          <w:lang w:val="it-IT"/>
-        </w:rPr>
-        <w:t>Conosce almeno una lingua e la sa tradurre</w:t>
-      </w:r>
-    </w:p>
-    <w:p>
-      <w:pPr>
-        <w:pStyle w:val="Paragrafoelenco"/>
-        <w:numPr>
-          <w:ilvl w:val="0"/>
-          <w:numId w:val="2"/>
-        </w:numPr>
-        <w:rPr>
-          <w:lang w:val="it-IT"/>
-        </w:rPr>
-      </w:pPr>
-      <w:r>
-        <w:rPr>
-          <w:lang w:val="it-IT"/>
-        </w:rPr>
-        <w:t xml:space="preserve">Crea </w:t>
-      </w:r>
-      <w:r>
-        <w:rPr>
-          <w:lang w:val="it-IT"/>
-        </w:rPr>
-        <w:t>e modifica</w:t>
-      </w:r>
-      <w:r>
-        <w:rPr>
-          <w:lang w:val="it-IT"/>
-        </w:rPr>
-        <w:t xml:space="preserve"> contenuti </w:t>
-      </w:r>
-      <w:r>
-        <w:rPr>
-          <w:lang w:val="it-IT"/>
-        </w:rPr>
-        <w:t xml:space="preserve">(può cancellarli) </w:t>
-      </w:r>
-      <w:r>
-        <w:rPr>
-          <w:lang w:val="it-IT"/>
-        </w:rPr>
-        <w:t>in</w:t>
-      </w:r>
-      <w:r>
-        <w:rPr>
-          <w:lang w:val="it-IT"/>
-        </w:rPr>
-        <w:t xml:space="preserve"> una</w:t>
-      </w:r>
-      <w:r>
-        <w:rPr>
-          <w:lang w:val="it-IT"/>
-        </w:rPr>
-        <w:t xml:space="preserve"> lingua</w:t>
-      </w:r>
-      <w:r>
-        <w:rPr>
-          <w:lang w:val="it-IT"/>
-        </w:rPr>
-        <w:t xml:space="preserve"> che conosce/in una serie di lingue </w:t>
-      </w:r>
-      <w:r>
-        <w:rPr>
-          <w:lang w:val="it-IT"/>
-        </w:rPr>
-        <w:t>e li invia</w:t>
-      </w:r>
-    </w:p>
-    <w:p>
-      <w:pPr>
-        <w:pStyle w:val="Paragrafoelenco"/>
-        <w:numPr>
-          <w:ilvl w:val="0"/>
-          <w:numId w:val="2"/>
-        </w:numPr>
-        <w:rPr>
-          <w:lang w:val="it-IT"/>
-        </w:rPr>
-      </w:pPr>
-      <w:r>
-        <w:rPr>
-          <w:lang w:val="it-IT"/>
-        </w:rPr>
-        <w:t>Accede ad una serie di traduzioni (fatte e da fare)</w:t>
-      </w:r>
-      <w:r>
-        <w:rPr>
-          <w:lang w:val="it-IT"/>
-        </w:rPr>
-        <w:t xml:space="preserve"> </w:t>
-      </w:r>
-    </w:p>
-    <w:p>
-      <w:pPr>
-        <w:pStyle w:val="Paragrafoelenco"/>
-        <w:numPr>
-          <w:ilvl w:val="0"/>
-          <w:numId w:val="2"/>
-        </w:numPr>
-        <w:rPr>
-          <w:lang w:val="it-IT"/>
-        </w:rPr>
-      </w:pPr>
-      <w:r>
-        <w:rPr>
-          <w:lang w:val="it-IT"/>
-        </w:rPr>
-        <w:t>Valuta altre traduzioni (?)</w:t>
-      </w:r>
-      <w:r>
-        <w:rPr>
-          <w:lang w:val="it-IT"/>
-        </w:rPr>
-        <w:t xml:space="preserve"> (Ha senso se è una piattaforma opensource)</w:t>
-      </w:r>
-    </w:p>
-    <w:p>
-      <w:pPr>
-        <w:rPr>
-          <w:lang w:val="it-IT"/>
-        </w:rPr>
-      </w:pPr>
-      <w:r>
-        <w:rPr>
-          <w:lang w:val="it-IT"/>
-        </w:rPr>
-        <w:t>Tipi di content user</w:t>
-      </w:r>
-      <w:r>
-        <w:rPr>
-          <w:lang w:val="it-IT"/>
-        </w:rPr>
-        <w:t xml:space="preserve"> (Caricamento testi iniziali tramite API)</w:t>
-      </w:r>
-    </w:p>
-    <w:p>
-      <w:pPr>
-        <w:pStyle w:val="Paragrafoelenco"/>
-        <w:numPr>
-          <w:ilvl w:val="1"/>
-          <w:numId w:val="2"/>
-        </w:numPr>
-        <w:rPr>
-          <w:lang w:val="it-IT"/>
-        </w:rPr>
-      </w:pPr>
-      <w:r>
-        <w:rPr>
-          <w:lang w:val="it-IT"/>
-        </w:rPr>
-        <w:t>Content Tenant User</w:t>
-      </w:r>
-      <w:r>
-        <w:rPr>
-          <w:lang w:val="it-IT"/>
-        </w:rPr>
-        <w:t xml:space="preserve"> </w:t>
-      </w:r>
-      <w:r>
-        <w:rPr>
-          <w:lang w:val="it-IT"/>
-        </w:rPr>
-        <w:sym w:font="Wingdings" w:char="F0E0"/>
-      </w:r>
-      <w:r>
-        <w:rPr>
-          <w:lang w:val="it-IT"/>
-        </w:rPr>
-        <w:t xml:space="preserve"> </w:t>
-      </w:r>
-      <w:r>
-        <w:rPr>
-          <w:lang w:val="it-IT"/>
-        </w:rPr>
-        <w:t>Il tenant, una volta approvato da</w:t>
-      </w:r>
-      <w:r>
-        <w:rPr>
-          <w:lang w:val="it-IT"/>
-        </w:rPr>
-        <w:t>ll’admin, accede manualmente o con API per caricare i propri testi</w:t>
-      </w:r>
-    </w:p>
-    <w:p>
-      <w:pPr>
-        <w:pStyle w:val="Paragrafoelenco"/>
-        <w:numPr>
-          <w:ilvl w:val="1"/>
-          <w:numId w:val="2"/>
-        </w:numPr>
-        <w:rPr>
-          <w:lang w:val="it-IT"/>
-        </w:rPr>
-      </w:pPr>
-      <w:r>
-        <w:rPr>
-          <w:lang w:val="it-IT"/>
-        </w:rPr>
-        <w:t>Content Translator User</w:t>
-      </w:r>
-      <w:r>
-        <w:rPr>
-          <w:lang w:val="it-IT"/>
-        </w:rPr>
-        <w:t xml:space="preserve"> </w:t>
-      </w:r>
-      <w:r>
-        <w:rPr>
-          <w:lang w:val="it-IT"/>
-        </w:rPr>
-        <w:sym w:font="Wingdings" w:char="F0E0"/>
-      </w:r>
-      <w:r>
-        <w:rPr>
-          <w:lang w:val="it-IT"/>
-        </w:rPr>
-        <w:t xml:space="preserve"> Content User che valuta tra</w:t>
-      </w:r>
-      <w:r>
-        <w:rPr>
-          <w:lang w:val="it-IT"/>
-        </w:rPr>
-        <w:t>duzioni e le modifica</w:t>
-      </w:r>
-    </w:p>
-    <w:p>
-      <w:pPr>
-        <w:rPr>
-          <w:sz w:val="24"/>
-          <w:szCs w:val="24"/>
-          <w:lang w:val="it-IT"/>
-        </w:rPr>
-      </w:pPr>
-      <w:r>
-        <w:rPr>
-          <w:sz w:val="24"/>
-          <w:szCs w:val="24"/>
-          <w:lang w:val="it-IT"/>
-        </w:rPr>
-        <w:t>UC7</w:t>
-      </w:r>
-      <w:r>
-        <w:rPr>
-          <w:sz w:val="24"/>
-          <w:szCs w:val="24"/>
-          <w:lang w:val="it-IT"/>
-        </w:rPr>
-        <w:t xml:space="preserve"> – </w:t>
-      </w:r>
-      <w:r>
-        <w:rPr>
-          <w:sz w:val="24"/>
-          <w:szCs w:val="24"/>
-          <w:lang w:val="it-IT"/>
-        </w:rPr>
-        <w:t>Creazione contenuti</w:t>
-      </w:r>
-    </w:p>
-    <w:p>
-      <w:pPr>
-        <w:rPr>
-          <w:i/>
-          <w:iCs/>
-          <w:lang w:val="it-IT"/>
-        </w:rPr>
-      </w:pPr>
-      <w:r>
-        <w:rPr>
-          <w:i/>
-          <w:iCs/>
-          <w:lang w:val="it-IT"/>
-        </w:rPr>
-        <w:t>Attore primario</w:t>
-      </w:r>
-    </w:p>
-    <w:p>
-      <w:pPr>
-        <w:pStyle w:val="Paragrafoelenco"/>
-        <w:numPr>
-          <w:ilvl w:val="0"/>
-          <w:numId w:val="2"/>
-        </w:numPr>
-        <w:rPr>
-          <w:lang w:val="it-IT"/>
-        </w:rPr>
-      </w:pPr>
-      <w:r>
-        <w:rPr>
-          <w:lang w:val="it-IT"/>
-        </w:rPr>
-        <w:t>Content user</w:t>
-      </w:r>
-    </w:p>
-    <w:p>
-      <w:pPr>
-        <w:rPr>
-          <w:i/>
-          <w:iCs/>
-          <w:lang w:val="it-IT"/>
-        </w:rPr>
-      </w:pPr>
-      <w:r>
-        <w:rPr>
-          <w:i/>
-          <w:iCs/>
-          <w:lang w:val="it-IT"/>
-        </w:rPr>
-        <w:t>Precondizioni</w:t>
-      </w:r>
-    </w:p>
-    <w:p>
-      <w:pPr>
-        <w:pStyle w:val="Paragrafoelenco"/>
-        <w:numPr>
-          <w:ilvl w:val="0"/>
-          <w:numId w:val="2"/>
-        </w:numPr>
-        <w:rPr>
-          <w:lang w:val="it-IT"/>
-        </w:rPr>
-      </w:pPr>
-      <w:r>
-        <w:rPr>
-          <w:lang w:val="it-IT"/>
-        </w:rPr>
-        <w:t>Il sistema deve essere raggiungibile e funzionante</w:t>
-      </w:r>
-    </w:p>
-    <w:p>
-      <w:pPr>
-        <w:pStyle w:val="Paragrafoelenco"/>
-        <w:numPr>
-          <w:ilvl w:val="0"/>
-          <w:numId w:val="2"/>
-        </w:numPr>
-        <w:rPr>
-          <w:lang w:val="it-IT"/>
-        </w:rPr>
-      </w:pPr>
-      <w:r>
-        <w:rPr>
-          <w:lang w:val="it-IT"/>
-        </w:rPr>
-        <w:t>Il content user deve essere autenticato</w:t>
-      </w:r>
-    </w:p>
-    <w:p>
-      <w:pPr>
-        <w:rPr>
-          <w:i/>
-          <w:iCs/>
-          <w:lang w:val="it-IT"/>
-        </w:rPr>
-      </w:pPr>
-      <w:r>
-        <w:rPr>
-          <w:i/>
-          <w:iCs/>
-          <w:lang w:val="it-IT"/>
-        </w:rPr>
-        <w:t>Postcondizioni</w:t>
-      </w:r>
-    </w:p>
-    <w:p>
-      <w:pPr>
-        <w:pStyle w:val="Paragrafoelenco"/>
-        <w:numPr>
-          <w:ilvl w:val="0"/>
-          <w:numId w:val="2"/>
-        </w:numPr>
-        <w:rPr>
-          <w:i/>
-          <w:iCs/>
-          <w:lang w:val="it-IT"/>
-        </w:rPr>
-      </w:pPr>
-      <w:r>
-        <w:rPr>
-          <w:lang w:val="it-IT"/>
-        </w:rPr>
-        <w:t xml:space="preserve">Ha modificato (creato/cancellato) </w:t>
-      </w:r>
-      <w:r>
-        <w:rPr>
-          <w:lang w:val="it-IT"/>
-        </w:rPr>
-        <w:t>il contenuto che intende tradurre</w:t>
-      </w:r>
-    </w:p>
-    <w:p>
-      <w:pPr>
-        <w:rPr>
-          <w:i/>
-          <w:iCs/>
-          <w:lang w:val="it-IT"/>
-        </w:rPr>
-      </w:pPr>
-      <w:r>
-        <w:rPr>
-          <w:i/>
-          <w:iCs/>
-          <w:lang w:val="it-IT"/>
-        </w:rPr>
-        <w:t>Scenario principale</w:t>
-      </w:r>
-      <w:r>
-        <w:rPr>
-          <w:i/>
-          <w:iCs/>
-          <w:lang w:val="it-IT"/>
-        </w:rPr>
-        <w:tab/>
-      </w:r>
-    </w:p>
-    <w:p>
-      <w:pPr>
-        <w:rPr>
-          <w:lang w:val="it-IT"/>
-        </w:rPr>
-      </w:pPr>
-      <w:r>
-        <w:rPr>
-          <w:lang w:val="it-IT"/>
-        </w:rPr>
-        <w:t>L’utente:</w:t>
-      </w:r>
-    </w:p>
-    <w:p>
-      <w:pPr>
-        <w:pStyle w:val="Paragrafoelenco"/>
-        <w:numPr>
-          <w:ilvl w:val="0"/>
-          <w:numId w:val="2"/>
-        </w:numPr>
-        <w:rPr>
-          <w:lang w:val="it-IT"/>
-        </w:rPr>
-      </w:pPr>
-      <w:r>
-        <w:rPr>
-          <w:lang w:val="it-IT"/>
-        </w:rPr>
-        <w:t>accede all’applicazione autenticandosi</w:t>
-      </w:r>
-    </w:p>
-    <w:p>
-      <w:pPr>
-        <w:pStyle w:val="Paragrafoelenco"/>
-        <w:numPr>
-          <w:ilvl w:val="0"/>
-          <w:numId w:val="2"/>
-        </w:numPr>
-        <w:rPr>
-          <w:lang w:val="it-IT"/>
-        </w:rPr>
-      </w:pPr>
-      <w:r>
-        <w:rPr>
-          <w:lang w:val="it-IT"/>
-        </w:rPr>
-        <w:t>avrà un’opzione di modifica dei contenuti che può visualizzare</w:t>
-      </w:r>
-    </w:p>
-    <w:p>
-      <w:pPr>
-        <w:pStyle w:val="Paragrafoelenco"/>
-        <w:numPr>
-          <w:ilvl w:val="0"/>
-          <w:numId w:val="2"/>
-        </w:numPr>
-        <w:rPr>
-          <w:lang w:val="it-IT"/>
-        </w:rPr>
-      </w:pPr>
-      <w:r>
-        <w:rPr>
-          <w:lang w:val="it-IT"/>
-        </w:rPr>
-        <w:t>apporta la modifica correttamente</w:t>
-      </w:r>
-    </w:p>
-    <w:p>
-      <w:pPr>
-        <w:rPr>
-          <w:i/>
-          <w:iCs/>
-          <w:lang w:val="it-IT"/>
-        </w:rPr>
-      </w:pPr>
-      <w:r>
-        <w:rPr>
-          <w:i/>
-          <w:iCs/>
-          <w:lang w:val="it-IT"/>
-        </w:rPr>
-        <w:t>Estensioni</w:t>
-      </w:r>
-    </w:p>
-    <w:p>
-      <w:pPr>
-        <w:pStyle w:val="Paragrafoelenco"/>
-        <w:numPr>
-          <w:ilvl w:val="0"/>
-          <w:numId w:val="2"/>
-        </w:numPr>
-        <w:rPr>
-          <w:lang w:val="it-IT"/>
-        </w:rPr>
-      </w:pPr>
-      <w:r>
-        <w:rPr>
-          <w:lang w:val="it-IT"/>
-        </w:rPr>
-        <w:t>Se il sistema risulta irraggiungibile</w:t>
-      </w:r>
-    </w:p>
-    <w:p>
-      <w:pPr>
-        <w:pStyle w:val="Paragrafoelenco"/>
-        <w:numPr>
-          <w:ilvl w:val="1"/>
-          <w:numId w:val="2"/>
-        </w:numPr>
-        <w:rPr>
-          <w:lang w:val="it-IT"/>
-        </w:rPr>
-      </w:pPr>
-      <w:r>
-        <w:rPr>
-          <w:lang w:val="it-IT"/>
-        </w:rPr>
-        <w:t>Viene visualizzato un messaggio di errore con un codice legato al significato del problema</w:t>
-      </w:r>
-    </w:p>
-    <w:p>
-      <w:pPr>
-        <w:rPr>
-          <w:sz w:val="24"/>
-          <w:szCs w:val="24"/>
-          <w:lang w:val="it-IT"/>
-        </w:rPr>
-      </w:pPr>
-      <w:r>
-        <w:rPr>
-          <w:sz w:val="24"/>
-          <w:szCs w:val="24"/>
-          <w:lang w:val="it-IT"/>
-        </w:rPr>
-        <w:t>UC7.1</w:t>
-      </w:r>
-      <w:r>
-        <w:rPr>
-          <w:sz w:val="24"/>
-          <w:szCs w:val="24"/>
-          <w:lang w:val="it-IT"/>
-        </w:rPr>
-        <w:t xml:space="preserve"> – </w:t>
-      </w:r>
-      <w:r>
-        <w:rPr>
-          <w:sz w:val="24"/>
-          <w:szCs w:val="24"/>
-          <w:lang w:val="it-IT"/>
-        </w:rPr>
-        <w:t>Valutazione contenuti</w:t>
-      </w:r>
-    </w:p>
-    <w:p>
-      <w:pPr>
-        <w:rPr>
-          <w:i/>
-          <w:iCs/>
-          <w:lang w:val="it-IT"/>
-        </w:rPr>
-      </w:pPr>
-      <w:r>
-        <w:rPr>
-          <w:i/>
-          <w:iCs/>
-          <w:lang w:val="it-IT"/>
-        </w:rPr>
-        <w:t>Attore primario</w:t>
-      </w:r>
-    </w:p>
-    <w:p>
-      <w:pPr>
-        <w:pStyle w:val="Paragrafoelenco"/>
-        <w:numPr>
-          <w:ilvl w:val="0"/>
-          <w:numId w:val="2"/>
-        </w:numPr>
-        <w:rPr>
-          <w:lang w:val="it-IT"/>
-        </w:rPr>
-      </w:pPr>
-      <w:r>
-        <w:rPr>
-          <w:lang w:val="it-IT"/>
-        </w:rPr>
-        <w:t>Content user</w:t>
-      </w:r>
-    </w:p>
-    <w:p>
-      <w:pPr>
-        <w:rPr>
-          <w:i/>
-          <w:iCs/>
-          <w:lang w:val="it-IT"/>
-        </w:rPr>
-      </w:pPr>
-      <w:r>
-        <w:rPr>
-          <w:i/>
-          <w:iCs/>
-          <w:lang w:val="it-IT"/>
-        </w:rPr>
-        <w:t>Precondizioni</w:t>
-      </w:r>
-    </w:p>
-    <w:p>
-      <w:pPr>
-        <w:pStyle w:val="Paragrafoelenco"/>
-        <w:numPr>
-          <w:ilvl w:val="0"/>
-          <w:numId w:val="2"/>
-        </w:numPr>
-        <w:rPr>
-          <w:lang w:val="it-IT"/>
-        </w:rPr>
-      </w:pPr>
-      <w:r>
-        <w:rPr>
-          <w:lang w:val="it-IT"/>
-        </w:rPr>
-        <w:t>Il sistema deve essere raggiungibile e funzionante</w:t>
-      </w:r>
-    </w:p>
-    <w:p>
-      <w:pPr>
-        <w:pStyle w:val="Paragrafoelenco"/>
-        <w:numPr>
-          <w:ilvl w:val="0"/>
-          <w:numId w:val="2"/>
-        </w:numPr>
-        <w:rPr>
-          <w:lang w:val="it-IT"/>
-        </w:rPr>
-      </w:pPr>
-      <w:r>
-        <w:rPr>
-          <w:lang w:val="it-IT"/>
-        </w:rPr>
-        <w:lastRenderedPageBreak/>
-        <w:t>Il content user deve essere autenticato</w:t>
-      </w:r>
-    </w:p>
-    <w:p>
-      <w:pPr>
-        <w:rPr>
-          <w:i/>
-          <w:iCs/>
-          <w:lang w:val="it-IT"/>
-        </w:rPr>
-      </w:pPr>
-      <w:r>
-        <w:rPr>
-          <w:i/>
-          <w:iCs/>
-          <w:lang w:val="it-IT"/>
-        </w:rPr>
-        <w:t>Postcondizioni</w:t>
-      </w:r>
-    </w:p>
-    <w:p>
-      <w:pPr>
-        <w:pStyle w:val="Paragrafoelenco"/>
-        <w:numPr>
-          <w:ilvl w:val="0"/>
-          <w:numId w:val="2"/>
-        </w:numPr>
-        <w:rPr>
-          <w:i/>
-          <w:iCs/>
-          <w:lang w:val="it-IT"/>
-        </w:rPr>
-      </w:pPr>
-      <w:r>
-        <w:rPr>
-          <w:lang w:val="it-IT"/>
-        </w:rPr>
-        <w:t xml:space="preserve">Ha valutato correttamente una traduzione fatta da altri </w:t>
-      </w:r>
-    </w:p>
-    <w:p>
-      <w:pPr>
-        <w:rPr>
-          <w:i/>
-          <w:iCs/>
-          <w:lang w:val="it-IT"/>
-        </w:rPr>
-      </w:pPr>
-      <w:r>
-        <w:rPr>
-          <w:i/>
-          <w:iCs/>
-          <w:lang w:val="it-IT"/>
-        </w:rPr>
-        <w:t>Scenario principale</w:t>
-      </w:r>
-      <w:r>
-        <w:rPr>
-          <w:i/>
-          <w:iCs/>
-          <w:lang w:val="it-IT"/>
-        </w:rPr>
-        <w:tab/>
-      </w:r>
-    </w:p>
-    <w:p>
-      <w:pPr>
-        <w:rPr>
-          <w:lang w:val="it-IT"/>
-        </w:rPr>
-      </w:pPr>
-      <w:r>
-        <w:rPr>
-          <w:lang w:val="it-IT"/>
-        </w:rPr>
-        <w:t>L’utente:</w:t>
-      </w:r>
-    </w:p>
-    <w:p>
-      <w:pPr>
-        <w:pStyle w:val="Paragrafoelenco"/>
-        <w:numPr>
-          <w:ilvl w:val="0"/>
-          <w:numId w:val="2"/>
-        </w:numPr>
-        <w:rPr>
-          <w:lang w:val="it-IT"/>
-        </w:rPr>
-      </w:pPr>
-      <w:r>
-        <w:rPr>
-          <w:lang w:val="it-IT"/>
-        </w:rPr>
-        <w:t>accede all’applicazione autenticandosi</w:t>
-      </w:r>
-    </w:p>
-    <w:p>
-      <w:pPr>
-        <w:pStyle w:val="Paragrafoelenco"/>
-        <w:numPr>
-          <w:ilvl w:val="0"/>
-          <w:numId w:val="2"/>
-        </w:numPr>
-        <w:rPr>
-          <w:lang w:val="it-IT"/>
-        </w:rPr>
-      </w:pPr>
-      <w:r>
-        <w:rPr>
-          <w:lang w:val="it-IT"/>
-        </w:rPr>
-        <w:t>avrà un’opzione di valutazione dei contenuti presenti</w:t>
-      </w:r>
-    </w:p>
-    <w:p>
-      <w:pPr>
-        <w:pStyle w:val="Paragrafoelenco"/>
-        <w:numPr>
-          <w:ilvl w:val="0"/>
-          <w:numId w:val="2"/>
-        </w:numPr>
-        <w:rPr>
-          <w:lang w:val="it-IT"/>
-        </w:rPr>
-      </w:pPr>
-      <w:r>
-        <w:rPr>
-          <w:lang w:val="it-IT"/>
-        </w:rPr>
-        <w:t>invia la valutazione al servizio</w:t>
+        <w:t xml:space="preserve">pubblica il contenuto </w:t>
       </w:r>
     </w:p>
     <w:p>
